--- a/Проект_3.docx
+++ b/Проект_3.docx
@@ -452,7 +452,6 @@
         </w:rPr>
         <w:t xml:space="preserve">, управляемых микроконтроллером </w:t>
       </w:r>
-      <w:proofErr w:type="spellStart"/>
       <w:r>
         <w:rPr>
           <w:rFonts w:ascii="Times New Roman" w:hAnsi="Times New Roman" w:cs="Times New Roman"/>
@@ -462,7 +461,6 @@
         </w:rPr>
         <w:t>Arduino</w:t>
       </w:r>
-      <w:proofErr w:type="spellEnd"/>
       <w:r>
         <w:rPr>
           <w:rFonts w:ascii="Times New Roman" w:hAnsi="Times New Roman" w:cs="Times New Roman"/>
@@ -518,6 +516,409 @@
       <w:pPr>
         <w:jc w:val="both"/>
         <w:rPr>
+          <w:rFonts w:ascii="Times New Roman" w:hAnsi="Times New Roman" w:cs="Times New Roman"/>
+          <w:sz w:val="28"/>
+          <w:szCs w:val="28"/>
+        </w:rPr>
+      </w:pPr>
+      <w:r>
+        <w:rPr>
+          <w:rFonts w:ascii="Times New Roman" w:hAnsi="Times New Roman" w:cs="Times New Roman"/>
+          <w:sz w:val="28"/>
+          <w:szCs w:val="28"/>
+          <w:lang w:val="en-US"/>
+        </w:rPr>
+        <w:t>WS</w:t>
+      </w:r>
+      <w:r>
+        <w:rPr>
+          <w:rFonts w:ascii="Times New Roman" w:hAnsi="Times New Roman" w:cs="Times New Roman"/>
+          <w:sz w:val="28"/>
+          <w:szCs w:val="28"/>
+        </w:rPr>
+        <w:t>2812</w:t>
+      </w:r>
+      <w:r>
+        <w:rPr>
+          <w:rFonts w:ascii="Times New Roman" w:hAnsi="Times New Roman" w:cs="Times New Roman"/>
+          <w:sz w:val="28"/>
+          <w:szCs w:val="28"/>
+          <w:lang w:val="en-US"/>
+        </w:rPr>
+        <w:t>B</w:t>
+      </w:r>
+      <w:r>
+        <w:rPr>
+          <w:rFonts w:ascii="Times New Roman" w:hAnsi="Times New Roman" w:cs="Times New Roman"/>
+          <w:sz w:val="28"/>
+          <w:szCs w:val="28"/>
+        </w:rPr>
+        <w:t xml:space="preserve"> - это светодиодный источник света с интеллектуальным управлением, схема управления и </w:t>
+      </w:r>
+      <w:r>
+        <w:rPr>
+          <w:rFonts w:ascii="Times New Roman" w:hAnsi="Times New Roman" w:cs="Times New Roman"/>
+          <w:sz w:val="28"/>
+          <w:szCs w:val="28"/>
+          <w:lang w:val="en-US"/>
+        </w:rPr>
+        <w:t>RGB</w:t>
+      </w:r>
+      <w:r>
+        <w:rPr>
+          <w:rFonts w:ascii="Times New Roman" w:hAnsi="Times New Roman" w:cs="Times New Roman"/>
+          <w:sz w:val="28"/>
+          <w:szCs w:val="28"/>
+        </w:rPr>
+        <w:t xml:space="preserve">-чип которого интегрированы в </w:t>
+      </w:r>
+      <w:r>
+        <w:rPr>
+          <w:rFonts w:ascii="Times New Roman" w:hAnsi="Times New Roman" w:cs="Times New Roman"/>
+          <w:sz w:val="28"/>
+          <w:szCs w:val="28"/>
+        </w:rPr>
+        <w:t xml:space="preserve">корпус </w:t>
+      </w:r>
+      <w:r>
+        <w:rPr>
+          <w:rFonts w:ascii="Times New Roman" w:hAnsi="Times New Roman" w:cs="Times New Roman"/>
+          <w:sz w:val="28"/>
+          <w:szCs w:val="28"/>
+          <w:lang w:val="en-US"/>
+        </w:rPr>
+        <w:t>SMD</w:t>
+      </w:r>
+      <w:r>
+        <w:rPr>
+          <w:rFonts w:ascii="Times New Roman" w:hAnsi="Times New Roman" w:cs="Times New Roman"/>
+          <w:sz w:val="28"/>
+          <w:szCs w:val="28"/>
+        </w:rPr>
+        <w:t xml:space="preserve"> </w:t>
+      </w:r>
+      <w:r>
+        <w:rPr>
+          <w:rFonts w:ascii="Times New Roman" w:hAnsi="Times New Roman" w:cs="Times New Roman"/>
+          <w:sz w:val="28"/>
+          <w:szCs w:val="28"/>
+        </w:rPr>
+        <w:t>5050</w:t>
+      </w:r>
+      <w:r>
+        <w:rPr>
+          <w:rFonts w:ascii="Times New Roman" w:hAnsi="Times New Roman" w:cs="Times New Roman"/>
+          <w:sz w:val="28"/>
+          <w:szCs w:val="28"/>
+        </w:rPr>
+        <w:t xml:space="preserve">. Он включает в себя интеллектуальную блокировку данных цифрового порта и схему управления усилением, изменяющую форму сигнала. Также в </w:t>
+      </w:r>
+      <w:r>
+        <w:rPr>
+          <w:rFonts w:ascii="Times New Roman" w:hAnsi="Times New Roman" w:cs="Times New Roman"/>
+          <w:sz w:val="28"/>
+          <w:szCs w:val="28"/>
+        </w:rPr>
+        <w:t>корпус</w:t>
+      </w:r>
+      <w:r>
+        <w:rPr>
+          <w:rFonts w:ascii="Times New Roman" w:hAnsi="Times New Roman" w:cs="Times New Roman"/>
+          <w:sz w:val="28"/>
+          <w:szCs w:val="28"/>
+        </w:rPr>
+        <w:t xml:space="preserve"> входит прецизионный внутренний генератор и программируемый блок управления постоянным током напряжением 12 В, что эффективно обеспечивает соответствие </w:t>
+      </w:r>
+      <w:r>
+        <w:rPr>
+          <w:rFonts w:ascii="Times New Roman" w:hAnsi="Times New Roman" w:cs="Times New Roman"/>
+          <w:sz w:val="28"/>
+          <w:szCs w:val="28"/>
+        </w:rPr>
+        <w:t>уровня</w:t>
+      </w:r>
+      <w:r>
+        <w:rPr>
+          <w:rFonts w:ascii="Times New Roman" w:hAnsi="Times New Roman" w:cs="Times New Roman"/>
+          <w:sz w:val="28"/>
+          <w:szCs w:val="28"/>
+        </w:rPr>
+        <w:t xml:space="preserve"> </w:t>
+      </w:r>
+      <w:r>
+        <w:rPr>
+          <w:rFonts w:ascii="Times New Roman" w:hAnsi="Times New Roman" w:cs="Times New Roman"/>
+          <w:sz w:val="28"/>
+          <w:szCs w:val="28"/>
+        </w:rPr>
+        <w:t>света</w:t>
+      </w:r>
+      <w:r>
+        <w:rPr>
+          <w:rFonts w:ascii="Times New Roman" w:hAnsi="Times New Roman" w:cs="Times New Roman"/>
+          <w:sz w:val="28"/>
+          <w:szCs w:val="28"/>
+        </w:rPr>
+        <w:t xml:space="preserve"> точечных пикселей.</w:t>
+      </w:r>
+    </w:p>
+    <w:p>
+      <w:pPr>
+        <w:jc w:val="both"/>
+        <w:rPr>
+          <w:rFonts w:ascii="Times New Roman" w:hAnsi="Times New Roman" w:cs="Times New Roman"/>
+          <w:sz w:val="28"/>
+          <w:szCs w:val="28"/>
+        </w:rPr>
+      </w:pPr>
+      <w:r>
+        <w:rPr>
+          <w:rFonts w:ascii="Times New Roman" w:hAnsi="Times New Roman" w:cs="Times New Roman"/>
+          <w:sz w:val="28"/>
+          <w:szCs w:val="28"/>
+        </w:rPr>
+        <w:t xml:space="preserve">Протокол передачи данных использует единый режим связи </w:t>
+      </w:r>
+      <w:r>
+        <w:rPr>
+          <w:rFonts w:ascii="Times New Roman" w:hAnsi="Times New Roman" w:cs="Times New Roman"/>
+          <w:sz w:val="28"/>
+          <w:szCs w:val="28"/>
+          <w:lang w:val="en-US"/>
+        </w:rPr>
+        <w:t>NZR</w:t>
+      </w:r>
+      <w:r>
+        <w:rPr>
+          <w:rFonts w:ascii="Times New Roman" w:hAnsi="Times New Roman" w:cs="Times New Roman"/>
+          <w:sz w:val="28"/>
+          <w:szCs w:val="28"/>
+        </w:rPr>
+        <w:t xml:space="preserve">. После сброса питания пикселя порт </w:t>
+      </w:r>
+      <w:r>
+        <w:rPr>
+          <w:rFonts w:ascii="Times New Roman" w:hAnsi="Times New Roman" w:cs="Times New Roman"/>
+          <w:sz w:val="28"/>
+          <w:szCs w:val="28"/>
+          <w:lang w:val="en-US"/>
+        </w:rPr>
+        <w:t>DIN</w:t>
+      </w:r>
+      <w:r>
+        <w:rPr>
+          <w:rFonts w:ascii="Times New Roman" w:hAnsi="Times New Roman" w:cs="Times New Roman"/>
+          <w:sz w:val="28"/>
+          <w:szCs w:val="28"/>
+        </w:rPr>
+        <w:t xml:space="preserve"> принимает данные от контроллера, первый пиксель собирает исходные 24-битные данные, которые затем отправляются на внутреннюю блокировку данных, а остальные данные, которые изменяются схемой усиления, изменяющей форму внутреннего сигнала, отправляются на следующий каскадный пиксель через порт </w:t>
+      </w:r>
+      <w:r>
+        <w:rPr>
+          <w:rFonts w:ascii="Times New Roman" w:hAnsi="Times New Roman" w:cs="Times New Roman"/>
+          <w:sz w:val="28"/>
+          <w:szCs w:val="28"/>
+          <w:lang w:val="en-US"/>
+        </w:rPr>
+        <w:t>DO</w:t>
+      </w:r>
+      <w:r>
+        <w:rPr>
+          <w:rFonts w:ascii="Times New Roman" w:hAnsi="Times New Roman" w:cs="Times New Roman"/>
+          <w:sz w:val="28"/>
+          <w:szCs w:val="28"/>
+        </w:rPr>
+        <w:t>. После передачи для каждого пикселя сигнал уменьшается на 24 бита. Пиксель использует технологию автоматической переустановки передачи, благодаря чему каскадное число пикселей не ограничивает передачу сигнала, а зависит только от скорости передачи сигнала.</w:t>
+      </w:r>
+    </w:p>
+    <w:p>
+      <w:pPr>
+        <w:jc w:val="both"/>
+        <w:rPr>
+          <w:rFonts w:ascii="Times New Roman" w:hAnsi="Times New Roman" w:cs="Times New Roman"/>
+          <w:sz w:val="28"/>
+          <w:szCs w:val="28"/>
+        </w:rPr>
+      </w:pPr>
+      <w:r>
+        <w:rPr>
+          <w:rFonts w:ascii="Times New Roman" w:hAnsi="Times New Roman" w:cs="Times New Roman"/>
+          <w:sz w:val="28"/>
+          <w:szCs w:val="28"/>
+        </w:rPr>
+        <w:t>Светодиод с низким управляющим напряжением, защитой окружающей среды и энергосбережением, высокой яркостью, большим углом рассеяния, хорошей стабильностью, низким энергопотреблением, длительным сроком службы и другими преимуществами. Микросхема управлен</w:t>
+      </w:r>
+      <w:r>
+        <w:rPr>
+          <w:rFonts w:ascii="Times New Roman" w:hAnsi="Times New Roman" w:cs="Times New Roman"/>
+          <w:sz w:val="28"/>
+          <w:szCs w:val="28"/>
+        </w:rPr>
+        <w:t>ия, встроенная в светодиод</w:t>
+      </w:r>
+      <w:r>
+        <w:rPr>
+          <w:rFonts w:ascii="Times New Roman" w:hAnsi="Times New Roman" w:cs="Times New Roman"/>
+          <w:sz w:val="28"/>
+          <w:szCs w:val="28"/>
+        </w:rPr>
+        <w:t xml:space="preserve"> </w:t>
+      </w:r>
+      <w:r>
+        <w:rPr>
+          <w:rFonts w:ascii="Times New Roman" w:hAnsi="Times New Roman" w:cs="Times New Roman"/>
+          <w:sz w:val="28"/>
+          <w:szCs w:val="28"/>
+        </w:rPr>
+        <w:t>позволяет проще устанавливать его в схему</w:t>
+      </w:r>
+      <w:r>
+        <w:rPr>
+          <w:rFonts w:ascii="Times New Roman" w:hAnsi="Times New Roman" w:cs="Times New Roman"/>
+          <w:sz w:val="28"/>
+          <w:szCs w:val="28"/>
+        </w:rPr>
+        <w:t xml:space="preserve">, </w:t>
+      </w:r>
+      <w:r>
+        <w:rPr>
+          <w:rFonts w:ascii="Times New Roman" w:hAnsi="Times New Roman" w:cs="Times New Roman"/>
+          <w:sz w:val="28"/>
+          <w:szCs w:val="28"/>
+        </w:rPr>
+        <w:t>имеет небольшой</w:t>
+      </w:r>
+      <w:r>
+        <w:rPr>
+          <w:rFonts w:ascii="Times New Roman" w:hAnsi="Times New Roman" w:cs="Times New Roman"/>
+          <w:sz w:val="28"/>
+          <w:szCs w:val="28"/>
+        </w:rPr>
+        <w:t xml:space="preserve"> </w:t>
+      </w:r>
+      <w:r>
+        <w:rPr>
+          <w:rFonts w:ascii="Times New Roman" w:hAnsi="Times New Roman" w:cs="Times New Roman"/>
+          <w:sz w:val="28"/>
+          <w:szCs w:val="28"/>
+        </w:rPr>
+        <w:t>размер.</w:t>
+      </w:r>
+    </w:p>
+    <w:p>
+      <w:pPr>
+        <w:keepNext/>
+        <w:jc w:val="both"/>
+      </w:pPr>
+      <w:r>
+        <w:rPr>
+          <w:noProof/>
+        </w:rPr>
+        <w:lastRenderedPageBreak/>
+        <w:drawing>
+          <wp:inline distT="0" distB="0" distL="0" distR="0">
+            <wp:extent cx="5940425" cy="3785155"/>
+            <wp:effectExtent l="19050" t="0" r="3175" b="0"/>
+            <wp:docPr id="1" name="Рисунок 1" descr="Picture background"/>
+            <wp:cNvGraphicFramePr>
+              <a:graphicFrameLocks xmlns:a="http://schemas.openxmlformats.org/drawingml/2006/main" noChangeAspect="1"/>
+            </wp:cNvGraphicFramePr>
+            <a:graphic xmlns:a="http://schemas.openxmlformats.org/drawingml/2006/main">
+              <a:graphicData uri="http://schemas.openxmlformats.org/drawingml/2006/picture">
+                <pic:pic xmlns:pic="http://schemas.openxmlformats.org/drawingml/2006/picture">
+                  <pic:nvPicPr>
+                    <pic:cNvPr id="0" name="Picture 1" descr="Picture background"/>
+                    <pic:cNvPicPr>
+                      <a:picLocks noChangeAspect="1" noChangeArrowheads="1"/>
+                    </pic:cNvPicPr>
+                  </pic:nvPicPr>
+                  <pic:blipFill>
+                    <a:blip r:embed="rId7"/>
+                    <a:srcRect/>
+                    <a:stretch>
+                      <a:fillRect/>
+                    </a:stretch>
+                  </pic:blipFill>
+                  <pic:spPr bwMode="auto">
+                    <a:xfrm>
+                      <a:off x="0" y="0"/>
+                      <a:ext cx="5940425" cy="3785155"/>
+                    </a:xfrm>
+                    <a:prstGeom prst="rect">
+                      <a:avLst/>
+                    </a:prstGeom>
+                    <a:noFill/>
+                    <a:ln w="9525">
+                      <a:noFill/>
+                      <a:miter lim="800000"/>
+                      <a:headEnd/>
+                      <a:tailEnd/>
+                    </a:ln>
+                  </pic:spPr>
+                </pic:pic>
+              </a:graphicData>
+            </a:graphic>
+          </wp:inline>
+        </w:drawing>
+      </w:r>
+    </w:p>
+    <w:p>
+      <w:pPr>
+        <w:pStyle w:val="a7"/>
+        <w:jc w:val="both"/>
+        <w:rPr>
+          <w:color w:val="auto"/>
+        </w:rPr>
+      </w:pPr>
+      <w:r>
+        <w:rPr>
+          <w:color w:val="auto"/>
+        </w:rPr>
+        <w:t xml:space="preserve">Рисунок </w:t>
+      </w:r>
+      <w:r>
+        <w:rPr>
+          <w:color w:val="auto"/>
+        </w:rPr>
+        <w:fldChar w:fldCharType="begin"/>
+      </w:r>
+      <w:r>
+        <w:rPr>
+          <w:color w:val="auto"/>
+        </w:rPr>
+        <w:instrText xml:space="preserve"> SEQ Рисунок \* ARABIC </w:instrText>
+      </w:r>
+      <w:r>
+        <w:rPr>
+          <w:color w:val="auto"/>
+        </w:rPr>
+        <w:fldChar w:fldCharType="separate"/>
+      </w:r>
+      <w:r>
+        <w:rPr>
+          <w:noProof/>
+          <w:color w:val="auto"/>
+        </w:rPr>
+        <w:t>1</w:t>
+      </w:r>
+      <w:r>
+        <w:rPr>
+          <w:color w:val="auto"/>
+        </w:rPr>
+        <w:fldChar w:fldCharType="end"/>
+      </w:r>
+      <w:r>
+        <w:rPr>
+          <w:color w:val="auto"/>
+        </w:rPr>
+        <w:t>. Назначения составных частей светодиода.</w:t>
+      </w:r>
+    </w:p>
+    <w:p/>
+    <w:p>
+      <w:pPr>
+        <w:jc w:val="both"/>
+        <w:rPr>
           <w:rFonts w:ascii="Times New Roman" w:eastAsia="TimesNewRomanPSMT" w:hAnsi="Times New Roman" w:cs="Times New Roman"/>
           <w:sz w:val="28"/>
           <w:szCs w:val="28"/>
@@ -545,7 +946,55 @@
           <w:sz w:val="28"/>
           <w:szCs w:val="28"/>
         </w:rPr>
-        <w:t xml:space="preserve">В. </w:t>
+        <w:t>В.</w:t>
+      </w:r>
+      <w:r>
+        <w:rPr>
+          <w:rFonts w:ascii="Times New Roman" w:eastAsia="TimesNewRomanPSMT" w:hAnsi="Times New Roman" w:cs="Times New Roman"/>
+          <w:sz w:val="28"/>
+          <w:szCs w:val="28"/>
+        </w:rPr>
+        <w:t xml:space="preserve"> Ток</w:t>
+      </w:r>
+      <w:r>
+        <w:rPr>
+          <w:rFonts w:ascii="Times New Roman" w:eastAsia="TimesNewRomanPSMT" w:hAnsi="Times New Roman" w:cs="Times New Roman"/>
+          <w:sz w:val="28"/>
+          <w:szCs w:val="28"/>
+        </w:rPr>
+        <w:t>, протекающий через светодиод</w:t>
+      </w:r>
+      <w:r>
+        <w:rPr>
+          <w:rFonts w:ascii="Times New Roman" w:eastAsia="TimesNewRomanPSMT" w:hAnsi="Times New Roman" w:cs="Times New Roman"/>
+          <w:sz w:val="28"/>
+          <w:szCs w:val="28"/>
+        </w:rPr>
+        <w:t xml:space="preserve"> </w:t>
+      </w:r>
+      <w:r>
+        <w:rPr>
+          <w:rFonts w:ascii="Times New Roman" w:eastAsia="TimesNewRomanPSMT" w:hAnsi="Times New Roman" w:cs="Times New Roman"/>
+          <w:sz w:val="28"/>
+          <w:szCs w:val="28"/>
+        </w:rPr>
+        <w:t>~</w:t>
+      </w:r>
+      <w:r>
+        <w:rPr>
+          <w:rFonts w:ascii="Times New Roman" w:eastAsia="TimesNewRomanPSMT" w:hAnsi="Times New Roman" w:cs="Times New Roman"/>
+          <w:sz w:val="28"/>
+          <w:szCs w:val="28"/>
+        </w:rPr>
+        <w:t xml:space="preserve">1мкА. </w:t>
+      </w:r>
+      <w:r>
+        <w:rPr>
+          <w:rFonts w:ascii="Times New Roman" w:eastAsia="TimesNewRomanPSMT" w:hAnsi="Times New Roman" w:cs="Times New Roman"/>
+          <w:sz w:val="28"/>
+          <w:szCs w:val="28"/>
+        </w:rPr>
+        <w:t>Ниже приведена таблица, соответствующая напряжению для каждого цвета светодиода.</w:t>
       </w:r>
     </w:p>
     <w:tbl>
@@ -624,59 +1073,13 @@
                 <w:szCs w:val="24"/>
               </w:rPr>
             </w:pPr>
-            <w:proofErr w:type="spellStart"/>
             <w:r>
               <w:rPr>
                 <w:rFonts w:ascii="Times New Roman" w:eastAsia="TimesNewRomanPSMT" w:hAnsi="Times New Roman" w:cs="Times New Roman"/>
                 <w:sz w:val="24"/>
                 <w:szCs w:val="24"/>
               </w:rPr>
-              <w:t>Luminous</w:t>
-            </w:r>
-            <w:proofErr w:type="spellEnd"/>
-            <w:r>
-              <w:rPr>
-                <w:rFonts w:ascii="Times New Roman" w:eastAsia="TimesNewRomanPSMT" w:hAnsi="Times New Roman" w:cs="Times New Roman"/>
-                <w:sz w:val="24"/>
-                <w:szCs w:val="24"/>
-              </w:rPr>
-              <w:t xml:space="preserve"> </w:t>
-            </w:r>
-            <w:proofErr w:type="spellStart"/>
-            <w:r>
-              <w:rPr>
-                <w:rFonts w:ascii="Times New Roman" w:eastAsia="TimesNewRomanPSMT" w:hAnsi="Times New Roman" w:cs="Times New Roman"/>
-                <w:sz w:val="24"/>
-                <w:szCs w:val="24"/>
-              </w:rPr>
-              <w:t>intensity</w:t>
-            </w:r>
-            <w:proofErr w:type="spellEnd"/>
-            <w:r>
-              <w:rPr>
-                <w:rFonts w:ascii="Times New Roman" w:eastAsia="TimesNewRomanPSMT" w:hAnsi="Times New Roman" w:cs="Times New Roman"/>
-                <w:sz w:val="24"/>
-                <w:szCs w:val="24"/>
-              </w:rPr>
-              <w:t>(</w:t>
-            </w:r>
-            <w:proofErr w:type="spellStart"/>
-            <w:r>
-              <w:rPr>
-                <w:rFonts w:ascii="Times New Roman" w:eastAsia="TimesNewRomanPSMT" w:hAnsi="Times New Roman" w:cs="Times New Roman"/>
-                <w:sz w:val="24"/>
-                <w:szCs w:val="24"/>
-              </w:rPr>
-              <w:t>mcd</w:t>
-            </w:r>
-            <w:proofErr w:type="spellEnd"/>
-            <w:r>
-              <w:rPr>
-                <w:rFonts w:ascii="Times New Roman" w:eastAsia="TimesNewRomanPSMT" w:hAnsi="Times New Roman" w:cs="Times New Roman"/>
-                <w:sz w:val="24"/>
-                <w:szCs w:val="24"/>
-              </w:rPr>
-              <w:t>)</w:t>
+              <w:t>Luminous intensity(mcd)</w:t>
             </w:r>
           </w:p>
         </w:tc>
@@ -1023,14 +1426,119 @@
         </w:rPr>
       </w:pPr>
     </w:p>
+    <w:p>
+      <w:pPr>
+        <w:jc w:val="both"/>
+        <w:rPr>
+          <w:rFonts w:ascii="Times New Roman" w:eastAsia="TimesNewRomanPSMT" w:hAnsi="Times New Roman" w:cs="Times New Roman"/>
+          <w:sz w:val="28"/>
+          <w:szCs w:val="28"/>
+        </w:rPr>
+      </w:pPr>
+      <w:r>
+        <w:rPr>
+          <w:rFonts w:ascii="Times New Roman" w:eastAsia="TimesNewRomanPSMT" w:hAnsi="Times New Roman" w:cs="Times New Roman"/>
+          <w:sz w:val="28"/>
+          <w:szCs w:val="28"/>
+        </w:rPr>
+        <w:t xml:space="preserve">Т.к. в светодиод встроена микросхема, </w:t>
+      </w:r>
+    </w:p>
     <w:sectPr>
+      <w:footerReference w:type="default" r:id="rId8"/>
       <w:pgSz w:w="11906" w:h="16838"/>
       <w:pgMar w:top="1134" w:right="850" w:bottom="1134" w:left="1701" w:header="708" w:footer="708" w:gutter="0"/>
       <w:cols w:space="708"/>
+      <w:titlePg/>
       <w:docGrid w:linePitch="360"/>
     </w:sectPr>
   </w:body>
 </w:document>
+</file>
+
+<file path=word/endnotes.xml><?xml version="1.0" encoding="utf-8"?>
+<w:endnotes xmlns:ve="http://schemas.openxmlformats.org/markup-compatibility/2006" xmlns:o="urn:schemas-microsoft-com:office:office" xmlns:r="http://schemas.openxmlformats.org/officeDocument/2006/relationships" xmlns:m="http://schemas.openxmlformats.org/officeDocument/2006/math" xmlns:v="urn:schemas-microsoft-com:vml" xmlns:wp="http://schemas.openxmlformats.org/drawingml/2006/wordprocessingDrawing" xmlns:w10="urn:schemas-microsoft-com:office:word" xmlns:w="http://schemas.openxmlformats.org/wordprocessingml/2006/main" xmlns:wne="http://schemas.microsoft.com/office/word/2006/wordml">
+  <w:endnote w:type="separator" w:id="0">
+    <w:p>
+      <w:pPr>
+        <w:spacing w:after="0" w:line="240" w:lineRule="auto"/>
+      </w:pPr>
+      <w:r>
+        <w:separator/>
+      </w:r>
+    </w:p>
+  </w:endnote>
+  <w:endnote w:type="continuationSeparator" w:id="1">
+    <w:p>
+      <w:pPr>
+        <w:spacing w:after="0" w:line="240" w:lineRule="auto"/>
+      </w:pPr>
+      <w:r>
+        <w:continuationSeparator/>
+      </w:r>
+    </w:p>
+  </w:endnote>
+</w:endnotes>
+</file>
+
+<file path=word/footer1.xml><?xml version="1.0" encoding="utf-8"?>
+<w:ftr xmlns:ve="http://schemas.openxmlformats.org/markup-compatibility/2006" xmlns:o="urn:schemas-microsoft-com:office:office" xmlns:r="http://schemas.openxmlformats.org/officeDocument/2006/relationships" xmlns:m="http://schemas.openxmlformats.org/officeDocument/2006/math" xmlns:v="urn:schemas-microsoft-com:vml" xmlns:wp="http://schemas.openxmlformats.org/drawingml/2006/wordprocessingDrawing" xmlns:w10="urn:schemas-microsoft-com:office:word" xmlns:w="http://schemas.openxmlformats.org/wordprocessingml/2006/main" xmlns:wne="http://schemas.microsoft.com/office/word/2006/wordml">
+  <w:sdt>
+    <w:sdtPr>
+      <w:id w:val="7478422"/>
+      <w:docPartObj>
+        <w:docPartGallery w:val="Общ"/>
+        <w:docPartUnique/>
+      </w:docPartObj>
+    </w:sdtPr>
+    <w:sdtContent>
+      <w:p>
+        <w:pPr>
+          <w:pStyle w:val="aa"/>
+          <w:jc w:val="center"/>
+        </w:pPr>
+        <w:fldSimple w:instr=" PAGE   \* MERGEFORMAT ">
+          <w:r>
+            <w:rPr>
+              <w:noProof/>
+            </w:rPr>
+            <w:t>5</w:t>
+          </w:r>
+        </w:fldSimple>
+      </w:p>
+    </w:sdtContent>
+  </w:sdt>
+  <w:p>
+    <w:pPr>
+      <w:pStyle w:val="aa"/>
+    </w:pPr>
+  </w:p>
+</w:ftr>
+</file>
+
+<file path=word/footnotes.xml><?xml version="1.0" encoding="utf-8"?>
+<w:footnotes xmlns:ve="http://schemas.openxmlformats.org/markup-compatibility/2006" xmlns:o="urn:schemas-microsoft-com:office:office" xmlns:r="http://schemas.openxmlformats.org/officeDocument/2006/relationships" xmlns:m="http://schemas.openxmlformats.org/officeDocument/2006/math" xmlns:v="urn:schemas-microsoft-com:vml" xmlns:wp="http://schemas.openxmlformats.org/drawingml/2006/wordprocessingDrawing" xmlns:w10="urn:schemas-microsoft-com:office:word" xmlns:w="http://schemas.openxmlformats.org/wordprocessingml/2006/main" xmlns:wne="http://schemas.microsoft.com/office/word/2006/wordml">
+  <w:footnote w:type="separator" w:id="0">
+    <w:p>
+      <w:pPr>
+        <w:spacing w:after="0" w:line="240" w:lineRule="auto"/>
+      </w:pPr>
+      <w:r>
+        <w:separator/>
+      </w:r>
+    </w:p>
+  </w:footnote>
+  <w:footnote w:type="continuationSeparator" w:id="1">
+    <w:p>
+      <w:pPr>
+        <w:spacing w:after="0" w:line="240" w:lineRule="auto"/>
+      </w:pPr>
+      <w:r>
+        <w:continuationSeparator/>
+      </w:r>
+    </w:p>
+  </w:footnote>
+</w:footnotes>
 </file>
 
 <file path=word/numbering.xml><?xml version="1.0" encoding="utf-8"?>
@@ -1352,6 +1860,101 @@
         <w:right w:w="108" w:type="dxa"/>
       </w:tblCellMar>
     </w:tblPr>
+  </w:style>
+  <w:style w:type="paragraph" w:styleId="a5">
+    <w:name w:val="Balloon Text"/>
+    <w:basedOn w:val="a"/>
+    <w:link w:val="a6"/>
+    <w:uiPriority w:val="99"/>
+    <w:semiHidden/>
+    <w:unhideWhenUsed/>
+    <w:rsid w:val="009139E1"/>
+    <w:pPr>
+      <w:spacing w:after="0" w:line="240" w:lineRule="auto"/>
+    </w:pPr>
+    <w:rPr>
+      <w:rFonts w:ascii="Tahoma" w:hAnsi="Tahoma" w:cs="Tahoma"/>
+      <w:sz w:val="16"/>
+      <w:szCs w:val="16"/>
+    </w:rPr>
+  </w:style>
+  <w:style w:type="character" w:customStyle="1" w:styleId="a6">
+    <w:name w:val="Текст выноски Знак"/>
+    <w:basedOn w:val="a0"/>
+    <w:link w:val="a5"/>
+    <w:uiPriority w:val="99"/>
+    <w:semiHidden/>
+    <w:rsid w:val="009139E1"/>
+    <w:rPr>
+      <w:rFonts w:ascii="Tahoma" w:hAnsi="Tahoma" w:cs="Tahoma"/>
+      <w:sz w:val="16"/>
+      <w:szCs w:val="16"/>
+    </w:rPr>
+  </w:style>
+  <w:style w:type="paragraph" w:styleId="a7">
+    <w:name w:val="caption"/>
+    <w:basedOn w:val="a"/>
+    <w:next w:val="a"/>
+    <w:uiPriority w:val="35"/>
+    <w:unhideWhenUsed/>
+    <w:qFormat/>
+    <w:rsid w:val="009139E1"/>
+    <w:pPr>
+      <w:spacing w:line="240" w:lineRule="auto"/>
+    </w:pPr>
+    <w:rPr>
+      <w:b/>
+      <w:bCs/>
+      <w:color w:val="4F81BD" w:themeColor="accent1"/>
+      <w:sz w:val="18"/>
+      <w:szCs w:val="18"/>
+    </w:rPr>
+  </w:style>
+  <w:style w:type="paragraph" w:styleId="a8">
+    <w:name w:val="header"/>
+    <w:basedOn w:val="a"/>
+    <w:link w:val="a9"/>
+    <w:uiPriority w:val="99"/>
+    <w:semiHidden/>
+    <w:unhideWhenUsed/>
+    <w:rsid w:val="004640C0"/>
+    <w:pPr>
+      <w:tabs>
+        <w:tab w:val="center" w:pos="4677"/>
+        <w:tab w:val="right" w:pos="9355"/>
+      </w:tabs>
+      <w:spacing w:after="0" w:line="240" w:lineRule="auto"/>
+    </w:pPr>
+  </w:style>
+  <w:style w:type="character" w:customStyle="1" w:styleId="a9">
+    <w:name w:val="Верхний колонтитул Знак"/>
+    <w:basedOn w:val="a0"/>
+    <w:link w:val="a8"/>
+    <w:uiPriority w:val="99"/>
+    <w:semiHidden/>
+    <w:rsid w:val="004640C0"/>
+  </w:style>
+  <w:style w:type="paragraph" w:styleId="aa">
+    <w:name w:val="footer"/>
+    <w:basedOn w:val="a"/>
+    <w:link w:val="ab"/>
+    <w:uiPriority w:val="99"/>
+    <w:unhideWhenUsed/>
+    <w:rsid w:val="004640C0"/>
+    <w:pPr>
+      <w:tabs>
+        <w:tab w:val="center" w:pos="4677"/>
+        <w:tab w:val="right" w:pos="9355"/>
+      </w:tabs>
+      <w:spacing w:after="0" w:line="240" w:lineRule="auto"/>
+    </w:pPr>
+  </w:style>
+  <w:style w:type="character" w:customStyle="1" w:styleId="ab">
+    <w:name w:val="Нижний колонтитул Знак"/>
+    <w:basedOn w:val="a0"/>
+    <w:link w:val="aa"/>
+    <w:uiPriority w:val="99"/>
+    <w:rsid w:val="004640C0"/>
   </w:style>
 </w:styles>
 </file>

--- a/Проект_3.docx
+++ b/Проект_3.docx
@@ -399,16 +399,66 @@
           <w:rFonts w:ascii="Times New Roman" w:hAnsi="Times New Roman" w:cs="Times New Roman"/>
           <w:sz w:val="28"/>
           <w:szCs w:val="28"/>
+        </w:rPr>
+      </w:pPr>
+      <w:r>
+        <w:rPr>
+          <w:rFonts w:ascii="Times New Roman" w:hAnsi="Times New Roman" w:cs="Times New Roman"/>
+          <w:sz w:val="28"/>
+          <w:szCs w:val="28"/>
+        </w:rPr>
+        <w:t>Проект построен с использованием матрицы 8х8 светодиодов</w:t>
+      </w:r>
+      <w:r>
+        <w:rPr>
+          <w:rFonts w:ascii="Times New Roman" w:hAnsi="Times New Roman" w:cs="Times New Roman"/>
+          <w:sz w:val="28"/>
+          <w:szCs w:val="28"/>
+        </w:rPr>
+        <w:t xml:space="preserve"> </w:t>
+      </w:r>
+      <w:r>
+        <w:rPr>
+          <w:rFonts w:ascii="Times New Roman" w:hAnsi="Times New Roman" w:cs="Times New Roman"/>
+          <w:sz w:val="28"/>
+          <w:szCs w:val="28"/>
           <w:lang w:val="en-US"/>
         </w:rPr>
-      </w:pPr>
-      <w:r>
-        <w:rPr>
-          <w:rFonts w:ascii="Times New Roman" w:hAnsi="Times New Roman" w:cs="Times New Roman"/>
-          <w:sz w:val="28"/>
-          <w:szCs w:val="28"/>
-        </w:rPr>
-        <w:t>Проект построен с использованием матрицы 8х8 светодиодов</w:t>
+        <w:t>WS</w:t>
+      </w:r>
+      <w:r>
+        <w:rPr>
+          <w:rFonts w:ascii="Times New Roman" w:hAnsi="Times New Roman" w:cs="Times New Roman"/>
+          <w:sz w:val="28"/>
+          <w:szCs w:val="28"/>
+        </w:rPr>
+        <w:t>2812</w:t>
+      </w:r>
+      <w:r>
+        <w:rPr>
+          <w:rFonts w:ascii="Times New Roman" w:hAnsi="Times New Roman" w:cs="Times New Roman"/>
+          <w:sz w:val="28"/>
+          <w:szCs w:val="28"/>
+          <w:lang w:val="en-US"/>
+        </w:rPr>
+        <w:t>B</w:t>
+      </w:r>
+      <w:r>
+        <w:rPr>
+          <w:rFonts w:ascii="Times New Roman" w:hAnsi="Times New Roman" w:cs="Times New Roman"/>
+          <w:sz w:val="28"/>
+          <w:szCs w:val="28"/>
+        </w:rPr>
+        <w:t xml:space="preserve">, управляемых микроконтроллером </w:t>
+      </w:r>
+      <w:r>
+        <w:rPr>
+          <w:rFonts w:ascii="Times New Roman" w:hAnsi="Times New Roman" w:cs="Times New Roman"/>
+          <w:sz w:val="28"/>
+          <w:szCs w:val="28"/>
+          <w:lang w:val="en-US"/>
+        </w:rPr>
+        <w:t>Arduino</w:t>
       </w:r>
       <w:r>
         <w:rPr>
@@ -425,6 +475,58 @@
           <w:szCs w:val="28"/>
           <w:lang w:val="en-US"/>
         </w:rPr>
+        <w:t>Micro</w:t>
+      </w:r>
+      <w:r>
+        <w:rPr>
+          <w:rFonts w:ascii="Times New Roman" w:hAnsi="Times New Roman" w:cs="Times New Roman"/>
+          <w:sz w:val="28"/>
+          <w:szCs w:val="28"/>
+        </w:rPr>
+        <w:t xml:space="preserve"> </w:t>
+      </w:r>
+      <w:r>
+        <w:rPr>
+          <w:rFonts w:ascii="Times New Roman" w:hAnsi="Times New Roman" w:cs="Times New Roman"/>
+          <w:sz w:val="28"/>
+          <w:szCs w:val="28"/>
+          <w:lang w:val="en-US"/>
+        </w:rPr>
+        <w:t>Pro</w:t>
+      </w:r>
+      <w:r>
+        <w:rPr>
+          <w:rFonts w:ascii="Times New Roman" w:hAnsi="Times New Roman" w:cs="Times New Roman"/>
+          <w:sz w:val="28"/>
+          <w:szCs w:val="28"/>
+        </w:rPr>
+        <w:t>.</w:t>
+      </w:r>
+      <w:r>
+        <w:rPr>
+          <w:rFonts w:ascii="Times New Roman" w:hAnsi="Times New Roman" w:cs="Times New Roman"/>
+          <w:sz w:val="28"/>
+          <w:szCs w:val="28"/>
+        </w:rPr>
+        <w:t xml:space="preserve"> </w:t>
+      </w:r>
+    </w:p>
+    <w:p>
+      <w:pPr>
+        <w:jc w:val="both"/>
+        <w:rPr>
+          <w:rFonts w:ascii="Times New Roman" w:hAnsi="Times New Roman" w:cs="Times New Roman"/>
+          <w:sz w:val="28"/>
+          <w:szCs w:val="28"/>
+        </w:rPr>
+      </w:pPr>
+      <w:r>
+        <w:rPr>
+          <w:rFonts w:ascii="Times New Roman" w:hAnsi="Times New Roman" w:cs="Times New Roman"/>
+          <w:sz w:val="28"/>
+          <w:szCs w:val="28"/>
+          <w:lang w:val="en-US"/>
+        </w:rPr>
         <w:t>WS</w:t>
       </w:r>
       <w:r>
@@ -450,7 +552,7 @@
           <w:sz w:val="28"/>
           <w:szCs w:val="28"/>
         </w:rPr>
-        <w:t xml:space="preserve">, управляемых микроконтроллером </w:t>
+        <w:t xml:space="preserve"> - это светодиодный источник света с интеллектуальным управлением, схема управления и </w:t>
       </w:r>
       <w:r>
         <w:rPr>
@@ -459,7 +561,32 @@
           <w:szCs w:val="28"/>
           <w:lang w:val="en-US"/>
         </w:rPr>
-        <w:t>Arduino</w:t>
+        <w:t>RGB</w:t>
+      </w:r>
+      <w:r>
+        <w:rPr>
+          <w:rFonts w:ascii="Times New Roman" w:hAnsi="Times New Roman" w:cs="Times New Roman"/>
+          <w:sz w:val="28"/>
+          <w:szCs w:val="28"/>
+        </w:rPr>
+        <w:t xml:space="preserve">-чип которого интегрированы в </w:t>
+      </w:r>
+      <w:r>
+        <w:rPr>
+          <w:rFonts w:ascii="Times New Roman" w:hAnsi="Times New Roman" w:cs="Times New Roman"/>
+          <w:sz w:val="28"/>
+          <w:szCs w:val="28"/>
+        </w:rPr>
+        <w:t xml:space="preserve">корпус </w:t>
+      </w:r>
+      <w:r>
+        <w:rPr>
+          <w:rFonts w:ascii="Times New Roman" w:hAnsi="Times New Roman" w:cs="Times New Roman"/>
+          <w:sz w:val="28"/>
+          <w:szCs w:val="28"/>
+          <w:lang w:val="en-US"/>
+        </w:rPr>
+        <w:t>SMD</w:t>
       </w:r>
       <w:r>
         <w:rPr>
@@ -474,9 +601,40 @@
           <w:rFonts w:ascii="Times New Roman" w:hAnsi="Times New Roman" w:cs="Times New Roman"/>
           <w:sz w:val="28"/>
           <w:szCs w:val="28"/>
-          <w:lang w:val="en-US"/>
-        </w:rPr>
-        <w:t>Micro</w:t>
+        </w:rPr>
+        <w:t>5050</w:t>
+      </w:r>
+      <w:r>
+        <w:rPr>
+          <w:rFonts w:ascii="Times New Roman" w:hAnsi="Times New Roman" w:cs="Times New Roman"/>
+          <w:sz w:val="28"/>
+          <w:szCs w:val="28"/>
+        </w:rPr>
+        <w:t xml:space="preserve">. Он включает в себя интеллектуальную блокировку данных цифрового порта и схему управления усилением, изменяющую форму сигнала. Также в </w:t>
+      </w:r>
+      <w:r>
+        <w:rPr>
+          <w:rFonts w:ascii="Times New Roman" w:hAnsi="Times New Roman" w:cs="Times New Roman"/>
+          <w:sz w:val="28"/>
+          <w:szCs w:val="28"/>
+        </w:rPr>
+        <w:t>корпус</w:t>
+      </w:r>
+      <w:r>
+        <w:rPr>
+          <w:rFonts w:ascii="Times New Roman" w:hAnsi="Times New Roman" w:cs="Times New Roman"/>
+          <w:sz w:val="28"/>
+          <w:szCs w:val="28"/>
+        </w:rPr>
+        <w:t xml:space="preserve"> входит прецизионный внутренний генератор и программируемый блок управления постоянным током напряжением 12 В, что эффективно обеспечивает соответствие </w:t>
+      </w:r>
+      <w:r>
+        <w:rPr>
+          <w:rFonts w:ascii="Times New Roman" w:hAnsi="Times New Roman" w:cs="Times New Roman"/>
+          <w:sz w:val="28"/>
+          <w:szCs w:val="28"/>
+        </w:rPr>
+        <w:t>уровня</w:t>
       </w:r>
       <w:r>
         <w:rPr>
@@ -491,17 +649,42 @@
           <w:rFonts w:ascii="Times New Roman" w:hAnsi="Times New Roman" w:cs="Times New Roman"/>
           <w:sz w:val="28"/>
           <w:szCs w:val="28"/>
-          <w:lang w:val="en-US"/>
-        </w:rPr>
-        <w:t>Pro</w:t>
-      </w:r>
-      <w:r>
-        <w:rPr>
-          <w:rFonts w:ascii="Times New Roman" w:hAnsi="Times New Roman" w:cs="Times New Roman"/>
-          <w:sz w:val="28"/>
-          <w:szCs w:val="28"/>
-        </w:rPr>
-        <w:t>.</w:t>
+        </w:rPr>
+        <w:t>света</w:t>
+      </w:r>
+      <w:r>
+        <w:rPr>
+          <w:rFonts w:ascii="Times New Roman" w:hAnsi="Times New Roman" w:cs="Times New Roman"/>
+          <w:sz w:val="28"/>
+          <w:szCs w:val="28"/>
+        </w:rPr>
+        <w:t xml:space="preserve"> точечных пикселей.</w:t>
+      </w:r>
+    </w:p>
+    <w:p>
+      <w:pPr>
+        <w:jc w:val="both"/>
+        <w:rPr>
+          <w:rFonts w:ascii="Times New Roman" w:hAnsi="Times New Roman" w:cs="Times New Roman"/>
+          <w:sz w:val="28"/>
+          <w:szCs w:val="28"/>
+        </w:rPr>
+      </w:pPr>
+      <w:r>
+        <w:rPr>
+          <w:rFonts w:ascii="Times New Roman" w:hAnsi="Times New Roman" w:cs="Times New Roman"/>
+          <w:sz w:val="28"/>
+          <w:szCs w:val="28"/>
+        </w:rPr>
+        <w:t>Светодиод с низким управляющим напряжением, защитой окружающей среды и энергосбережением, высокой яркостью, большим углом рассеяния, хорошей стабильностью, низким энергопотреблением, длительным сроком службы и другими преимуществами. Микросхема управлен</w:t>
+      </w:r>
+      <w:r>
+        <w:rPr>
+          <w:rFonts w:ascii="Times New Roman" w:hAnsi="Times New Roman" w:cs="Times New Roman"/>
+          <w:sz w:val="28"/>
+          <w:szCs w:val="28"/>
+        </w:rPr>
+        <w:t>ия, встроенная в светодиод</w:t>
       </w:r>
       <w:r>
         <w:rPr>
@@ -511,83 +694,29 @@
         </w:rPr>
         <w:t xml:space="preserve"> </w:t>
       </w:r>
-    </w:p>
-    <w:p>
-      <w:pPr>
-        <w:jc w:val="both"/>
-        <w:rPr>
-          <w:rFonts w:ascii="Times New Roman" w:hAnsi="Times New Roman" w:cs="Times New Roman"/>
-          <w:sz w:val="28"/>
-          <w:szCs w:val="28"/>
-        </w:rPr>
-      </w:pPr>
-      <w:r>
-        <w:rPr>
-          <w:rFonts w:ascii="Times New Roman" w:hAnsi="Times New Roman" w:cs="Times New Roman"/>
-          <w:sz w:val="28"/>
-          <w:szCs w:val="28"/>
-          <w:lang w:val="en-US"/>
-        </w:rPr>
-        <w:t>WS</w:t>
-      </w:r>
-      <w:r>
-        <w:rPr>
-          <w:rFonts w:ascii="Times New Roman" w:hAnsi="Times New Roman" w:cs="Times New Roman"/>
-          <w:sz w:val="28"/>
-          <w:szCs w:val="28"/>
-        </w:rPr>
-        <w:t>2812</w:t>
-      </w:r>
-      <w:r>
-        <w:rPr>
-          <w:rFonts w:ascii="Times New Roman" w:hAnsi="Times New Roman" w:cs="Times New Roman"/>
-          <w:sz w:val="28"/>
-          <w:szCs w:val="28"/>
-          <w:lang w:val="en-US"/>
-        </w:rPr>
-        <w:t>B</w:t>
-      </w:r>
-      <w:r>
-        <w:rPr>
-          <w:rFonts w:ascii="Times New Roman" w:hAnsi="Times New Roman" w:cs="Times New Roman"/>
-          <w:sz w:val="28"/>
-          <w:szCs w:val="28"/>
-        </w:rPr>
-        <w:t xml:space="preserve"> - это светодиодный источник света с интеллектуальным управлением, схема управления и </w:t>
-      </w:r>
-      <w:r>
-        <w:rPr>
-          <w:rFonts w:ascii="Times New Roman" w:hAnsi="Times New Roman" w:cs="Times New Roman"/>
-          <w:sz w:val="28"/>
-          <w:szCs w:val="28"/>
-          <w:lang w:val="en-US"/>
-        </w:rPr>
-        <w:t>RGB</w:t>
-      </w:r>
-      <w:r>
-        <w:rPr>
-          <w:rFonts w:ascii="Times New Roman" w:hAnsi="Times New Roman" w:cs="Times New Roman"/>
-          <w:sz w:val="28"/>
-          <w:szCs w:val="28"/>
-        </w:rPr>
-        <w:t xml:space="preserve">-чип которого интегрированы в </w:t>
-      </w:r>
-      <w:r>
-        <w:rPr>
-          <w:rFonts w:ascii="Times New Roman" w:hAnsi="Times New Roman" w:cs="Times New Roman"/>
-          <w:sz w:val="28"/>
-          <w:szCs w:val="28"/>
-        </w:rPr>
-        <w:t xml:space="preserve">корпус </w:t>
-      </w:r>
-      <w:r>
-        <w:rPr>
-          <w:rFonts w:ascii="Times New Roman" w:hAnsi="Times New Roman" w:cs="Times New Roman"/>
-          <w:sz w:val="28"/>
-          <w:szCs w:val="28"/>
-          <w:lang w:val="en-US"/>
-        </w:rPr>
-        <w:t>SMD</w:t>
+      <w:r>
+        <w:rPr>
+          <w:rFonts w:ascii="Times New Roman" w:hAnsi="Times New Roman" w:cs="Times New Roman"/>
+          <w:sz w:val="28"/>
+          <w:szCs w:val="28"/>
+        </w:rPr>
+        <w:t>позволяет проще устанавливать его в схему</w:t>
+      </w:r>
+      <w:r>
+        <w:rPr>
+          <w:rFonts w:ascii="Times New Roman" w:hAnsi="Times New Roman" w:cs="Times New Roman"/>
+          <w:sz w:val="28"/>
+          <w:szCs w:val="28"/>
+        </w:rPr>
+        <w:t xml:space="preserve">, </w:t>
+      </w:r>
+      <w:r>
+        <w:rPr>
+          <w:rFonts w:ascii="Times New Roman" w:hAnsi="Times New Roman" w:cs="Times New Roman"/>
+          <w:sz w:val="28"/>
+          <w:szCs w:val="28"/>
+        </w:rPr>
+        <w:t>имеет небольшой</w:t>
       </w:r>
       <w:r>
         <w:rPr>
@@ -603,218 +732,18 @@
           <w:sz w:val="28"/>
           <w:szCs w:val="28"/>
         </w:rPr>
-        <w:t>5050</w:t>
-      </w:r>
-      <w:r>
-        <w:rPr>
-          <w:rFonts w:ascii="Times New Roman" w:hAnsi="Times New Roman" w:cs="Times New Roman"/>
-          <w:sz w:val="28"/>
-          <w:szCs w:val="28"/>
-        </w:rPr>
-        <w:t xml:space="preserve">. Он включает в себя интеллектуальную блокировку данных цифрового порта и схему управления усилением, изменяющую форму сигнала. Также в </w:t>
-      </w:r>
-      <w:r>
-        <w:rPr>
-          <w:rFonts w:ascii="Times New Roman" w:hAnsi="Times New Roman" w:cs="Times New Roman"/>
-          <w:sz w:val="28"/>
-          <w:szCs w:val="28"/>
-        </w:rPr>
-        <w:t>корпус</w:t>
-      </w:r>
-      <w:r>
-        <w:rPr>
-          <w:rFonts w:ascii="Times New Roman" w:hAnsi="Times New Roman" w:cs="Times New Roman"/>
-          <w:sz w:val="28"/>
-          <w:szCs w:val="28"/>
-        </w:rPr>
-        <w:t xml:space="preserve"> входит прецизионный внутренний генератор и программируемый блок управления постоянным током напряжением 12 В, что эффективно обеспечивает соответствие </w:t>
-      </w:r>
-      <w:r>
-        <w:rPr>
-          <w:rFonts w:ascii="Times New Roman" w:hAnsi="Times New Roman" w:cs="Times New Roman"/>
-          <w:sz w:val="28"/>
-          <w:szCs w:val="28"/>
-        </w:rPr>
-        <w:t>уровня</w:t>
-      </w:r>
-      <w:r>
-        <w:rPr>
-          <w:rFonts w:ascii="Times New Roman" w:hAnsi="Times New Roman" w:cs="Times New Roman"/>
-          <w:sz w:val="28"/>
-          <w:szCs w:val="28"/>
-        </w:rPr>
-        <w:t xml:space="preserve"> </w:t>
-      </w:r>
-      <w:r>
-        <w:rPr>
-          <w:rFonts w:ascii="Times New Roman" w:hAnsi="Times New Roman" w:cs="Times New Roman"/>
-          <w:sz w:val="28"/>
-          <w:szCs w:val="28"/>
-        </w:rPr>
-        <w:t>света</w:t>
-      </w:r>
-      <w:r>
-        <w:rPr>
-          <w:rFonts w:ascii="Times New Roman" w:hAnsi="Times New Roman" w:cs="Times New Roman"/>
-          <w:sz w:val="28"/>
-          <w:szCs w:val="28"/>
-        </w:rPr>
-        <w:t xml:space="preserve"> точечных пикселей.</w:t>
-      </w:r>
-    </w:p>
-    <w:p>
-      <w:pPr>
-        <w:jc w:val="both"/>
-        <w:rPr>
-          <w:rFonts w:ascii="Times New Roman" w:hAnsi="Times New Roman" w:cs="Times New Roman"/>
-          <w:sz w:val="28"/>
-          <w:szCs w:val="28"/>
-        </w:rPr>
-      </w:pPr>
-      <w:r>
-        <w:rPr>
-          <w:rFonts w:ascii="Times New Roman" w:hAnsi="Times New Roman" w:cs="Times New Roman"/>
-          <w:sz w:val="28"/>
-          <w:szCs w:val="28"/>
-        </w:rPr>
-        <w:t xml:space="preserve">Протокол передачи данных использует единый режим связи </w:t>
-      </w:r>
-      <w:r>
-        <w:rPr>
-          <w:rFonts w:ascii="Times New Roman" w:hAnsi="Times New Roman" w:cs="Times New Roman"/>
-          <w:sz w:val="28"/>
-          <w:szCs w:val="28"/>
-          <w:lang w:val="en-US"/>
-        </w:rPr>
-        <w:t>NZR</w:t>
-      </w:r>
-      <w:r>
-        <w:rPr>
-          <w:rFonts w:ascii="Times New Roman" w:hAnsi="Times New Roman" w:cs="Times New Roman"/>
-          <w:sz w:val="28"/>
-          <w:szCs w:val="28"/>
-        </w:rPr>
-        <w:t xml:space="preserve">. После сброса питания пикселя порт </w:t>
-      </w:r>
-      <w:r>
-        <w:rPr>
-          <w:rFonts w:ascii="Times New Roman" w:hAnsi="Times New Roman" w:cs="Times New Roman"/>
-          <w:sz w:val="28"/>
-          <w:szCs w:val="28"/>
-          <w:lang w:val="en-US"/>
-        </w:rPr>
-        <w:t>DIN</w:t>
-      </w:r>
-      <w:r>
-        <w:rPr>
-          <w:rFonts w:ascii="Times New Roman" w:hAnsi="Times New Roman" w:cs="Times New Roman"/>
-          <w:sz w:val="28"/>
-          <w:szCs w:val="28"/>
-        </w:rPr>
-        <w:t xml:space="preserve"> принимает данные от контроллера, первый пиксель собирает исходные 24-битные данные, которые затем отправляются на внутреннюю блокировку данных, а остальные данные, которые изменяются схемой усиления, изменяющей форму внутреннего сигнала, отправляются на следующий каскадный пиксель через порт </w:t>
-      </w:r>
-      <w:r>
-        <w:rPr>
-          <w:rFonts w:ascii="Times New Roman" w:hAnsi="Times New Roman" w:cs="Times New Roman"/>
-          <w:sz w:val="28"/>
-          <w:szCs w:val="28"/>
-          <w:lang w:val="en-US"/>
-        </w:rPr>
-        <w:t>DO</w:t>
-      </w:r>
-      <w:r>
-        <w:rPr>
-          <w:rFonts w:ascii="Times New Roman" w:hAnsi="Times New Roman" w:cs="Times New Roman"/>
-          <w:sz w:val="28"/>
-          <w:szCs w:val="28"/>
-        </w:rPr>
-        <w:t>. После передачи для каждого пикселя сигнал уменьшается на 24 бита. Пиксель использует технологию автоматической переустановки передачи, благодаря чему каскадное число пикселей не ограничивает передачу сигнала, а зависит только от скорости передачи сигнала.</w:t>
-      </w:r>
-    </w:p>
-    <w:p>
-      <w:pPr>
-        <w:jc w:val="both"/>
-        <w:rPr>
-          <w:rFonts w:ascii="Times New Roman" w:hAnsi="Times New Roman" w:cs="Times New Roman"/>
-          <w:sz w:val="28"/>
-          <w:szCs w:val="28"/>
-        </w:rPr>
-      </w:pPr>
-      <w:r>
-        <w:rPr>
-          <w:rFonts w:ascii="Times New Roman" w:hAnsi="Times New Roman" w:cs="Times New Roman"/>
-          <w:sz w:val="28"/>
-          <w:szCs w:val="28"/>
-        </w:rPr>
-        <w:t>Светодиод с низким управляющим напряжением, защитой окружающей среды и энергосбережением, высокой яркостью, большим углом рассеяния, хорошей стабильностью, низким энергопотреблением, длительным сроком службы и другими преимуществами. Микросхема управлен</w:t>
-      </w:r>
-      <w:r>
-        <w:rPr>
-          <w:rFonts w:ascii="Times New Roman" w:hAnsi="Times New Roman" w:cs="Times New Roman"/>
-          <w:sz w:val="28"/>
-          <w:szCs w:val="28"/>
-        </w:rPr>
-        <w:t>ия, встроенная в светодиод</w:t>
-      </w:r>
-      <w:r>
-        <w:rPr>
-          <w:rFonts w:ascii="Times New Roman" w:hAnsi="Times New Roman" w:cs="Times New Roman"/>
-          <w:sz w:val="28"/>
-          <w:szCs w:val="28"/>
-        </w:rPr>
-        <w:t xml:space="preserve"> </w:t>
-      </w:r>
-      <w:r>
-        <w:rPr>
-          <w:rFonts w:ascii="Times New Roman" w:hAnsi="Times New Roman" w:cs="Times New Roman"/>
-          <w:sz w:val="28"/>
-          <w:szCs w:val="28"/>
-        </w:rPr>
-        <w:t>позволяет проще устанавливать его в схему</w:t>
-      </w:r>
-      <w:r>
-        <w:rPr>
-          <w:rFonts w:ascii="Times New Roman" w:hAnsi="Times New Roman" w:cs="Times New Roman"/>
-          <w:sz w:val="28"/>
-          <w:szCs w:val="28"/>
-        </w:rPr>
-        <w:t xml:space="preserve">, </w:t>
-      </w:r>
-      <w:r>
-        <w:rPr>
-          <w:rFonts w:ascii="Times New Roman" w:hAnsi="Times New Roman" w:cs="Times New Roman"/>
-          <w:sz w:val="28"/>
-          <w:szCs w:val="28"/>
-        </w:rPr>
-        <w:t>имеет небольшой</w:t>
-      </w:r>
-      <w:r>
-        <w:rPr>
-          <w:rFonts w:ascii="Times New Roman" w:hAnsi="Times New Roman" w:cs="Times New Roman"/>
-          <w:sz w:val="28"/>
-          <w:szCs w:val="28"/>
-        </w:rPr>
-        <w:t xml:space="preserve"> </w:t>
-      </w:r>
-      <w:r>
-        <w:rPr>
-          <w:rFonts w:ascii="Times New Roman" w:hAnsi="Times New Roman" w:cs="Times New Roman"/>
-          <w:sz w:val="28"/>
-          <w:szCs w:val="28"/>
-        </w:rPr>
         <w:t>размер.</w:t>
       </w:r>
     </w:p>
     <w:p>
       <w:pPr>
         <w:keepNext/>
-        <w:jc w:val="both"/>
+        <w:jc w:val="center"/>
       </w:pPr>
       <w:r>
         <w:rPr>
           <w:noProof/>
         </w:rPr>
-        <w:lastRenderedPageBreak/>
         <w:drawing>
           <wp:inline distT="0" distB="0" distL="0" distR="0">
             <wp:extent cx="5940425" cy="3785155"/>
@@ -865,136 +794,187 @@
     <w:p>
       <w:pPr>
         <w:pStyle w:val="a7"/>
+        <w:jc w:val="center"/>
+        <w:rPr>
+          <w:color w:val="auto"/>
+        </w:rPr>
+      </w:pPr>
+      <w:r>
+        <w:rPr>
+          <w:color w:val="auto"/>
+        </w:rPr>
+        <w:t xml:space="preserve">Рисунок </w:t>
+      </w:r>
+      <w:r>
+        <w:rPr>
+          <w:color w:val="auto"/>
+        </w:rPr>
+        <w:fldChar w:fldCharType="begin"/>
+      </w:r>
+      <w:r>
+        <w:rPr>
+          <w:color w:val="auto"/>
+        </w:rPr>
+        <w:instrText xml:space="preserve"> SEQ Рисунок \* ARABIC </w:instrText>
+      </w:r>
+      <w:r>
+        <w:rPr>
+          <w:color w:val="auto"/>
+        </w:rPr>
+        <w:fldChar w:fldCharType="separate"/>
+      </w:r>
+      <w:r>
+        <w:rPr>
+          <w:noProof/>
+          <w:color w:val="auto"/>
+        </w:rPr>
+        <w:t>1</w:t>
+      </w:r>
+      <w:r>
+        <w:rPr>
+          <w:color w:val="auto"/>
+        </w:rPr>
+        <w:fldChar w:fldCharType="end"/>
+      </w:r>
+      <w:r>
+        <w:rPr>
+          <w:color w:val="auto"/>
+        </w:rPr>
+        <w:t>. Назначе</w:t>
+      </w:r>
+      <w:r>
+        <w:rPr>
+          <w:color w:val="auto"/>
+        </w:rPr>
+        <w:t xml:space="preserve">ния составных частей светодиода </w:t>
+      </w:r>
+      <w:r>
+        <w:rPr>
+          <w:color w:val="auto"/>
+          <w:lang w:val="en-US"/>
+        </w:rPr>
+        <w:t>WS</w:t>
+      </w:r>
+      <w:r>
+        <w:rPr>
+          <w:color w:val="auto"/>
+        </w:rPr>
+        <w:t>2811.</w:t>
+      </w:r>
+    </w:p>
+    <w:p/>
+    <w:p>
+      <w:pPr>
         <w:jc w:val="both"/>
         <w:rPr>
-          <w:color w:val="auto"/>
-        </w:rPr>
-      </w:pPr>
-      <w:r>
-        <w:rPr>
-          <w:color w:val="auto"/>
-        </w:rPr>
-        <w:t xml:space="preserve">Рисунок </w:t>
-      </w:r>
-      <w:r>
-        <w:rPr>
-          <w:color w:val="auto"/>
-        </w:rPr>
-        <w:fldChar w:fldCharType="begin"/>
-      </w:r>
-      <w:r>
-        <w:rPr>
-          <w:color w:val="auto"/>
-        </w:rPr>
-        <w:instrText xml:space="preserve"> SEQ Рисунок \* ARABIC </w:instrText>
-      </w:r>
-      <w:r>
-        <w:rPr>
-          <w:color w:val="auto"/>
-        </w:rPr>
-        <w:fldChar w:fldCharType="separate"/>
-      </w:r>
-      <w:r>
-        <w:rPr>
-          <w:noProof/>
-          <w:color w:val="auto"/>
-        </w:rPr>
-        <w:t>1</w:t>
-      </w:r>
-      <w:r>
-        <w:rPr>
-          <w:color w:val="auto"/>
-        </w:rPr>
-        <w:fldChar w:fldCharType="end"/>
-      </w:r>
-      <w:r>
-        <w:rPr>
-          <w:color w:val="auto"/>
-        </w:rPr>
-        <w:t>. Назначения составных частей светодиода.</w:t>
-      </w:r>
-    </w:p>
-    <w:p/>
-    <w:p>
-      <w:pPr>
+          <w:rFonts w:ascii="Times New Roman" w:eastAsia="TimesNewRomanPSMT" w:hAnsi="Times New Roman" w:cs="Times New Roman"/>
+          <w:sz w:val="28"/>
+          <w:szCs w:val="28"/>
+          <w:lang w:val="en-US"/>
+        </w:rPr>
+      </w:pPr>
+      <w:r>
+        <w:rPr>
+          <w:rFonts w:ascii="Times New Roman" w:hAnsi="Times New Roman" w:cs="Times New Roman"/>
+          <w:sz w:val="28"/>
+          <w:szCs w:val="28"/>
+        </w:rPr>
+        <w:lastRenderedPageBreak/>
+        <w:t xml:space="preserve">Рабочий диапазон напряжений для данных светодиодов составляет </w:t>
+      </w:r>
+      <w:r>
+        <w:rPr>
+          <w:rFonts w:ascii="Times New Roman" w:eastAsia="TimesNewRomanPSMT" w:hAnsi="Times New Roman" w:cs="Times New Roman"/>
+          <w:sz w:val="28"/>
+          <w:szCs w:val="28"/>
+        </w:rPr>
+        <w:t>+3.5~+5.3</w:t>
+      </w:r>
+      <w:r>
+        <w:rPr>
+          <w:rFonts w:ascii="Times New Roman" w:eastAsia="TimesNewRomanPSMT" w:hAnsi="Times New Roman" w:cs="Times New Roman"/>
+          <w:sz w:val="28"/>
+          <w:szCs w:val="28"/>
+        </w:rPr>
+        <w:t>В.</w:t>
+      </w:r>
+      <w:r>
+        <w:rPr>
+          <w:rFonts w:ascii="Times New Roman" w:eastAsia="TimesNewRomanPSMT" w:hAnsi="Times New Roman" w:cs="Times New Roman"/>
+          <w:sz w:val="28"/>
+          <w:szCs w:val="28"/>
+        </w:rPr>
+        <w:t xml:space="preserve"> Ток</w:t>
+      </w:r>
+      <w:r>
+        <w:rPr>
+          <w:rFonts w:ascii="Times New Roman" w:eastAsia="TimesNewRomanPSMT" w:hAnsi="Times New Roman" w:cs="Times New Roman"/>
+          <w:sz w:val="28"/>
+          <w:szCs w:val="28"/>
+        </w:rPr>
+        <w:t>, протекающий через светодиод</w:t>
+      </w:r>
+      <w:r>
+        <w:rPr>
+          <w:rFonts w:ascii="Times New Roman" w:eastAsia="TimesNewRomanPSMT" w:hAnsi="Times New Roman" w:cs="Times New Roman"/>
+          <w:sz w:val="28"/>
+          <w:szCs w:val="28"/>
+        </w:rPr>
+        <w:t xml:space="preserve"> </w:t>
+      </w:r>
+      <w:r>
+        <w:rPr>
+          <w:rFonts w:ascii="Times New Roman" w:eastAsia="TimesNewRomanPSMT" w:hAnsi="Times New Roman" w:cs="Times New Roman"/>
+          <w:sz w:val="28"/>
+          <w:szCs w:val="28"/>
+        </w:rPr>
+        <w:t>~</w:t>
+      </w:r>
+      <w:r>
+        <w:rPr>
+          <w:rFonts w:ascii="Times New Roman" w:eastAsia="TimesNewRomanPSMT" w:hAnsi="Times New Roman" w:cs="Times New Roman"/>
+          <w:sz w:val="28"/>
+          <w:szCs w:val="28"/>
+        </w:rPr>
+        <w:t xml:space="preserve">1мкА. </w:t>
+      </w:r>
+      <w:r>
+        <w:rPr>
+          <w:rFonts w:ascii="Times New Roman" w:eastAsia="TimesNewRomanPSMT" w:hAnsi="Times New Roman" w:cs="Times New Roman"/>
+          <w:sz w:val="28"/>
+          <w:szCs w:val="28"/>
+        </w:rPr>
+        <w:t>Ниже приведена таблица, соответствующая напряжению для каждого цвета светодиода.</w:t>
+      </w:r>
+    </w:p>
+    <w:p>
+      <w:pPr>
+        <w:spacing w:after="0"/>
         <w:jc w:val="both"/>
         <w:rPr>
-          <w:rFonts w:ascii="Times New Roman" w:eastAsia="TimesNewRomanPSMT" w:hAnsi="Times New Roman" w:cs="Times New Roman"/>
-          <w:sz w:val="28"/>
-          <w:szCs w:val="28"/>
-        </w:rPr>
-      </w:pPr>
-      <w:r>
-        <w:rPr>
-          <w:rFonts w:ascii="Times New Roman" w:hAnsi="Times New Roman" w:cs="Times New Roman"/>
-          <w:sz w:val="28"/>
-          <w:szCs w:val="28"/>
-        </w:rPr>
-        <w:t xml:space="preserve">Рабочий диапазон напряжений для данных светодиодов составляет </w:t>
-      </w:r>
-      <w:r>
-        <w:rPr>
-          <w:rFonts w:ascii="Times New Roman" w:eastAsia="TimesNewRomanPSMT" w:hAnsi="Times New Roman" w:cs="Times New Roman"/>
-          <w:sz w:val="28"/>
-          <w:szCs w:val="28"/>
-        </w:rPr>
-        <w:t>+3.5~+5.3</w:t>
-      </w:r>
-      <w:r>
-        <w:rPr>
-          <w:rFonts w:ascii="Times New Roman" w:eastAsia="TimesNewRomanPSMT" w:hAnsi="Times New Roman" w:cs="Times New Roman"/>
-          <w:sz w:val="28"/>
-          <w:szCs w:val="28"/>
-        </w:rPr>
-        <w:t>В.</w:t>
-      </w:r>
-      <w:r>
-        <w:rPr>
-          <w:rFonts w:ascii="Times New Roman" w:eastAsia="TimesNewRomanPSMT" w:hAnsi="Times New Roman" w:cs="Times New Roman"/>
-          <w:sz w:val="28"/>
-          <w:szCs w:val="28"/>
-        </w:rPr>
-        <w:t xml:space="preserve"> Ток</w:t>
-      </w:r>
-      <w:r>
-        <w:rPr>
-          <w:rFonts w:ascii="Times New Roman" w:eastAsia="TimesNewRomanPSMT" w:hAnsi="Times New Roman" w:cs="Times New Roman"/>
-          <w:sz w:val="28"/>
-          <w:szCs w:val="28"/>
-        </w:rPr>
-        <w:t>, протекающий через светодиод</w:t>
-      </w:r>
-      <w:r>
-        <w:rPr>
-          <w:rFonts w:ascii="Times New Roman" w:eastAsia="TimesNewRomanPSMT" w:hAnsi="Times New Roman" w:cs="Times New Roman"/>
-          <w:sz w:val="28"/>
-          <w:szCs w:val="28"/>
-        </w:rPr>
-        <w:t xml:space="preserve"> </w:t>
-      </w:r>
-      <w:r>
-        <w:rPr>
-          <w:rFonts w:ascii="Times New Roman" w:eastAsia="TimesNewRomanPSMT" w:hAnsi="Times New Roman" w:cs="Times New Roman"/>
-          <w:sz w:val="28"/>
-          <w:szCs w:val="28"/>
-        </w:rPr>
-        <w:t>~</w:t>
-      </w:r>
-      <w:r>
-        <w:rPr>
-          <w:rFonts w:ascii="Times New Roman" w:eastAsia="TimesNewRomanPSMT" w:hAnsi="Times New Roman" w:cs="Times New Roman"/>
-          <w:sz w:val="28"/>
-          <w:szCs w:val="28"/>
-        </w:rPr>
-        <w:t xml:space="preserve">1мкА. </w:t>
-      </w:r>
-      <w:r>
-        <w:rPr>
-          <w:rFonts w:ascii="Times New Roman" w:eastAsia="TimesNewRomanPSMT" w:hAnsi="Times New Roman" w:cs="Times New Roman"/>
-          <w:sz w:val="28"/>
-          <w:szCs w:val="28"/>
-        </w:rPr>
-        <w:t>Ниже приведена таблица, соответствующая напряжению для каждого цвета светодиода.</w:t>
+          <w:rFonts w:eastAsia="TimesNewRomanPSMT" w:cstheme="minorHAnsi"/>
+          <w:b/>
+          <w:sz w:val="18"/>
+          <w:szCs w:val="18"/>
+        </w:rPr>
+      </w:pPr>
+      <w:r>
+        <w:rPr>
+          <w:rFonts w:eastAsia="TimesNewRomanPSMT" w:cstheme="minorHAnsi"/>
+          <w:b/>
+          <w:sz w:val="18"/>
+          <w:szCs w:val="18"/>
+        </w:rPr>
+        <w:t>Таблица 1.</w:t>
+      </w:r>
+      <w:r>
+        <w:rPr>
+          <w:rFonts w:eastAsia="TimesNewRomanPSMT" w:cstheme="minorHAnsi"/>
+          <w:b/>
+          <w:sz w:val="18"/>
+          <w:szCs w:val="18"/>
+        </w:rPr>
+        <w:t xml:space="preserve"> Физические характеристики светодиода.</w:t>
       </w:r>
     </w:p>
     <w:tbl>
@@ -1021,7 +1001,6 @@
                 <w:rFonts w:ascii="Times New Roman" w:eastAsia="TimesNewRomanPSMT" w:hAnsi="Times New Roman" w:cs="Times New Roman"/>
                 <w:sz w:val="24"/>
                 <w:szCs w:val="24"/>
-                <w:lang w:val="en-US"/>
               </w:rPr>
             </w:pPr>
             <w:r>
@@ -1029,9 +1008,8 @@
                 <w:rFonts w:ascii="Times New Roman" w:eastAsia="TimesNewRomanPSMT" w:hAnsi="Times New Roman" w:cs="Times New Roman"/>
                 <w:sz w:val="24"/>
                 <w:szCs w:val="24"/>
-                <w:lang w:val="en-US"/>
-              </w:rPr>
-              <w:t>Emitting color</w:t>
+              </w:rPr>
+              <w:t>Испускаемый цвет</w:t>
             </w:r>
           </w:p>
         </w:tc>
@@ -1046,7 +1024,6 @@
                 <w:rFonts w:ascii="Times New Roman" w:eastAsia="TimesNewRomanPSMT" w:hAnsi="Times New Roman" w:cs="Times New Roman"/>
                 <w:sz w:val="24"/>
                 <w:szCs w:val="24"/>
-                <w:lang w:val="en-US"/>
               </w:rPr>
             </w:pPr>
             <w:r>
@@ -1054,9 +1031,8 @@
                 <w:rFonts w:ascii="Times New Roman" w:eastAsia="TimesNewRomanPSMT" w:hAnsi="Times New Roman" w:cs="Times New Roman"/>
                 <w:sz w:val="24"/>
                 <w:szCs w:val="24"/>
-                <w:lang w:val="en-US"/>
-              </w:rPr>
-              <w:t>Wave length(nm)</w:t>
+              </w:rPr>
+              <w:t>Длина волны(нм)</w:t>
             </w:r>
           </w:p>
         </w:tc>
@@ -1079,7 +1055,31 @@
                 <w:sz w:val="24"/>
                 <w:szCs w:val="24"/>
               </w:rPr>
-              <w:t>Luminous intensity(mcd)</w:t>
+              <w:t>Сила света</w:t>
+            </w:r>
+            <w:r>
+              <w:rPr>
+                <w:rFonts w:ascii="Times New Roman" w:eastAsia="TimesNewRomanPSMT" w:hAnsi="Times New Roman" w:cs="Times New Roman"/>
+                <w:sz w:val="24"/>
+                <w:szCs w:val="24"/>
+              </w:rPr>
+              <w:t>(</w:t>
+            </w:r>
+            <w:r>
+              <w:rPr>
+                <w:rFonts w:ascii="Times New Roman" w:eastAsia="TimesNewRomanPSMT" w:hAnsi="Times New Roman" w:cs="Times New Roman"/>
+                <w:sz w:val="24"/>
+                <w:szCs w:val="24"/>
+              </w:rPr>
+              <w:t>Кд</w:t>
+            </w:r>
+            <w:r>
+              <w:rPr>
+                <w:rFonts w:ascii="Times New Roman" w:eastAsia="TimesNewRomanPSMT" w:hAnsi="Times New Roman" w:cs="Times New Roman"/>
+                <w:sz w:val="24"/>
+                <w:szCs w:val="24"/>
+              </w:rPr>
+              <w:t>)</w:t>
             </w:r>
           </w:p>
         </w:tc>
@@ -1094,7 +1094,6 @@
                 <w:rFonts w:ascii="Times New Roman" w:eastAsia="TimesNewRomanPSMT" w:hAnsi="Times New Roman" w:cs="Times New Roman"/>
                 <w:sz w:val="24"/>
                 <w:szCs w:val="24"/>
-                <w:lang w:val="en-US"/>
               </w:rPr>
             </w:pPr>
             <w:r>
@@ -1102,9 +1101,8 @@
                 <w:rFonts w:ascii="Times New Roman" w:eastAsia="TimesNewRomanPSMT" w:hAnsi="Times New Roman" w:cs="Times New Roman"/>
                 <w:sz w:val="24"/>
                 <w:szCs w:val="24"/>
-                <w:lang w:val="en-US"/>
-              </w:rPr>
-              <w:t>Voltage(V)</w:t>
+              </w:rPr>
+              <w:t>Напряжение(В)</w:t>
             </w:r>
           </w:p>
         </w:tc>
@@ -1121,7 +1119,6 @@
                 <w:rFonts w:ascii="Times New Roman" w:eastAsia="TimesNewRomanPSMT" w:hAnsi="Times New Roman" w:cs="Times New Roman"/>
                 <w:sz w:val="24"/>
                 <w:szCs w:val="24"/>
-                <w:lang w:val="en-US"/>
               </w:rPr>
             </w:pPr>
             <w:r>
@@ -1129,9 +1126,8 @@
                 <w:rFonts w:ascii="Times New Roman" w:eastAsia="TimesNewRomanPSMT" w:hAnsi="Times New Roman" w:cs="Times New Roman"/>
                 <w:sz w:val="24"/>
                 <w:szCs w:val="24"/>
-                <w:lang w:val="en-US"/>
-              </w:rPr>
-              <w:t>Red</w:t>
+              </w:rPr>
+              <w:t>Красный</w:t>
             </w:r>
           </w:p>
         </w:tc>
@@ -1223,7 +1219,6 @@
                 <w:rFonts w:ascii="Times New Roman" w:eastAsia="TimesNewRomanPSMT" w:hAnsi="Times New Roman" w:cs="Times New Roman"/>
                 <w:sz w:val="24"/>
                 <w:szCs w:val="24"/>
-                <w:lang w:val="en-US"/>
               </w:rPr>
             </w:pPr>
             <w:r>
@@ -1231,9 +1226,8 @@
                 <w:rFonts w:ascii="Times New Roman" w:eastAsia="TimesNewRomanPSMT" w:hAnsi="Times New Roman" w:cs="Times New Roman"/>
                 <w:sz w:val="24"/>
                 <w:szCs w:val="24"/>
-                <w:lang w:val="en-US"/>
-              </w:rPr>
-              <w:t>Green</w:t>
+              </w:rPr>
+              <w:t>Зелёный</w:t>
             </w:r>
           </w:p>
         </w:tc>
@@ -1325,7 +1319,6 @@
                 <w:rFonts w:ascii="Times New Roman" w:eastAsia="TimesNewRomanPSMT" w:hAnsi="Times New Roman" w:cs="Times New Roman"/>
                 <w:sz w:val="24"/>
                 <w:szCs w:val="24"/>
-                <w:lang w:val="en-US"/>
               </w:rPr>
             </w:pPr>
             <w:r>
@@ -1333,9 +1326,8 @@
                 <w:rFonts w:ascii="Times New Roman" w:eastAsia="TimesNewRomanPSMT" w:hAnsi="Times New Roman" w:cs="Times New Roman"/>
                 <w:sz w:val="24"/>
                 <w:szCs w:val="24"/>
-                <w:lang w:val="en-US"/>
-              </w:rPr>
-              <w:t>Blue</w:t>
+              </w:rPr>
+              <w:t>Синий</w:t>
             </w:r>
           </w:p>
         </w:tc>
@@ -1430,22 +1422,570 @@
       <w:pPr>
         <w:jc w:val="both"/>
         <w:rPr>
+          <w:rFonts w:ascii="Times New Roman" w:hAnsi="Times New Roman" w:cs="Times New Roman"/>
+          <w:sz w:val="28"/>
+          <w:szCs w:val="28"/>
+        </w:rPr>
+      </w:pPr>
+      <w:r>
+        <w:rPr>
           <w:rFonts w:ascii="Times New Roman" w:eastAsia="TimesNewRomanPSMT" w:hAnsi="Times New Roman" w:cs="Times New Roman"/>
           <w:sz w:val="28"/>
           <w:szCs w:val="28"/>
         </w:rPr>
-      </w:pPr>
+        <w:t>Т.к. в светодиод</w:t>
+      </w:r>
       <w:r>
         <w:rPr>
           <w:rFonts w:ascii="Times New Roman" w:eastAsia="TimesNewRomanPSMT" w:hAnsi="Times New Roman" w:cs="Times New Roman"/>
           <w:sz w:val="28"/>
           <w:szCs w:val="28"/>
         </w:rPr>
-        <w:t xml:space="preserve">Т.к. в светодиод встроена микросхема, </w:t>
-      </w:r>
+        <w:t xml:space="preserve"> – адресный, в него</w:t>
+      </w:r>
+      <w:r>
+        <w:rPr>
+          <w:rFonts w:ascii="Times New Roman" w:eastAsia="TimesNewRomanPSMT" w:hAnsi="Times New Roman" w:cs="Times New Roman"/>
+          <w:sz w:val="28"/>
+          <w:szCs w:val="28"/>
+        </w:rPr>
+        <w:t xml:space="preserve"> встроена микросхема, </w:t>
+      </w:r>
+      <w:r>
+        <w:rPr>
+          <w:rFonts w:ascii="Times New Roman" w:eastAsia="TimesNewRomanPSMT" w:hAnsi="Times New Roman" w:cs="Times New Roman"/>
+          <w:sz w:val="28"/>
+          <w:szCs w:val="28"/>
+        </w:rPr>
+        <w:t xml:space="preserve">позволяющая </w:t>
+      </w:r>
+      <w:r>
+        <w:rPr>
+          <w:rFonts w:ascii="Times New Roman" w:eastAsia="TimesNewRomanPSMT" w:hAnsi="Times New Roman" w:cs="Times New Roman"/>
+          <w:sz w:val="28"/>
+          <w:szCs w:val="28"/>
+        </w:rPr>
+        <w:t xml:space="preserve">управлять каждым отдельным светодиодом в линии. </w:t>
+      </w:r>
+      <w:r>
+        <w:rPr>
+          <w:rFonts w:ascii="Times New Roman" w:hAnsi="Times New Roman" w:cs="Times New Roman"/>
+          <w:sz w:val="28"/>
+          <w:szCs w:val="28"/>
+        </w:rPr>
+        <w:t xml:space="preserve">Протокол передачи данных использует единый режим связи </w:t>
+      </w:r>
+      <w:r>
+        <w:rPr>
+          <w:rFonts w:ascii="Times New Roman" w:hAnsi="Times New Roman" w:cs="Times New Roman"/>
+          <w:sz w:val="28"/>
+          <w:szCs w:val="28"/>
+          <w:lang w:val="en-US"/>
+        </w:rPr>
+        <w:t>NZR</w:t>
+      </w:r>
+      <w:r>
+        <w:rPr>
+          <w:rFonts w:ascii="Times New Roman" w:hAnsi="Times New Roman" w:cs="Times New Roman"/>
+          <w:sz w:val="28"/>
+          <w:szCs w:val="28"/>
+        </w:rPr>
+        <w:t xml:space="preserve">. После сброса питания пикселя порт </w:t>
+      </w:r>
+      <w:r>
+        <w:rPr>
+          <w:rFonts w:ascii="Times New Roman" w:hAnsi="Times New Roman" w:cs="Times New Roman"/>
+          <w:sz w:val="28"/>
+          <w:szCs w:val="28"/>
+          <w:lang w:val="en-US"/>
+        </w:rPr>
+        <w:t>DIN</w:t>
+      </w:r>
+      <w:r>
+        <w:rPr>
+          <w:rFonts w:ascii="Times New Roman" w:hAnsi="Times New Roman" w:cs="Times New Roman"/>
+          <w:sz w:val="28"/>
+          <w:szCs w:val="28"/>
+        </w:rPr>
+        <w:t xml:space="preserve"> принимает данные от контроллера, первый пиксель собирает исходные 24-битные данные, которые затем отправляются на внутреннюю блокировку данных, а остальные данные, которые изменяются схемой усиления, изменяющей форму внутреннего сигнала, отправляются на следующий каскадный пиксель через порт </w:t>
+      </w:r>
+      <w:r>
+        <w:rPr>
+          <w:rFonts w:ascii="Times New Roman" w:hAnsi="Times New Roman" w:cs="Times New Roman"/>
+          <w:sz w:val="28"/>
+          <w:szCs w:val="28"/>
+          <w:lang w:val="en-US"/>
+        </w:rPr>
+        <w:t>DO</w:t>
+      </w:r>
+      <w:r>
+        <w:rPr>
+          <w:rFonts w:ascii="Times New Roman" w:hAnsi="Times New Roman" w:cs="Times New Roman"/>
+          <w:sz w:val="28"/>
+          <w:szCs w:val="28"/>
+        </w:rPr>
+        <w:t xml:space="preserve">. </w:t>
+      </w:r>
+    </w:p>
+    <w:p>
+      <w:pPr>
+        <w:pStyle w:val="a7"/>
+        <w:keepNext/>
+        <w:rPr>
+          <w:color w:val="auto"/>
+        </w:rPr>
+      </w:pPr>
+      <w:r>
+        <w:rPr>
+          <w:color w:val="auto"/>
+        </w:rPr>
+        <w:t>Таблица 2. Время передачи сигналов</w:t>
+      </w:r>
+    </w:p>
+    <w:p>
+      <w:pPr>
+        <w:jc w:val="center"/>
+        <w:rPr>
+          <w:rFonts w:ascii="Times New Roman" w:hAnsi="Times New Roman" w:cs="Times New Roman"/>
+          <w:sz w:val="28"/>
+          <w:szCs w:val="28"/>
+        </w:rPr>
+      </w:pPr>
+      <w:r>
+        <w:rPr>
+          <w:rFonts w:ascii="Times New Roman" w:hAnsi="Times New Roman" w:cs="Times New Roman"/>
+          <w:noProof/>
+          <w:sz w:val="28"/>
+          <w:szCs w:val="28"/>
+        </w:rPr>
+        <w:drawing>
+          <wp:inline distT="0" distB="0" distL="0" distR="0">
+            <wp:extent cx="5940425" cy="1756669"/>
+            <wp:effectExtent l="19050" t="0" r="3175" b="0"/>
+            <wp:docPr id="16" name="Рисунок 16"/>
+            <wp:cNvGraphicFramePr>
+              <a:graphicFrameLocks xmlns:a="http://schemas.openxmlformats.org/drawingml/2006/main" noChangeAspect="1"/>
+            </wp:cNvGraphicFramePr>
+            <a:graphic xmlns:a="http://schemas.openxmlformats.org/drawingml/2006/main">
+              <a:graphicData uri="http://schemas.openxmlformats.org/drawingml/2006/picture">
+                <pic:pic xmlns:pic="http://schemas.openxmlformats.org/drawingml/2006/picture">
+                  <pic:nvPicPr>
+                    <pic:cNvPr id="0" name="Picture 16"/>
+                    <pic:cNvPicPr>
+                      <a:picLocks noChangeAspect="1" noChangeArrowheads="1"/>
+                    </pic:cNvPicPr>
+                  </pic:nvPicPr>
+                  <pic:blipFill>
+                    <a:blip r:embed="rId8"/>
+                    <a:srcRect/>
+                    <a:stretch>
+                      <a:fillRect/>
+                    </a:stretch>
+                  </pic:blipFill>
+                  <pic:spPr bwMode="auto">
+                    <a:xfrm>
+                      <a:off x="0" y="0"/>
+                      <a:ext cx="5940425" cy="1756669"/>
+                    </a:xfrm>
+                    <a:prstGeom prst="rect">
+                      <a:avLst/>
+                    </a:prstGeom>
+                    <a:noFill/>
+                    <a:ln w="9525">
+                      <a:noFill/>
+                      <a:miter lim="800000"/>
+                      <a:headEnd/>
+                      <a:tailEnd/>
+                    </a:ln>
+                  </pic:spPr>
+                </pic:pic>
+              </a:graphicData>
+            </a:graphic>
+          </wp:inline>
+        </w:drawing>
+      </w:r>
+    </w:p>
+    <w:p>
+      <w:pPr>
+        <w:keepNext/>
+        <w:jc w:val="center"/>
+        <w:rPr>
+          <w:lang w:val="en-US"/>
+        </w:rPr>
+      </w:pPr>
+      <w:r>
+        <w:rPr>
+          <w:rFonts w:ascii="Times New Roman" w:hAnsi="Times New Roman" w:cs="Times New Roman"/>
+          <w:noProof/>
+          <w:sz w:val="28"/>
+          <w:szCs w:val="28"/>
+        </w:rPr>
+        <w:drawing>
+          <wp:inline distT="0" distB="0" distL="0" distR="0">
+            <wp:extent cx="2676525" cy="1947687"/>
+            <wp:effectExtent l="19050" t="0" r="9525" b="0"/>
+            <wp:docPr id="13" name="Рисунок 13"/>
+            <wp:cNvGraphicFramePr>
+              <a:graphicFrameLocks xmlns:a="http://schemas.openxmlformats.org/drawingml/2006/main" noChangeAspect="1"/>
+            </wp:cNvGraphicFramePr>
+            <a:graphic xmlns:a="http://schemas.openxmlformats.org/drawingml/2006/main">
+              <a:graphicData uri="http://schemas.openxmlformats.org/drawingml/2006/picture">
+                <pic:pic xmlns:pic="http://schemas.openxmlformats.org/drawingml/2006/picture">
+                  <pic:nvPicPr>
+                    <pic:cNvPr id="0" name="Picture 13"/>
+                    <pic:cNvPicPr>
+                      <a:picLocks noChangeAspect="1" noChangeArrowheads="1"/>
+                    </pic:cNvPicPr>
+                  </pic:nvPicPr>
+                  <pic:blipFill>
+                    <a:blip r:embed="rId9"/>
+                    <a:srcRect/>
+                    <a:stretch>
+                      <a:fillRect/>
+                    </a:stretch>
+                  </pic:blipFill>
+                  <pic:spPr bwMode="auto">
+                    <a:xfrm>
+                      <a:off x="0" y="0"/>
+                      <a:ext cx="2676525" cy="1947687"/>
+                    </a:xfrm>
+                    <a:prstGeom prst="rect">
+                      <a:avLst/>
+                    </a:prstGeom>
+                    <a:noFill/>
+                    <a:ln w="9525">
+                      <a:noFill/>
+                      <a:miter lim="800000"/>
+                      <a:headEnd/>
+                      <a:tailEnd/>
+                    </a:ln>
+                  </pic:spPr>
+                </pic:pic>
+              </a:graphicData>
+            </a:graphic>
+          </wp:inline>
+        </w:drawing>
+      </w:r>
+    </w:p>
+    <w:p>
+      <w:pPr>
+        <w:pStyle w:val="a7"/>
+        <w:jc w:val="center"/>
+        <w:rPr>
+          <w:rFonts w:ascii="Times New Roman" w:hAnsi="Times New Roman" w:cs="Times New Roman"/>
+          <w:color w:val="auto"/>
+          <w:sz w:val="28"/>
+          <w:szCs w:val="28"/>
+        </w:rPr>
+      </w:pPr>
+      <w:r>
+        <w:rPr>
+          <w:color w:val="auto"/>
+        </w:rPr>
+        <w:t xml:space="preserve">Рисунок </w:t>
+      </w:r>
+      <w:r>
+        <w:rPr>
+          <w:color w:val="auto"/>
+        </w:rPr>
+        <w:fldChar w:fldCharType="begin"/>
+      </w:r>
+      <w:r>
+        <w:rPr>
+          <w:color w:val="auto"/>
+        </w:rPr>
+        <w:instrText xml:space="preserve"> SEQ Рисунок \* ARABIC </w:instrText>
+      </w:r>
+      <w:r>
+        <w:rPr>
+          <w:color w:val="auto"/>
+        </w:rPr>
+        <w:fldChar w:fldCharType="separate"/>
+      </w:r>
+      <w:r>
+        <w:rPr>
+          <w:noProof/>
+          <w:color w:val="auto"/>
+        </w:rPr>
+        <w:t>2</w:t>
+      </w:r>
+      <w:r>
+        <w:rPr>
+          <w:color w:val="auto"/>
+        </w:rPr>
+        <w:fldChar w:fldCharType="end"/>
+      </w:r>
+      <w:r>
+        <w:rPr>
+          <w:color w:val="auto"/>
+        </w:rPr>
+        <w:t>. Пр</w:t>
+      </w:r>
+      <w:r>
+        <w:rPr>
+          <w:color w:val="auto"/>
+        </w:rPr>
+        <w:t>едставление сигналов во времени.</w:t>
+      </w:r>
+    </w:p>
+    <w:p>
+      <w:pPr>
+        <w:keepNext/>
+        <w:jc w:val="center"/>
+      </w:pPr>
+      <w:r>
+        <w:rPr>
+          <w:rFonts w:ascii="Times New Roman" w:hAnsi="Times New Roman" w:cs="Times New Roman"/>
+          <w:noProof/>
+          <w:sz w:val="28"/>
+          <w:szCs w:val="28"/>
+        </w:rPr>
+        <w:lastRenderedPageBreak/>
+        <w:drawing>
+          <wp:inline distT="0" distB="0" distL="0" distR="0">
+            <wp:extent cx="4810125" cy="1830008"/>
+            <wp:effectExtent l="19050" t="0" r="9525" b="0"/>
+            <wp:docPr id="19" name="Рисунок 19"/>
+            <wp:cNvGraphicFramePr>
+              <a:graphicFrameLocks xmlns:a="http://schemas.openxmlformats.org/drawingml/2006/main" noChangeAspect="1"/>
+            </wp:cNvGraphicFramePr>
+            <a:graphic xmlns:a="http://schemas.openxmlformats.org/drawingml/2006/main">
+              <a:graphicData uri="http://schemas.openxmlformats.org/drawingml/2006/picture">
+                <pic:pic xmlns:pic="http://schemas.openxmlformats.org/drawingml/2006/picture">
+                  <pic:nvPicPr>
+                    <pic:cNvPr id="0" name="Picture 19"/>
+                    <pic:cNvPicPr>
+                      <a:picLocks noChangeAspect="1" noChangeArrowheads="1"/>
+                    </pic:cNvPicPr>
+                  </pic:nvPicPr>
+                  <pic:blipFill>
+                    <a:blip r:embed="rId10"/>
+                    <a:srcRect/>
+                    <a:stretch>
+                      <a:fillRect/>
+                    </a:stretch>
+                  </pic:blipFill>
+                  <pic:spPr bwMode="auto">
+                    <a:xfrm>
+                      <a:off x="0" y="0"/>
+                      <a:ext cx="4815676" cy="1832120"/>
+                    </a:xfrm>
+                    <a:prstGeom prst="rect">
+                      <a:avLst/>
+                    </a:prstGeom>
+                    <a:noFill/>
+                    <a:ln w="9525">
+                      <a:noFill/>
+                      <a:miter lim="800000"/>
+                      <a:headEnd/>
+                      <a:tailEnd/>
+                    </a:ln>
+                  </pic:spPr>
+                </pic:pic>
+              </a:graphicData>
+            </a:graphic>
+          </wp:inline>
+        </w:drawing>
+      </w:r>
+    </w:p>
+    <w:p>
+      <w:pPr>
+        <w:pStyle w:val="a7"/>
+        <w:jc w:val="center"/>
+        <w:rPr>
+          <w:rFonts w:ascii="Times New Roman" w:hAnsi="Times New Roman" w:cs="Times New Roman"/>
+          <w:color w:val="auto"/>
+          <w:sz w:val="28"/>
+          <w:szCs w:val="28"/>
+        </w:rPr>
+      </w:pPr>
+      <w:r>
+        <w:rPr>
+          <w:color w:val="auto"/>
+        </w:rPr>
+        <w:t xml:space="preserve">Рисунок </w:t>
+      </w:r>
+      <w:r>
+        <w:rPr>
+          <w:color w:val="auto"/>
+        </w:rPr>
+        <w:fldChar w:fldCharType="begin"/>
+      </w:r>
+      <w:r>
+        <w:rPr>
+          <w:color w:val="auto"/>
+        </w:rPr>
+        <w:instrText xml:space="preserve"> SEQ Рисунок \* ARABIC </w:instrText>
+      </w:r>
+      <w:r>
+        <w:rPr>
+          <w:color w:val="auto"/>
+        </w:rPr>
+        <w:fldChar w:fldCharType="separate"/>
+      </w:r>
+      <w:r>
+        <w:rPr>
+          <w:noProof/>
+          <w:color w:val="auto"/>
+        </w:rPr>
+        <w:t>3</w:t>
+      </w:r>
+      <w:r>
+        <w:rPr>
+          <w:color w:val="auto"/>
+        </w:rPr>
+        <w:fldChar w:fldCharType="end"/>
+      </w:r>
+      <w:r>
+        <w:rPr>
+          <w:color w:val="auto"/>
+        </w:rPr>
+        <w:t>. Каскадный метод передачи данных.</w:t>
+      </w:r>
+    </w:p>
+    <w:p>
+      <w:pPr>
+        <w:jc w:val="both"/>
+        <w:rPr>
+          <w:rFonts w:ascii="Times New Roman" w:hAnsi="Times New Roman" w:cs="Times New Roman"/>
+          <w:sz w:val="28"/>
+          <w:szCs w:val="28"/>
+        </w:rPr>
+      </w:pPr>
+      <w:r>
+        <w:rPr>
+          <w:rFonts w:ascii="Times New Roman" w:hAnsi="Times New Roman" w:cs="Times New Roman"/>
+          <w:sz w:val="28"/>
+          <w:szCs w:val="28"/>
+        </w:rPr>
+        <w:t>После передачи для каждого пикселя сигнал уменьшается на 24 бита. Пиксель использует технологию автоматической переустановки передачи, благодаря чему каскадное число пикселей не ограничивает передачу сигнала, а зависит только от скорости передачи сигнала.</w:t>
+      </w:r>
+    </w:p>
+    <w:p>
+      <w:pPr>
+        <w:keepNext/>
+        <w:jc w:val="center"/>
+      </w:pPr>
+      <w:r>
+        <w:rPr>
+          <w:rFonts w:ascii="Times New Roman" w:eastAsia="TimesNewRomanPSMT" w:hAnsi="Times New Roman" w:cs="Times New Roman"/>
+          <w:noProof/>
+          <w:sz w:val="28"/>
+          <w:szCs w:val="28"/>
+        </w:rPr>
+        <w:drawing>
+          <wp:inline distT="0" distB="0" distL="0" distR="0">
+            <wp:extent cx="5940425" cy="3342479"/>
+            <wp:effectExtent l="19050" t="0" r="3175" b="0"/>
+            <wp:docPr id="4" name="Рисунок 4"/>
+            <wp:cNvGraphicFramePr>
+              <a:graphicFrameLocks xmlns:a="http://schemas.openxmlformats.org/drawingml/2006/main" noChangeAspect="1"/>
+            </wp:cNvGraphicFramePr>
+            <a:graphic xmlns:a="http://schemas.openxmlformats.org/drawingml/2006/main">
+              <a:graphicData uri="http://schemas.openxmlformats.org/drawingml/2006/picture">
+                <pic:pic xmlns:pic="http://schemas.openxmlformats.org/drawingml/2006/picture">
+                  <pic:nvPicPr>
+                    <pic:cNvPr id="0" name="Picture 4"/>
+                    <pic:cNvPicPr>
+                      <a:picLocks noChangeAspect="1" noChangeArrowheads="1"/>
+                    </pic:cNvPicPr>
+                  </pic:nvPicPr>
+                  <pic:blipFill>
+                    <a:blip r:embed="rId11"/>
+                    <a:srcRect/>
+                    <a:stretch>
+                      <a:fillRect/>
+                    </a:stretch>
+                  </pic:blipFill>
+                  <pic:spPr bwMode="auto">
+                    <a:xfrm>
+                      <a:off x="0" y="0"/>
+                      <a:ext cx="5940425" cy="3342479"/>
+                    </a:xfrm>
+                    <a:prstGeom prst="rect">
+                      <a:avLst/>
+                    </a:prstGeom>
+                    <a:noFill/>
+                    <a:ln w="9525">
+                      <a:noFill/>
+                      <a:miter lim="800000"/>
+                      <a:headEnd/>
+                      <a:tailEnd/>
+                    </a:ln>
+                  </pic:spPr>
+                </pic:pic>
+              </a:graphicData>
+            </a:graphic>
+          </wp:inline>
+        </w:drawing>
+      </w:r>
+    </w:p>
+    <w:p>
+      <w:pPr>
+        <w:pStyle w:val="a7"/>
+        <w:jc w:val="center"/>
+        <w:rPr>
+          <w:color w:val="auto"/>
+        </w:rPr>
+      </w:pPr>
+      <w:r>
+        <w:rPr>
+          <w:color w:val="auto"/>
+        </w:rPr>
+        <w:t xml:space="preserve">Рисунок </w:t>
+      </w:r>
+      <w:r>
+        <w:rPr>
+          <w:color w:val="auto"/>
+        </w:rPr>
+        <w:fldChar w:fldCharType="begin"/>
+      </w:r>
+      <w:r>
+        <w:rPr>
+          <w:color w:val="auto"/>
+        </w:rPr>
+        <w:instrText xml:space="preserve"> SEQ Рисунок \* ARABIC </w:instrText>
+      </w:r>
+      <w:r>
+        <w:rPr>
+          <w:color w:val="auto"/>
+        </w:rPr>
+        <w:fldChar w:fldCharType="separate"/>
+      </w:r>
+      <w:r>
+        <w:rPr>
+          <w:noProof/>
+          <w:color w:val="auto"/>
+        </w:rPr>
+        <w:t>4</w:t>
+      </w:r>
+      <w:r>
+        <w:rPr>
+          <w:color w:val="auto"/>
+        </w:rPr>
+        <w:fldChar w:fldCharType="end"/>
+      </w:r>
+      <w:r>
+        <w:rPr>
+          <w:color w:val="auto"/>
+        </w:rPr>
+        <w:t>. Передача пакетов данных между пикселями.</w:t>
+      </w:r>
+    </w:p>
+    <w:p/>
+    <w:p>
+      <w:pPr>
+        <w:jc w:val="both"/>
+        <w:rPr>
+          <w:rFonts w:ascii="Times New Roman" w:hAnsi="Times New Roman" w:cs="Times New Roman"/>
+          <w:sz w:val="28"/>
+          <w:szCs w:val="28"/>
+          <w:lang w:val="en-US"/>
+        </w:rPr>
+      </w:pPr>
     </w:p>
     <w:sectPr>
-      <w:footerReference w:type="default" r:id="rId8"/>
+      <w:footerReference w:type="default" r:id="rId12"/>
       <w:pgSz w:w="11906" w:h="16838"/>
       <w:pgMar w:top="1134" w:right="850" w:bottom="1134" w:left="1701" w:header="708" w:footer="708" w:gutter="0"/>
       <w:cols w:space="708"/>
@@ -1486,10 +2026,6 @@
   <w:sdt>
     <w:sdtPr>
       <w:id w:val="7478422"/>
-      <w:docPartObj>
-        <w:docPartGallery w:val="Общ"/>
-        <w:docPartUnique/>
-      </w:docPartObj>
     </w:sdtPr>
     <w:sdtContent>
       <w:p>
@@ -1502,7 +2038,7 @@
             <w:rPr>
               <w:noProof/>
             </w:rPr>
-            <w:t>5</w:t>
+            <w:t>6</w:t>
           </w:r>
         </w:fldSimple>
       </w:p>

--- a/Проект_3.docx
+++ b/Проект_3.docx
@@ -870,7 +870,6 @@
           <w:rFonts w:ascii="Times New Roman" w:eastAsia="TimesNewRomanPSMT" w:hAnsi="Times New Roman" w:cs="Times New Roman"/>
           <w:sz w:val="28"/>
           <w:szCs w:val="28"/>
-          <w:lang w:val="en-US"/>
         </w:rPr>
       </w:pPr>
       <w:r>
@@ -1980,12 +1979,411 @@
           <w:rFonts w:ascii="Times New Roman" w:hAnsi="Times New Roman" w:cs="Times New Roman"/>
           <w:sz w:val="28"/>
           <w:szCs w:val="28"/>
-          <w:lang w:val="en-US"/>
-        </w:rPr>
-      </w:pPr>
+        </w:rPr>
+      </w:pPr>
+      <w:r>
+        <w:rPr>
+          <w:rFonts w:ascii="Times New Roman" w:hAnsi="Times New Roman" w:cs="Times New Roman"/>
+          <w:sz w:val="28"/>
+          <w:szCs w:val="28"/>
+        </w:rPr>
+        <w:t>Состав 24-х битного пакета данных:</w:t>
+      </w:r>
+    </w:p>
+    <w:p>
+      <w:pPr>
+        <w:jc w:val="both"/>
+        <w:rPr>
+          <w:rFonts w:ascii="Times New Roman" w:hAnsi="Times New Roman" w:cs="Times New Roman"/>
+          <w:sz w:val="28"/>
+          <w:szCs w:val="28"/>
+        </w:rPr>
+      </w:pPr>
+      <w:r>
+        <w:rPr>
+          <w:rFonts w:ascii="Times New Roman" w:hAnsi="Times New Roman" w:cs="Times New Roman"/>
+          <w:noProof/>
+          <w:sz w:val="28"/>
+          <w:szCs w:val="28"/>
+        </w:rPr>
+        <w:drawing>
+          <wp:inline distT="0" distB="0" distL="0" distR="0">
+            <wp:extent cx="5940425" cy="296789"/>
+            <wp:effectExtent l="19050" t="0" r="3175" b="0"/>
+            <wp:docPr id="2" name="Рисунок 1"/>
+            <wp:cNvGraphicFramePr>
+              <a:graphicFrameLocks xmlns:a="http://schemas.openxmlformats.org/drawingml/2006/main" noChangeAspect="1"/>
+            </wp:cNvGraphicFramePr>
+            <a:graphic xmlns:a="http://schemas.openxmlformats.org/drawingml/2006/main">
+              <a:graphicData uri="http://schemas.openxmlformats.org/drawingml/2006/picture">
+                <pic:pic xmlns:pic="http://schemas.openxmlformats.org/drawingml/2006/picture">
+                  <pic:nvPicPr>
+                    <pic:cNvPr id="0" name="Picture 1"/>
+                    <pic:cNvPicPr>
+                      <a:picLocks noChangeAspect="1" noChangeArrowheads="1"/>
+                    </pic:cNvPicPr>
+                  </pic:nvPicPr>
+                  <pic:blipFill>
+                    <a:blip r:embed="rId12"/>
+                    <a:srcRect/>
+                    <a:stretch>
+                      <a:fillRect/>
+                    </a:stretch>
+                  </pic:blipFill>
+                  <pic:spPr bwMode="auto">
+                    <a:xfrm>
+                      <a:off x="0" y="0"/>
+                      <a:ext cx="5940425" cy="296789"/>
+                    </a:xfrm>
+                    <a:prstGeom prst="rect">
+                      <a:avLst/>
+                    </a:prstGeom>
+                    <a:noFill/>
+                    <a:ln w="9525">
+                      <a:noFill/>
+                      <a:miter lim="800000"/>
+                      <a:headEnd/>
+                      <a:tailEnd/>
+                    </a:ln>
+                  </pic:spPr>
+                </pic:pic>
+              </a:graphicData>
+            </a:graphic>
+          </wp:inline>
+        </w:drawing>
+      </w:r>
+    </w:p>
+    <w:p>
+      <w:pPr>
+        <w:jc w:val="both"/>
+        <w:rPr>
+          <w:rFonts w:ascii="Times New Roman" w:hAnsi="Times New Roman" w:cs="Times New Roman"/>
+          <w:sz w:val="28"/>
+          <w:szCs w:val="28"/>
+        </w:rPr>
+      </w:pPr>
+      <w:r>
+        <w:rPr>
+          <w:rFonts w:ascii="Times New Roman" w:hAnsi="Times New Roman" w:cs="Times New Roman"/>
+          <w:sz w:val="28"/>
+          <w:szCs w:val="28"/>
+        </w:rPr>
+        <w:t>Порядок следования</w:t>
+      </w:r>
+      <w:r>
+        <w:rPr>
+          <w:rFonts w:ascii="Times New Roman" w:hAnsi="Times New Roman" w:cs="Times New Roman"/>
+          <w:sz w:val="28"/>
+          <w:szCs w:val="28"/>
+        </w:rPr>
+        <w:t xml:space="preserve"> битов для</w:t>
+      </w:r>
+      <w:r>
+        <w:rPr>
+          <w:rFonts w:ascii="Times New Roman" w:hAnsi="Times New Roman" w:cs="Times New Roman"/>
+          <w:sz w:val="28"/>
+          <w:szCs w:val="28"/>
+        </w:rPr>
+        <w:t xml:space="preserve"> зелёного, красного и синего </w:t>
+      </w:r>
+      <w:r>
+        <w:rPr>
+          <w:rFonts w:ascii="Times New Roman" w:hAnsi="Times New Roman" w:cs="Times New Roman"/>
+          <w:sz w:val="28"/>
+          <w:szCs w:val="28"/>
+        </w:rPr>
+        <w:t>цветов</w:t>
+      </w:r>
+      <w:r>
+        <w:rPr>
+          <w:rFonts w:ascii="Times New Roman" w:hAnsi="Times New Roman" w:cs="Times New Roman"/>
+          <w:sz w:val="28"/>
+          <w:szCs w:val="28"/>
+        </w:rPr>
+        <w:t xml:space="preserve"> – от старшего к младшему.</w:t>
+      </w:r>
+    </w:p>
+    <w:p>
+      <w:pPr>
+        <w:jc w:val="both"/>
+        <w:rPr>
+          <w:rFonts w:ascii="Times New Roman" w:hAnsi="Times New Roman" w:cs="Times New Roman"/>
+          <w:sz w:val="28"/>
+          <w:szCs w:val="28"/>
+        </w:rPr>
+      </w:pPr>
+      <w:r>
+        <w:rPr>
+          <w:rFonts w:ascii="Times New Roman" w:hAnsi="Times New Roman" w:cs="Times New Roman"/>
+          <w:sz w:val="28"/>
+          <w:szCs w:val="28"/>
+        </w:rPr>
+        <w:lastRenderedPageBreak/>
+        <w:t>При выборе микроконтроллера я опирался только на его наличие в магазинах или у знакомых.</w:t>
+      </w:r>
+      <w:r>
+        <w:rPr>
+          <w:rFonts w:ascii="Times New Roman" w:hAnsi="Times New Roman" w:cs="Times New Roman"/>
+          <w:sz w:val="28"/>
+          <w:szCs w:val="28"/>
+        </w:rPr>
+        <w:t xml:space="preserve"> Поставленная задача не требует больших вычислительных мощностей.</w:t>
+      </w:r>
+    </w:p>
+    <w:p>
+      <w:pPr>
+        <w:jc w:val="both"/>
+        <w:rPr>
+          <w:rFonts w:ascii="Times New Roman" w:hAnsi="Times New Roman" w:cs="Times New Roman"/>
+          <w:sz w:val="28"/>
+          <w:szCs w:val="28"/>
+        </w:rPr>
+      </w:pPr>
+      <w:r>
+        <w:rPr>
+          <w:rFonts w:ascii="Times New Roman" w:hAnsi="Times New Roman" w:cs="Times New Roman"/>
+          <w:sz w:val="28"/>
+          <w:szCs w:val="28"/>
+        </w:rPr>
+        <w:t>ATmega32U4</w:t>
+      </w:r>
+    </w:p>
+    <w:p>
+      <w:pPr>
+        <w:jc w:val="both"/>
+        <w:rPr>
+          <w:rFonts w:ascii="Times New Roman" w:hAnsi="Times New Roman" w:cs="Times New Roman"/>
+          <w:sz w:val="28"/>
+          <w:szCs w:val="28"/>
+        </w:rPr>
+      </w:pPr>
+      <w:r>
+        <w:rPr>
+          <w:rFonts w:ascii="Times New Roman" w:hAnsi="Times New Roman" w:cs="Times New Roman"/>
+          <w:sz w:val="28"/>
+          <w:szCs w:val="28"/>
+        </w:rPr>
+        <w:t>Встроенный USB 2.0</w:t>
+      </w:r>
+    </w:p>
+    <w:p>
+      <w:pPr>
+        <w:jc w:val="both"/>
+        <w:rPr>
+          <w:rFonts w:ascii="Times New Roman" w:hAnsi="Times New Roman" w:cs="Times New Roman"/>
+          <w:sz w:val="28"/>
+          <w:szCs w:val="28"/>
+        </w:rPr>
+      </w:pPr>
+      <w:r>
+        <w:rPr>
+          <w:rFonts w:ascii="Times New Roman" w:hAnsi="Times New Roman" w:cs="Times New Roman"/>
+          <w:sz w:val="28"/>
+          <w:szCs w:val="28"/>
+        </w:rPr>
+        <w:t>Абсолютный максимальный VCC: 6 В</w:t>
+      </w:r>
+    </w:p>
+    <w:p>
+      <w:pPr>
+        <w:jc w:val="both"/>
+        <w:rPr>
+          <w:rFonts w:ascii="Times New Roman" w:hAnsi="Times New Roman" w:cs="Times New Roman"/>
+          <w:sz w:val="28"/>
+          <w:szCs w:val="28"/>
+        </w:rPr>
+      </w:pPr>
+      <w:r>
+        <w:rPr>
+          <w:rFonts w:ascii="Times New Roman" w:hAnsi="Times New Roman" w:cs="Times New Roman"/>
+          <w:sz w:val="28"/>
+          <w:szCs w:val="28"/>
+        </w:rPr>
+        <w:t>Максимальный ток на микросхеме: 200 мА</w:t>
+      </w:r>
+    </w:p>
+    <w:p>
+      <w:pPr>
+        <w:jc w:val="both"/>
+        <w:rPr>
+          <w:rFonts w:ascii="Times New Roman" w:hAnsi="Times New Roman" w:cs="Times New Roman"/>
+          <w:sz w:val="28"/>
+          <w:szCs w:val="28"/>
+        </w:rPr>
+      </w:pPr>
+      <w:r>
+        <w:rPr>
+          <w:rFonts w:ascii="Times New Roman" w:hAnsi="Times New Roman" w:cs="Times New Roman"/>
+          <w:sz w:val="28"/>
+          <w:szCs w:val="28"/>
+        </w:rPr>
+        <w:t>Максимальный ток на выводе: 40 мА</w:t>
+      </w:r>
+    </w:p>
+    <w:p>
+      <w:pPr>
+        <w:jc w:val="both"/>
+        <w:rPr>
+          <w:rFonts w:ascii="Times New Roman" w:hAnsi="Times New Roman" w:cs="Times New Roman"/>
+          <w:sz w:val="28"/>
+          <w:szCs w:val="28"/>
+        </w:rPr>
+      </w:pPr>
+      <w:r>
+        <w:rPr>
+          <w:rFonts w:ascii="Times New Roman" w:hAnsi="Times New Roman" w:cs="Times New Roman"/>
+          <w:sz w:val="28"/>
+          <w:szCs w:val="28"/>
+        </w:rPr>
+        <w:t>Рекомендуемый ток на выводе: 20 мА</w:t>
+      </w:r>
+    </w:p>
+    <w:p>
+      <w:pPr>
+        <w:jc w:val="both"/>
+        <w:rPr>
+          <w:rFonts w:ascii="Times New Roman" w:hAnsi="Times New Roman" w:cs="Times New Roman"/>
+          <w:sz w:val="28"/>
+          <w:szCs w:val="28"/>
+        </w:rPr>
+      </w:pPr>
+      <w:r>
+        <w:rPr>
+          <w:rFonts w:ascii="Times New Roman" w:hAnsi="Times New Roman" w:cs="Times New Roman"/>
+          <w:sz w:val="28"/>
+          <w:szCs w:val="28"/>
+        </w:rPr>
+        <w:t>8-разрядный процессор Atmel AVR</w:t>
+      </w:r>
+    </w:p>
+    <w:p>
+      <w:pPr>
+        <w:jc w:val="both"/>
+        <w:rPr>
+          <w:rFonts w:ascii="Times New Roman" w:hAnsi="Times New Roman" w:cs="Times New Roman"/>
+          <w:sz w:val="28"/>
+          <w:szCs w:val="28"/>
+        </w:rPr>
+      </w:pPr>
+      <w:r>
+        <w:rPr>
+          <w:rFonts w:ascii="Times New Roman" w:hAnsi="Times New Roman" w:cs="Times New Roman"/>
+          <w:sz w:val="28"/>
+          <w:szCs w:val="28"/>
+        </w:rPr>
+        <w:t>Флэш-память для программ: 32 Кбайт</w:t>
+      </w:r>
+    </w:p>
+    <w:p>
+      <w:pPr>
+        <w:jc w:val="both"/>
+        <w:rPr>
+          <w:rFonts w:ascii="Times New Roman" w:hAnsi="Times New Roman" w:cs="Times New Roman"/>
+          <w:sz w:val="28"/>
+          <w:szCs w:val="28"/>
+        </w:rPr>
+      </w:pPr>
+      <w:r>
+        <w:rPr>
+          <w:rFonts w:ascii="Times New Roman" w:hAnsi="Times New Roman" w:cs="Times New Roman"/>
+          <w:sz w:val="28"/>
+          <w:szCs w:val="28"/>
+        </w:rPr>
+        <w:t>EEPROM: 1 Кбайт</w:t>
+      </w:r>
+    </w:p>
+    <w:p>
+      <w:pPr>
+        <w:jc w:val="both"/>
+        <w:rPr>
+          <w:rFonts w:ascii="Times New Roman" w:hAnsi="Times New Roman" w:cs="Times New Roman"/>
+          <w:sz w:val="28"/>
+          <w:szCs w:val="28"/>
+        </w:rPr>
+      </w:pPr>
+      <w:r>
+        <w:rPr>
+          <w:rFonts w:ascii="Times New Roman" w:hAnsi="Times New Roman" w:cs="Times New Roman"/>
+          <w:sz w:val="28"/>
+          <w:szCs w:val="28"/>
+        </w:rPr>
+        <w:t>Внутренняя память SRAM: 2,5 Кбайт</w:t>
+      </w:r>
+    </w:p>
+    <w:p>
+      <w:pPr>
+        <w:jc w:val="both"/>
+        <w:rPr>
+          <w:rFonts w:ascii="Times New Roman" w:hAnsi="Times New Roman" w:cs="Times New Roman"/>
+          <w:sz w:val="28"/>
+          <w:szCs w:val="28"/>
+        </w:rPr>
+      </w:pPr>
+      <w:r>
+        <w:rPr>
+          <w:rFonts w:ascii="Times New Roman" w:hAnsi="Times New Roman" w:cs="Times New Roman"/>
+          <w:sz w:val="28"/>
+          <w:szCs w:val="28"/>
+        </w:rPr>
+        <w:t>АЦП: 10-разрядный</w:t>
+      </w:r>
+    </w:p>
+    <w:p>
+      <w:pPr>
+        <w:jc w:val="both"/>
+        <w:rPr>
+          <w:rFonts w:ascii="Times New Roman" w:hAnsi="Times New Roman" w:cs="Times New Roman"/>
+          <w:sz w:val="28"/>
+          <w:szCs w:val="28"/>
+        </w:rPr>
+      </w:pPr>
+      <w:r>
+        <w:rPr>
+          <w:rFonts w:ascii="Times New Roman" w:hAnsi="Times New Roman" w:cs="Times New Roman"/>
+          <w:sz w:val="28"/>
+          <w:szCs w:val="28"/>
+        </w:rPr>
+        <w:t>ШИМ: 8-разрядный</w:t>
+      </w:r>
+    </w:p>
+    <w:p>
+      <w:pPr>
+        <w:jc w:val="both"/>
+        <w:rPr>
+          <w:rFonts w:ascii="Times New Roman" w:hAnsi="Times New Roman" w:cs="Times New Roman"/>
+          <w:sz w:val="28"/>
+          <w:szCs w:val="28"/>
+        </w:rPr>
+      </w:pPr>
+      <w:r>
+        <w:rPr>
+          <w:rFonts w:ascii="Times New Roman" w:hAnsi="Times New Roman" w:cs="Times New Roman"/>
+          <w:sz w:val="28"/>
+          <w:szCs w:val="28"/>
+        </w:rPr>
+        <w:t>Высокоскоростной ШИМ с программируемым</w:t>
+      </w:r>
+    </w:p>
+    <w:p>
+      <w:pPr>
+        <w:jc w:val="both"/>
+        <w:rPr>
+          <w:rFonts w:ascii="Times New Roman" w:hAnsi="Times New Roman" w:cs="Times New Roman"/>
+          <w:sz w:val="28"/>
+          <w:szCs w:val="28"/>
+        </w:rPr>
+      </w:pPr>
+      <w:r>
+        <w:rPr>
+          <w:rFonts w:ascii="Times New Roman" w:hAnsi="Times New Roman" w:cs="Times New Roman"/>
+          <w:sz w:val="28"/>
+          <w:szCs w:val="28"/>
+        </w:rPr>
+        <w:t>разрешением от 2 до 11 бит</w:t>
+      </w:r>
     </w:p>
     <w:sectPr>
-      <w:footerReference w:type="default" r:id="rId12"/>
+      <w:footerReference w:type="default" r:id="rId13"/>
       <w:pgSz w:w="11906" w:h="16838"/>
       <w:pgMar w:top="1134" w:right="850" w:bottom="1134" w:left="1701" w:header="708" w:footer="708" w:gutter="0"/>
       <w:cols w:space="708"/>
@@ -2038,7 +2436,7 @@
             <w:rPr>
               <w:noProof/>
             </w:rPr>
-            <w:t>6</w:t>
+            <w:t>7</w:t>
           </w:r>
         </w:fldSimple>
       </w:p>

--- a/Проект_3.docx
+++ b/Проект_3.docx
@@ -7,21 +7,532 @@
         <w:jc w:val="center"/>
         <w:rPr>
           <w:rFonts w:ascii="Times New Roman" w:hAnsi="Times New Roman" w:cs="Times New Roman"/>
-          <w:sz w:val="28"/>
-          <w:szCs w:val="28"/>
-        </w:rPr>
-      </w:pPr>
-      <w:r>
-        <w:rPr>
-          <w:rFonts w:ascii="Times New Roman" w:hAnsi="Times New Roman" w:cs="Times New Roman"/>
-          <w:sz w:val="28"/>
-          <w:szCs w:val="28"/>
-        </w:rPr>
-        <w:t>ТИТУЛЬНИК</w:t>
-      </w:r>
-    </w:p>
-    <w:p>
-      <w:pPr>
+          <w:b/>
+          <w:bCs/>
+          <w:sz w:val="28"/>
+          <w:szCs w:val="28"/>
+        </w:rPr>
+      </w:pPr>
+      <w:r>
+        <w:rPr>
+          <w:rFonts w:ascii="Times New Roman" w:hAnsi="Times New Roman" w:cs="Times New Roman"/>
+          <w:b/>
+          <w:bCs/>
+          <w:noProof/>
+          <w:sz w:val="28"/>
+          <w:szCs w:val="28"/>
+        </w:rPr>
+        <w:drawing>
+          <wp:anchor distT="0" distB="0" distL="114300" distR="114300" simplePos="0" relativeHeight="251659264" behindDoc="1" locked="0" layoutInCell="1" allowOverlap="1">
+            <wp:simplePos x="0" y="0"/>
+            <wp:positionH relativeFrom="column">
+              <wp:posOffset>299214</wp:posOffset>
+            </wp:positionH>
+            <wp:positionV relativeFrom="paragraph">
+              <wp:posOffset>581</wp:posOffset>
+            </wp:positionV>
+            <wp:extent cx="1560830" cy="1560830"/>
+            <wp:effectExtent l="0" t="0" r="1270" b="1270"/>
+            <wp:wrapTight wrapText="bothSides">
+              <wp:wrapPolygon edited="0">
+                <wp:start x="0" y="0"/>
+                <wp:lineTo x="0" y="21354"/>
+                <wp:lineTo x="21354" y="21354"/>
+                <wp:lineTo x="21354" y="0"/>
+                <wp:lineTo x="0" y="0"/>
+              </wp:wrapPolygon>
+            </wp:wrapTight>
+            <wp:docPr id="355679516" name="Рисунок 4"/>
+            <wp:cNvGraphicFramePr>
+              <a:graphicFrameLocks xmlns:a="http://schemas.openxmlformats.org/drawingml/2006/main" noChangeAspect="1"/>
+            </wp:cNvGraphicFramePr>
+            <a:graphic xmlns:a="http://schemas.openxmlformats.org/drawingml/2006/main">
+              <a:graphicData uri="http://schemas.openxmlformats.org/drawingml/2006/picture">
+                <pic:pic xmlns:pic="http://schemas.openxmlformats.org/drawingml/2006/picture">
+                  <pic:nvPicPr>
+                    <pic:cNvPr id="0" name="Picture 5"/>
+                    <pic:cNvPicPr>
+                      <a:picLocks noChangeAspect="1" noChangeArrowheads="1"/>
+                    </pic:cNvPicPr>
+                  </pic:nvPicPr>
+                  <pic:blipFill>
+                    <a:blip r:embed="rId7">
+                      <a:extLst>
+                        <a:ext uri="{28A0092B-C50C-407E-A947-70E740481C1C}">
+                          <a14:useLocalDpi xmlns:a14="http://schemas.microsoft.com/office/drawing/2010/main" xmlns:wps="http://schemas.microsoft.com/office/word/2010/wordprocessingShape" xmlns:wpi="http://schemas.microsoft.com/office/word/2010/wordprocessingInk" xmlns:wpg="http://schemas.microsoft.com/office/word/2010/wordprocessingGroup" xmlns:w16se="http://schemas.microsoft.com/office/word/2015/wordml/symex" xmlns:w16sdtdh="http://schemas.microsoft.com/office/word/2020/wordml/sdtdatahash" xmlns:w16du="http://schemas.microsoft.com/office/word/2023/wordml/word16du" xmlns:w16="http://schemas.microsoft.com/office/word/2018/wordml" xmlns:w16cid="http://schemas.microsoft.com/office/word/2016/wordml/cid" xmlns:w16cex="http://schemas.microsoft.com/office/word/2018/wordml/cex" xmlns:w15="http://schemas.microsoft.com/office/word/2012/wordml" xmlns:w14="http://schemas.microsoft.com/office/word/2010/wordml" xmlns:w="http://schemas.openxmlformats.org/wordprocessingml/2006/main" xmlns:w10="urn:schemas-microsoft-com:office:word" xmlns:wp14="http://schemas.microsoft.com/office/word/2010/wordprocessingDrawing" xmlns:v="urn:schemas-microsoft-com:vml" xmlns:oel="http://schemas.microsoft.com/office/2019/extlst" xmlns:o="urn:schemas-microsoft-com:office:office" xmlns:am3d="http://schemas.microsoft.com/office/drawing/2017/model3d" xmlns:aink="http://schemas.microsoft.com/office/drawing/2016/ink" xmlns:mc="http://schemas.openxmlformats.org/markup-compatibility/2006" xmlns:cx8="http://schemas.microsoft.com/office/drawing/2016/5/14/chartex" xmlns:cx7="http://schemas.microsoft.com/office/drawing/2016/5/13/chartex" xmlns:cx6="http://schemas.microsoft.com/office/drawing/2016/5/12/chartex" xmlns:cx5="http://schemas.microsoft.com/office/drawing/2016/5/11/chartex" xmlns:cx4="http://schemas.microsoft.com/office/drawing/2016/5/10/chartex" xmlns:cx3="http://schemas.microsoft.com/office/drawing/2016/5/9/chartex" xmlns:cx2="http://schemas.microsoft.com/office/drawing/2015/10/21/chartex" xmlns:cx1="http://schemas.microsoft.com/office/drawing/2015/9/8/chartex" xmlns:cx="http://schemas.microsoft.com/office/drawing/2014/chartex" xmlns:wpc="http://schemas.microsoft.com/office/word/2010/wordprocessingCanvas" xmlns="" val="0"/>
+                        </a:ext>
+                      </a:extLst>
+                    </a:blip>
+                    <a:srcRect/>
+                    <a:stretch>
+                      <a:fillRect/>
+                    </a:stretch>
+                  </pic:blipFill>
+                  <pic:spPr bwMode="auto">
+                    <a:xfrm>
+                      <a:off x="0" y="0"/>
+                      <a:ext cx="1560830" cy="1560830"/>
+                    </a:xfrm>
+                    <a:prstGeom prst="rect">
+                      <a:avLst/>
+                    </a:prstGeom>
+                    <a:noFill/>
+                  </pic:spPr>
+                </pic:pic>
+              </a:graphicData>
+            </a:graphic>
+          </wp:anchor>
+        </w:drawing>
+      </w:r>
+      <w:r>
+        <w:rPr>
+          <w:rFonts w:ascii="Times New Roman" w:hAnsi="Times New Roman" w:cs="Times New Roman"/>
+          <w:b/>
+          <w:bCs/>
+          <w:sz w:val="28"/>
+          <w:szCs w:val="28"/>
+        </w:rPr>
+        <w:t>Федеральное государственное автономное образовательное учреждение</w:t>
+      </w:r>
+      <w:r>
+        <w:rPr>
+          <w:rFonts w:ascii="Times New Roman" w:hAnsi="Times New Roman" w:cs="Times New Roman"/>
+          <w:b/>
+          <w:bCs/>
+          <w:sz w:val="28"/>
+          <w:szCs w:val="28"/>
+        </w:rPr>
+        <w:t xml:space="preserve"> </w:t>
+      </w:r>
+      <w:r>
+        <w:rPr>
+          <w:rFonts w:ascii="Times New Roman" w:hAnsi="Times New Roman" w:cs="Times New Roman"/>
+          <w:b/>
+          <w:bCs/>
+          <w:sz w:val="28"/>
+          <w:szCs w:val="28"/>
+        </w:rPr>
+        <w:t>высшего профессионального образования</w:t>
+      </w:r>
+      <w:r>
+        <w:rPr>
+          <w:rFonts w:ascii="Times New Roman" w:hAnsi="Times New Roman" w:cs="Times New Roman"/>
+          <w:b/>
+          <w:bCs/>
+          <w:sz w:val="28"/>
+          <w:szCs w:val="28"/>
+        </w:rPr>
+        <w:t xml:space="preserve"> </w:t>
+      </w:r>
+      <w:r>
+        <w:rPr>
+          <w:rFonts w:ascii="Times New Roman" w:hAnsi="Times New Roman" w:cs="Times New Roman"/>
+          <w:b/>
+          <w:bCs/>
+          <w:sz w:val="28"/>
+          <w:szCs w:val="28"/>
+        </w:rPr>
+        <w:t>«ЮЖНЫЙ ФЕДЕРАЛЬНЫЙ УНИВЕРСИТЕТ»</w:t>
+      </w:r>
+    </w:p>
+    <w:p>
+      <w:pPr>
+        <w:ind w:firstLine="142"/>
+        <w:jc w:val="center"/>
+        <w:rPr>
+          <w:rFonts w:ascii="Times New Roman" w:hAnsi="Times New Roman" w:cs="Times New Roman"/>
+          <w:sz w:val="28"/>
+          <w:szCs w:val="28"/>
+        </w:rPr>
+      </w:pPr>
+    </w:p>
+    <w:p>
+      <w:pPr>
+        <w:ind w:firstLine="142"/>
+        <w:jc w:val="center"/>
+        <w:rPr>
+          <w:rFonts w:ascii="Times New Roman" w:hAnsi="Times New Roman" w:cs="Times New Roman"/>
+          <w:sz w:val="28"/>
+          <w:szCs w:val="28"/>
+        </w:rPr>
+      </w:pPr>
+    </w:p>
+    <w:p>
+      <w:pPr>
+        <w:ind w:firstLine="142"/>
+        <w:jc w:val="center"/>
+        <w:rPr>
+          <w:rFonts w:ascii="Times New Roman" w:hAnsi="Times New Roman" w:cs="Times New Roman"/>
+          <w:sz w:val="28"/>
+          <w:szCs w:val="28"/>
+        </w:rPr>
+      </w:pPr>
+    </w:p>
+    <w:p>
+      <w:pPr>
+        <w:ind w:firstLine="851"/>
+        <w:jc w:val="center"/>
+        <w:rPr>
+          <w:rFonts w:ascii="Times New Roman" w:hAnsi="Times New Roman" w:cs="Times New Roman"/>
+          <w:b/>
+          <w:bCs/>
+          <w:i/>
+          <w:iCs/>
+          <w:sz w:val="28"/>
+          <w:szCs w:val="28"/>
+        </w:rPr>
+      </w:pPr>
+      <w:r>
+        <w:rPr>
+          <w:rFonts w:ascii="Times New Roman" w:hAnsi="Times New Roman" w:cs="Times New Roman"/>
+          <w:b/>
+          <w:bCs/>
+          <w:i/>
+          <w:iCs/>
+          <w:sz w:val="28"/>
+          <w:szCs w:val="28"/>
+        </w:rPr>
+        <w:t>Физический факультет</w:t>
+      </w:r>
+    </w:p>
+    <w:p>
+      <w:pPr>
+        <w:ind w:firstLine="851"/>
+        <w:jc w:val="center"/>
+        <w:rPr>
+          <w:rFonts w:ascii="Times New Roman" w:hAnsi="Times New Roman" w:cs="Times New Roman"/>
+          <w:b/>
+          <w:bCs/>
+          <w:i/>
+          <w:iCs/>
+          <w:sz w:val="28"/>
+          <w:szCs w:val="28"/>
+        </w:rPr>
+      </w:pPr>
+      <w:r>
+        <w:rPr>
+          <w:rFonts w:ascii="Times New Roman" w:hAnsi="Times New Roman" w:cs="Times New Roman"/>
+          <w:b/>
+          <w:bCs/>
+          <w:i/>
+          <w:iCs/>
+          <w:sz w:val="28"/>
+          <w:szCs w:val="28"/>
+        </w:rPr>
+        <w:t>Кафедра прикладной электродинамики и компьютерного моделирования</w:t>
+      </w:r>
+    </w:p>
+    <w:p>
+      <w:pPr>
+        <w:ind w:firstLine="851"/>
+        <w:jc w:val="center"/>
+        <w:rPr>
+          <w:rFonts w:ascii="Times New Roman" w:hAnsi="Times New Roman" w:cs="Times New Roman"/>
+          <w:b/>
+          <w:bCs/>
+          <w:i/>
+          <w:iCs/>
+          <w:sz w:val="28"/>
+          <w:szCs w:val="28"/>
+        </w:rPr>
+      </w:pPr>
+    </w:p>
+    <w:p>
+      <w:pPr>
+        <w:ind w:firstLine="142"/>
+        <w:jc w:val="center"/>
+        <w:rPr>
+          <w:rFonts w:ascii="Times New Roman" w:hAnsi="Times New Roman" w:cs="Times New Roman"/>
+          <w:sz w:val="28"/>
+          <w:szCs w:val="28"/>
+        </w:rPr>
+      </w:pPr>
+    </w:p>
+    <w:p>
+      <w:pPr>
+        <w:ind w:firstLine="142"/>
+        <w:jc w:val="center"/>
+        <w:rPr>
+          <w:rFonts w:ascii="Times New Roman" w:hAnsi="Times New Roman" w:cs="Times New Roman"/>
+          <w:b/>
+          <w:bCs/>
+          <w:sz w:val="48"/>
+          <w:szCs w:val="52"/>
+        </w:rPr>
+      </w:pPr>
+      <w:r>
+        <w:rPr>
+          <w:rFonts w:ascii="Times New Roman" w:hAnsi="Times New Roman" w:cs="Times New Roman"/>
+          <w:b/>
+          <w:bCs/>
+          <w:sz w:val="48"/>
+          <w:szCs w:val="52"/>
+        </w:rPr>
+        <w:t>Проект 3</w:t>
+      </w:r>
+    </w:p>
+    <w:p>
+      <w:pPr>
+        <w:ind w:firstLine="142"/>
+        <w:jc w:val="center"/>
+        <w:rPr>
+          <w:rFonts w:ascii="Times New Roman" w:hAnsi="Times New Roman" w:cs="Times New Roman"/>
+          <w:sz w:val="28"/>
+          <w:szCs w:val="28"/>
+        </w:rPr>
+      </w:pPr>
+    </w:p>
+    <w:p>
+      <w:pPr>
+        <w:ind w:firstLine="142"/>
+        <w:jc w:val="center"/>
+        <w:rPr>
+          <w:rFonts w:ascii="Times New Roman" w:hAnsi="Times New Roman" w:cs="Times New Roman"/>
+          <w:sz w:val="28"/>
+          <w:szCs w:val="28"/>
+        </w:rPr>
+      </w:pPr>
+    </w:p>
+    <w:p>
+      <w:pPr>
+        <w:ind w:firstLine="142"/>
+        <w:jc w:val="center"/>
+        <w:rPr>
+          <w:rFonts w:ascii="Times New Roman" w:hAnsi="Times New Roman" w:cs="Times New Roman"/>
+          <w:sz w:val="28"/>
+          <w:szCs w:val="28"/>
+        </w:rPr>
+      </w:pPr>
+      <w:r>
+        <w:rPr>
+          <w:rFonts w:ascii="Times New Roman" w:hAnsi="Times New Roman" w:cs="Times New Roman"/>
+          <w:sz w:val="28"/>
+          <w:szCs w:val="28"/>
+        </w:rPr>
+        <w:t>Т</w:t>
+      </w:r>
+      <w:r>
+        <w:rPr>
+          <w:rFonts w:ascii="Times New Roman" w:hAnsi="Times New Roman" w:cs="Times New Roman"/>
+          <w:sz w:val="28"/>
+          <w:szCs w:val="28"/>
+        </w:rPr>
+        <w:t>ем</w:t>
+      </w:r>
+      <w:r>
+        <w:rPr>
+          <w:rFonts w:ascii="Times New Roman" w:hAnsi="Times New Roman" w:cs="Times New Roman"/>
+          <w:sz w:val="28"/>
+          <w:szCs w:val="28"/>
+        </w:rPr>
+        <w:t>а</w:t>
+      </w:r>
+      <w:r>
+        <w:rPr>
+          <w:rFonts w:ascii="Times New Roman" w:hAnsi="Times New Roman" w:cs="Times New Roman"/>
+          <w:sz w:val="28"/>
+          <w:szCs w:val="28"/>
+        </w:rPr>
+        <w:t>: «Оптические антенны»</w:t>
+      </w:r>
+    </w:p>
+    <w:p>
+      <w:pPr>
+        <w:ind w:firstLine="142"/>
+        <w:jc w:val="center"/>
+        <w:rPr>
+          <w:rFonts w:ascii="Times New Roman" w:hAnsi="Times New Roman" w:cs="Times New Roman"/>
+          <w:sz w:val="28"/>
+          <w:szCs w:val="28"/>
+        </w:rPr>
+      </w:pPr>
+      <w:r>
+        <w:rPr>
+          <w:rFonts w:ascii="Times New Roman" w:hAnsi="Times New Roman" w:cs="Times New Roman"/>
+          <w:sz w:val="28"/>
+          <w:szCs w:val="28"/>
+        </w:rPr>
+        <w:t>Направление: Радиофизика</w:t>
+      </w:r>
+    </w:p>
+    <w:p>
+      <w:pPr>
+        <w:ind w:firstLine="142"/>
+        <w:jc w:val="center"/>
+        <w:rPr>
+          <w:rFonts w:ascii="Times New Roman" w:hAnsi="Times New Roman" w:cs="Times New Roman"/>
+          <w:sz w:val="28"/>
+          <w:szCs w:val="28"/>
+        </w:rPr>
+      </w:pPr>
+    </w:p>
+    <w:p>
+      <w:pPr>
+        <w:rPr>
+          <w:rFonts w:ascii="Times New Roman" w:hAnsi="Times New Roman" w:cs="Times New Roman"/>
+          <w:sz w:val="28"/>
+          <w:szCs w:val="28"/>
+        </w:rPr>
+      </w:pPr>
+    </w:p>
+    <w:p>
+      <w:pPr>
+        <w:rPr>
+          <w:rFonts w:ascii="Times New Roman" w:hAnsi="Times New Roman" w:cs="Times New Roman"/>
+          <w:sz w:val="28"/>
+          <w:szCs w:val="28"/>
+        </w:rPr>
+      </w:pPr>
+    </w:p>
+    <w:p>
+      <w:pPr>
+        <w:ind w:firstLine="142"/>
+        <w:jc w:val="right"/>
+        <w:rPr>
+          <w:rFonts w:ascii="Times New Roman" w:hAnsi="Times New Roman" w:cs="Times New Roman"/>
+          <w:sz w:val="28"/>
+          <w:szCs w:val="28"/>
+        </w:rPr>
+      </w:pPr>
+      <w:r>
+        <w:rPr>
+          <w:rFonts w:ascii="Times New Roman" w:hAnsi="Times New Roman" w:cs="Times New Roman"/>
+          <w:sz w:val="28"/>
+          <w:szCs w:val="28"/>
+        </w:rPr>
+        <w:t>Научный р</w:t>
+      </w:r>
+      <w:r>
+        <w:rPr>
+          <w:rFonts w:ascii="Times New Roman" w:hAnsi="Times New Roman" w:cs="Times New Roman"/>
+          <w:sz w:val="28"/>
+          <w:szCs w:val="28"/>
+        </w:rPr>
+        <w:t>уководитель:</w:t>
+      </w:r>
+    </w:p>
+    <w:p>
+      <w:pPr>
+        <w:ind w:firstLine="142"/>
+        <w:jc w:val="right"/>
+        <w:rPr>
+          <w:rFonts w:ascii="Times New Roman" w:hAnsi="Times New Roman" w:cs="Times New Roman"/>
+          <w:sz w:val="28"/>
+          <w:szCs w:val="28"/>
+        </w:rPr>
+      </w:pPr>
+      <w:r>
+        <w:rPr>
+          <w:rFonts w:ascii="Times New Roman" w:hAnsi="Times New Roman" w:cs="Times New Roman"/>
+          <w:sz w:val="28"/>
+          <w:szCs w:val="28"/>
+        </w:rPr>
+        <w:t>Орлов Сергей Валентинович</w:t>
+      </w:r>
+    </w:p>
+    <w:p>
+      <w:pPr>
+        <w:ind w:firstLine="142"/>
+        <w:jc w:val="right"/>
+        <w:rPr>
+          <w:rFonts w:ascii="Times New Roman" w:hAnsi="Times New Roman" w:cs="Times New Roman"/>
+          <w:sz w:val="28"/>
+          <w:szCs w:val="28"/>
+        </w:rPr>
+      </w:pPr>
+      <w:r>
+        <w:rPr>
+          <w:rFonts w:ascii="Times New Roman" w:hAnsi="Times New Roman" w:cs="Times New Roman"/>
+          <w:sz w:val="28"/>
+          <w:szCs w:val="28"/>
+        </w:rPr>
+        <w:t>Выполнили студенты</w:t>
+      </w:r>
+      <w:r>
+        <w:rPr>
+          <w:rFonts w:ascii="Times New Roman" w:hAnsi="Times New Roman" w:cs="Times New Roman"/>
+          <w:sz w:val="28"/>
+          <w:szCs w:val="28"/>
+        </w:rPr>
+        <w:t xml:space="preserve"> 3</w:t>
+      </w:r>
+      <w:r>
+        <w:rPr>
+          <w:rFonts w:ascii="Times New Roman" w:hAnsi="Times New Roman" w:cs="Times New Roman"/>
+          <w:sz w:val="28"/>
+          <w:szCs w:val="28"/>
+        </w:rPr>
+        <w:t xml:space="preserve"> курса 7 группы</w:t>
+      </w:r>
+    </w:p>
+    <w:p>
+      <w:pPr>
+        <w:ind w:firstLine="142"/>
+        <w:jc w:val="right"/>
+        <w:rPr>
+          <w:rFonts w:ascii="Times New Roman" w:hAnsi="Times New Roman" w:cs="Times New Roman"/>
+          <w:sz w:val="28"/>
+          <w:szCs w:val="28"/>
+        </w:rPr>
+      </w:pPr>
+      <w:r>
+        <w:rPr>
+          <w:rFonts w:ascii="Times New Roman" w:hAnsi="Times New Roman" w:cs="Times New Roman"/>
+          <w:sz w:val="28"/>
+          <w:szCs w:val="28"/>
+        </w:rPr>
+        <w:t>Татаров Данил Сергеевич</w:t>
+      </w:r>
+    </w:p>
+    <w:p>
+      <w:pPr>
+        <w:ind w:firstLine="142"/>
+        <w:jc w:val="center"/>
+        <w:rPr>
+          <w:rFonts w:ascii="Times New Roman" w:hAnsi="Times New Roman" w:cs="Times New Roman"/>
+          <w:sz w:val="28"/>
+          <w:szCs w:val="28"/>
+        </w:rPr>
+      </w:pPr>
+      <w:r>
+        <w:rPr>
+          <w:rFonts w:ascii="Times New Roman" w:hAnsi="Times New Roman" w:cs="Times New Roman"/>
+          <w:sz w:val="28"/>
+          <w:szCs w:val="28"/>
+        </w:rPr>
+        <w:t>Г. Ростов-на-Дону</w:t>
+      </w:r>
+    </w:p>
+    <w:p>
+      <w:pPr>
+        <w:ind w:firstLine="142"/>
+        <w:jc w:val="center"/>
+        <w:rPr>
+          <w:rFonts w:ascii="Times New Roman" w:hAnsi="Times New Roman" w:cs="Times New Roman"/>
+          <w:sz w:val="28"/>
+          <w:szCs w:val="28"/>
+        </w:rPr>
+      </w:pPr>
+      <w:r>
+        <w:rPr>
+          <w:rFonts w:ascii="Times New Roman" w:hAnsi="Times New Roman" w:cs="Times New Roman"/>
+          <w:sz w:val="28"/>
+          <w:szCs w:val="28"/>
+        </w:rPr>
+        <w:t>2025</w:t>
+      </w:r>
+      <w:r>
+        <w:rPr>
+          <w:rFonts w:ascii="Times New Roman" w:hAnsi="Times New Roman" w:cs="Times New Roman"/>
+          <w:sz w:val="28"/>
+          <w:szCs w:val="28"/>
+        </w:rPr>
+        <w:t>г.</w:t>
+      </w:r>
+    </w:p>
+    <w:p>
+      <w:pPr>
+        <w:jc w:val="center"/>
         <w:rPr>
           <w:rFonts w:ascii="Times New Roman" w:hAnsi="Times New Roman" w:cs="Times New Roman"/>
           <w:sz w:val="28"/>
@@ -36,16 +547,6 @@
         </w:rPr>
         <w:br w:type="page"/>
       </w:r>
-    </w:p>
-    <w:p>
-      <w:pPr>
-        <w:jc w:val="center"/>
-        <w:rPr>
-          <w:rFonts w:ascii="Times New Roman" w:hAnsi="Times New Roman" w:cs="Times New Roman"/>
-          <w:sz w:val="28"/>
-          <w:szCs w:val="28"/>
-        </w:rPr>
-      </w:pPr>
       <w:r>
         <w:rPr>
           <w:rFonts w:ascii="Times New Roman" w:hAnsi="Times New Roman" w:cs="Times New Roman"/>
@@ -762,7 +1263,7 @@
                     </pic:cNvPicPr>
                   </pic:nvPicPr>
                   <pic:blipFill>
-                    <a:blip r:embed="rId7"/>
+                    <a:blip r:embed="rId8"/>
                     <a:srcRect/>
                     <a:stretch>
                       <a:fillRect/>
@@ -1575,7 +2076,7 @@
                     </pic:cNvPicPr>
                   </pic:nvPicPr>
                   <pic:blipFill>
-                    <a:blip r:embed="rId8"/>
+                    <a:blip r:embed="rId9"/>
                     <a:srcRect/>
                     <a:stretch>
                       <a:fillRect/>
@@ -1637,7 +2138,7 @@
                     </pic:cNvPicPr>
                   </pic:nvPicPr>
                   <pic:blipFill>
-                    <a:blip r:embed="rId9"/>
+                    <a:blip r:embed="rId10"/>
                     <a:srcRect/>
                     <a:stretch>
                       <a:fillRect/>
@@ -1758,7 +2259,7 @@
                     </pic:cNvPicPr>
                   </pic:nvPicPr>
                   <pic:blipFill>
-                    <a:blip r:embed="rId10"/>
+                    <a:blip r:embed="rId11"/>
                     <a:srcRect/>
                     <a:stretch>
                       <a:fillRect/>
@@ -1890,7 +2391,7 @@
                     </pic:cNvPicPr>
                   </pic:nvPicPr>
                   <pic:blipFill>
-                    <a:blip r:embed="rId11"/>
+                    <a:blip r:embed="rId12"/>
                     <a:srcRect/>
                     <a:stretch>
                       <a:fillRect/>
@@ -2024,7 +2525,7 @@
                     </pic:cNvPicPr>
                   </pic:nvPicPr>
                   <pic:blipFill>
-                    <a:blip r:embed="rId12"/>
+                    <a:blip r:embed="rId13"/>
                     <a:srcRect/>
                     <a:stretch>
                       <a:fillRect/>
@@ -2145,8 +2646,134 @@
           <w:sz w:val="28"/>
           <w:szCs w:val="28"/>
         </w:rPr>
+        <w:t xml:space="preserve">В проекте я использовал микроконтроллер </w:t>
+      </w:r>
+      <w:r>
+        <w:rPr>
+          <w:rFonts w:ascii="Times New Roman" w:hAnsi="Times New Roman" w:cs="Times New Roman"/>
+          <w:sz w:val="28"/>
+          <w:szCs w:val="28"/>
+          <w:lang w:val="en-US"/>
+        </w:rPr>
+        <w:t>Arduino</w:t>
+      </w:r>
+      <w:r>
+        <w:rPr>
+          <w:rFonts w:ascii="Times New Roman" w:hAnsi="Times New Roman" w:cs="Times New Roman"/>
+          <w:sz w:val="28"/>
+          <w:szCs w:val="28"/>
+        </w:rPr>
+        <w:t xml:space="preserve"> </w:t>
+      </w:r>
+      <w:r>
+        <w:rPr>
+          <w:rFonts w:ascii="Times New Roman" w:hAnsi="Times New Roman" w:cs="Times New Roman"/>
+          <w:sz w:val="28"/>
+          <w:szCs w:val="28"/>
+          <w:lang w:val="en-US"/>
+        </w:rPr>
+        <w:t>Micro</w:t>
+      </w:r>
+      <w:r>
+        <w:rPr>
+          <w:rFonts w:ascii="Times New Roman" w:hAnsi="Times New Roman" w:cs="Times New Roman"/>
+          <w:sz w:val="28"/>
+          <w:szCs w:val="28"/>
+        </w:rPr>
+        <w:t xml:space="preserve"> </w:t>
+      </w:r>
+      <w:r>
+        <w:rPr>
+          <w:rFonts w:ascii="Times New Roman" w:hAnsi="Times New Roman" w:cs="Times New Roman"/>
+          <w:sz w:val="28"/>
+          <w:szCs w:val="28"/>
+          <w:lang w:val="en-US"/>
+        </w:rPr>
+        <w:t>Pro</w:t>
+      </w:r>
+      <w:r>
+        <w:rPr>
+          <w:rFonts w:ascii="Times New Roman" w:hAnsi="Times New Roman" w:cs="Times New Roman"/>
+          <w:sz w:val="28"/>
+          <w:szCs w:val="28"/>
+        </w:rPr>
+        <w:t>.</w:t>
+      </w:r>
+      <w:r>
+        <w:rPr>
+          <w:rFonts w:ascii="Times New Roman" w:hAnsi="Times New Roman" w:cs="Times New Roman"/>
+          <w:sz w:val="28"/>
+          <w:szCs w:val="28"/>
+        </w:rPr>
+        <w:t xml:space="preserve"> Ниже представлены его технические характеристики.</w:t>
+      </w:r>
+    </w:p>
+    <w:p>
+      <w:pPr>
+        <w:jc w:val="both"/>
+        <w:rPr>
+          <w:rFonts w:ascii="Times New Roman" w:hAnsi="Times New Roman" w:cs="Times New Roman"/>
+          <w:sz w:val="28"/>
+          <w:szCs w:val="28"/>
+        </w:rPr>
+      </w:pPr>
+      <w:r>
+        <w:rPr>
+          <w:rFonts w:ascii="Times New Roman" w:hAnsi="Times New Roman" w:cs="Times New Roman"/>
+          <w:sz w:val="28"/>
+          <w:szCs w:val="28"/>
+        </w:rPr>
+        <w:t xml:space="preserve">Контроллер </w:t>
+      </w:r>
+      <w:r>
+        <w:rPr>
+          <w:rFonts w:ascii="Times New Roman" w:hAnsi="Times New Roman" w:cs="Times New Roman"/>
+          <w:sz w:val="28"/>
+          <w:szCs w:val="28"/>
+        </w:rPr>
         <w:t>ATmega32U4</w:t>
       </w:r>
+      <w:r>
+        <w:rPr>
+          <w:rFonts w:ascii="Times New Roman" w:hAnsi="Times New Roman" w:cs="Times New Roman"/>
+          <w:sz w:val="28"/>
+          <w:szCs w:val="28"/>
+        </w:rPr>
+        <w:t>, имеет в</w:t>
+      </w:r>
+      <w:r>
+        <w:rPr>
+          <w:rFonts w:ascii="Times New Roman" w:hAnsi="Times New Roman" w:cs="Times New Roman"/>
+          <w:sz w:val="28"/>
+          <w:szCs w:val="28"/>
+        </w:rPr>
+        <w:t>строенный</w:t>
+      </w:r>
+      <w:r>
+        <w:rPr>
+          <w:rFonts w:ascii="Times New Roman" w:hAnsi="Times New Roman" w:cs="Times New Roman"/>
+          <w:sz w:val="28"/>
+          <w:szCs w:val="28"/>
+        </w:rPr>
+        <w:t xml:space="preserve"> </w:t>
+      </w:r>
+      <w:r>
+        <w:rPr>
+          <w:rFonts w:ascii="Times New Roman" w:hAnsi="Times New Roman" w:cs="Times New Roman"/>
+          <w:sz w:val="28"/>
+          <w:szCs w:val="28"/>
+          <w:lang w:val="en-US"/>
+        </w:rPr>
+        <w:t>Mirco</w:t>
+      </w:r>
+      <w:r>
+        <w:rPr>
+          <w:rFonts w:ascii="Times New Roman" w:hAnsi="Times New Roman" w:cs="Times New Roman"/>
+          <w:sz w:val="28"/>
+          <w:szCs w:val="28"/>
+        </w:rPr>
+        <w:t xml:space="preserve"> USB 2.0</w:t>
+      </w:r>
     </w:p>
     <w:p>
       <w:pPr>
@@ -2163,7 +2790,15 @@
           <w:sz w:val="28"/>
           <w:szCs w:val="28"/>
         </w:rPr>
-        <w:t>Встроенный USB 2.0</w:t>
+        <w:t>Абсолютное максимальное напряжение питания</w:t>
+      </w:r>
+      <w:r>
+        <w:rPr>
+          <w:rFonts w:ascii="Times New Roman" w:hAnsi="Times New Roman" w:cs="Times New Roman"/>
+          <w:sz w:val="28"/>
+          <w:szCs w:val="28"/>
+        </w:rPr>
+        <w:t xml:space="preserve"> VCC: 6 В</w:t>
       </w:r>
     </w:p>
     <w:p>
@@ -2181,7 +2816,7 @@
           <w:sz w:val="28"/>
           <w:szCs w:val="28"/>
         </w:rPr>
-        <w:t>Абсолютный максимальный VCC: 6 В</w:t>
+        <w:t>Максимальный ток на микросхеме: 200 мА</w:t>
       </w:r>
     </w:p>
     <w:p>
@@ -2199,7 +2834,7 @@
           <w:sz w:val="28"/>
           <w:szCs w:val="28"/>
         </w:rPr>
-        <w:t>Максимальный ток на микросхеме: 200 мА</w:t>
+        <w:t>Максимальный ток на выводе: 40 мА</w:t>
       </w:r>
     </w:p>
     <w:p>
@@ -2217,7 +2852,7 @@
           <w:sz w:val="28"/>
           <w:szCs w:val="28"/>
         </w:rPr>
-        <w:t>Максимальный ток на выводе: 40 мА</w:t>
+        <w:t>Рекомендуемый ток на выводе: 20 мА</w:t>
       </w:r>
     </w:p>
     <w:p>
@@ -2235,7 +2870,7 @@
           <w:sz w:val="28"/>
           <w:szCs w:val="28"/>
         </w:rPr>
-        <w:t>Рекомендуемый ток на выводе: 20 мА</w:t>
+        <w:t>8-разрядный процессор Atmel AVR</w:t>
       </w:r>
     </w:p>
     <w:p>
@@ -2253,7 +2888,7 @@
           <w:sz w:val="28"/>
           <w:szCs w:val="28"/>
         </w:rPr>
-        <w:t>8-разрядный процессор Atmel AVR</w:t>
+        <w:t>Флэш-память для программ: 32 Кбайт</w:t>
       </w:r>
     </w:p>
     <w:p>
@@ -2271,7 +2906,7 @@
           <w:sz w:val="28"/>
           <w:szCs w:val="28"/>
         </w:rPr>
-        <w:t>Флэш-память для программ: 32 Кбайт</w:t>
+        <w:t>EEPROM: 1 Кбайт</w:t>
       </w:r>
     </w:p>
     <w:p>
@@ -2289,7 +2924,7 @@
           <w:sz w:val="28"/>
           <w:szCs w:val="28"/>
         </w:rPr>
-        <w:t>EEPROM: 1 Кбайт</w:t>
+        <w:t>Внутренняя память SRAM: 2,5 Кбайт</w:t>
       </w:r>
     </w:p>
     <w:p>
@@ -2307,7 +2942,7 @@
           <w:sz w:val="28"/>
           <w:szCs w:val="28"/>
         </w:rPr>
-        <w:t>Внутренняя память SRAM: 2,5 Кбайт</w:t>
+        <w:t>АЦП: 10-разрядный</w:t>
       </w:r>
     </w:p>
     <w:p>
@@ -2325,7 +2960,7 @@
           <w:sz w:val="28"/>
           <w:szCs w:val="28"/>
         </w:rPr>
-        <w:t>АЦП: 10-разрядный</w:t>
+        <w:t>ШИМ: 8-разрядный</w:t>
       </w:r>
     </w:p>
     <w:p>
@@ -2343,7 +2978,31 @@
           <w:sz w:val="28"/>
           <w:szCs w:val="28"/>
         </w:rPr>
-        <w:t>ШИМ: 8-разрядный</w:t>
+        <w:t>Высокоскоростной ШИМ с программируемым</w:t>
+      </w:r>
+      <w:r>
+        <w:rPr>
+          <w:rFonts w:ascii="Times New Roman" w:hAnsi="Times New Roman" w:cs="Times New Roman"/>
+          <w:sz w:val="28"/>
+          <w:szCs w:val="28"/>
+        </w:rPr>
+        <w:t xml:space="preserve"> </w:t>
+      </w:r>
+      <w:r>
+        <w:rPr>
+          <w:rFonts w:ascii="Times New Roman" w:hAnsi="Times New Roman" w:cs="Times New Roman"/>
+          <w:sz w:val="28"/>
+          <w:szCs w:val="28"/>
+        </w:rPr>
+        <w:t>разрешением от 2 до 11 бит</w:t>
+      </w:r>
+      <w:r>
+        <w:rPr>
+          <w:rFonts w:ascii="Times New Roman" w:hAnsi="Times New Roman" w:cs="Times New Roman"/>
+          <w:sz w:val="28"/>
+          <w:szCs w:val="28"/>
+        </w:rPr>
+        <w:t>.</w:t>
       </w:r>
     </w:p>
     <w:p>
@@ -2355,17 +3014,50 @@
           <w:szCs w:val="28"/>
         </w:rPr>
       </w:pPr>
-      <w:r>
-        <w:rPr>
-          <w:rFonts w:ascii="Times New Roman" w:hAnsi="Times New Roman" w:cs="Times New Roman"/>
-          <w:sz w:val="28"/>
-          <w:szCs w:val="28"/>
-        </w:rPr>
-        <w:t>Высокоскоростной ШИМ с программируемым</w:t>
-      </w:r>
-    </w:p>
-    <w:p>
-      <w:pPr>
+    </w:p>
+    <w:p>
+      <w:pPr>
+        <w:rPr>
+          <w:rFonts w:ascii="Times New Roman" w:hAnsi="Times New Roman" w:cs="Times New Roman"/>
+          <w:sz w:val="28"/>
+          <w:szCs w:val="28"/>
+        </w:rPr>
+      </w:pPr>
+      <w:r>
+        <w:rPr>
+          <w:rFonts w:ascii="Times New Roman" w:hAnsi="Times New Roman" w:cs="Times New Roman"/>
+          <w:sz w:val="28"/>
+          <w:szCs w:val="28"/>
+        </w:rPr>
+        <w:br w:type="page"/>
+      </w:r>
+    </w:p>
+    <w:p>
+      <w:pPr>
+        <w:jc w:val="center"/>
+        <w:rPr>
+          <w:rFonts w:ascii="Times New Roman" w:hAnsi="Times New Roman" w:cs="Times New Roman"/>
+          <w:sz w:val="28"/>
+          <w:szCs w:val="28"/>
+        </w:rPr>
+      </w:pPr>
+      <w:r>
+        <w:rPr>
+          <w:rFonts w:ascii="Times New Roman" w:hAnsi="Times New Roman" w:cs="Times New Roman"/>
+          <w:sz w:val="28"/>
+          <w:szCs w:val="28"/>
+        </w:rPr>
+        <w:lastRenderedPageBreak/>
+        <w:t>ПРОЦЕСС РАБОТЫ</w:t>
+      </w:r>
+    </w:p>
+    <w:p>
+      <w:pPr>
+        <w:pStyle w:val="a3"/>
+        <w:numPr>
+          <w:ilvl w:val="0"/>
+          <w:numId w:val="2"/>
+        </w:numPr>
         <w:jc w:val="both"/>
         <w:rPr>
           <w:rFonts w:ascii="Times New Roman" w:hAnsi="Times New Roman" w:cs="Times New Roman"/>
@@ -2379,11 +3071,1465 @@
           <w:sz w:val="28"/>
           <w:szCs w:val="28"/>
         </w:rPr>
-        <w:t>разрешением от 2 до 11 бит</w:t>
-      </w:r>
+        <w:t>Реализация схемы на печатной плате.</w:t>
+      </w:r>
+    </w:p>
+    <w:p>
+      <w:pPr>
+        <w:jc w:val="both"/>
+        <w:rPr>
+          <w:rFonts w:ascii="Times New Roman" w:hAnsi="Times New Roman" w:cs="Times New Roman"/>
+          <w:sz w:val="28"/>
+          <w:szCs w:val="28"/>
+        </w:rPr>
+      </w:pPr>
+      <w:r>
+        <w:rPr>
+          <w:rFonts w:ascii="Times New Roman" w:hAnsi="Times New Roman" w:cs="Times New Roman"/>
+          <w:sz w:val="28"/>
+          <w:szCs w:val="28"/>
+        </w:rPr>
+        <w:t xml:space="preserve">В первую очередь необходимо было обеспечить контроллер и светодиодную матрицу необходимым напряжением питания и током. Изучив статьи в интернете и документации к контроллеру и светодиодам, я пришёл к выводу, что оптимальное напряжение для стабильной работы схемы составляет 5В. </w:t>
+      </w:r>
+      <w:r>
+        <w:rPr>
+          <w:rFonts w:ascii="Times New Roman" w:hAnsi="Times New Roman" w:cs="Times New Roman"/>
+          <w:sz w:val="28"/>
+          <w:szCs w:val="28"/>
+        </w:rPr>
+        <w:t>Т.к. потребление тока на одном светодиоде одного цвета при максимальной яркости примерно равно 12мА, то для всей схемы, состоящей из 64 светодиодов, потребляемый ток составляет около 1А.</w:t>
+      </w:r>
+    </w:p>
+    <w:p>
+      <w:pPr>
+        <w:jc w:val="both"/>
+        <w:rPr>
+          <w:rFonts w:ascii="Times New Roman" w:hAnsi="Times New Roman" w:cs="Times New Roman"/>
+          <w:sz w:val="28"/>
+          <w:szCs w:val="28"/>
+        </w:rPr>
+      </w:pPr>
+      <w:r>
+        <w:rPr>
+          <w:rFonts w:ascii="Times New Roman" w:hAnsi="Times New Roman" w:cs="Times New Roman"/>
+          <w:sz w:val="28"/>
+          <w:szCs w:val="28"/>
+        </w:rPr>
+        <w:t xml:space="preserve">Исходя из этих данных, я использовал блок питания постоянного напряжения и тока на 5В и 1А. ниже представлена схема </w:t>
+      </w:r>
+      <w:r>
+        <w:rPr>
+          <w:rFonts w:ascii="Times New Roman" w:hAnsi="Times New Roman" w:cs="Times New Roman"/>
+          <w:sz w:val="28"/>
+          <w:szCs w:val="28"/>
+        </w:rPr>
+        <w:t>подключения питания контроллера и светодиодов от одного блока питания.</w:t>
+      </w:r>
+    </w:p>
+    <w:p>
+      <w:pPr>
+        <w:keepNext/>
+        <w:jc w:val="both"/>
+      </w:pPr>
+      <w:r>
+        <w:rPr>
+          <w:noProof/>
+        </w:rPr>
+        <w:drawing>
+          <wp:inline distT="0" distB="0" distL="0" distR="0">
+            <wp:extent cx="5940425" cy="2453906"/>
+            <wp:effectExtent l="19050" t="0" r="3175" b="0"/>
+            <wp:docPr id="3" name="Рисунок 1" descr="https://alexgyver.ru/wp-content/uploads/2021/06/ws8-1-1024x423.jpg"/>
+            <wp:cNvGraphicFramePr>
+              <a:graphicFrameLocks xmlns:a="http://schemas.openxmlformats.org/drawingml/2006/main" noChangeAspect="1"/>
+            </wp:cNvGraphicFramePr>
+            <a:graphic xmlns:a="http://schemas.openxmlformats.org/drawingml/2006/main">
+              <a:graphicData uri="http://schemas.openxmlformats.org/drawingml/2006/picture">
+                <pic:pic xmlns:pic="http://schemas.openxmlformats.org/drawingml/2006/picture">
+                  <pic:nvPicPr>
+                    <pic:cNvPr id="0" name="Picture 1" descr="https://alexgyver.ru/wp-content/uploads/2021/06/ws8-1-1024x423.jpg"/>
+                    <pic:cNvPicPr>
+                      <a:picLocks noChangeAspect="1" noChangeArrowheads="1"/>
+                    </pic:cNvPicPr>
+                  </pic:nvPicPr>
+                  <pic:blipFill>
+                    <a:blip r:embed="rId14"/>
+                    <a:srcRect/>
+                    <a:stretch>
+                      <a:fillRect/>
+                    </a:stretch>
+                  </pic:blipFill>
+                  <pic:spPr bwMode="auto">
+                    <a:xfrm>
+                      <a:off x="0" y="0"/>
+                      <a:ext cx="5940425" cy="2453906"/>
+                    </a:xfrm>
+                    <a:prstGeom prst="rect">
+                      <a:avLst/>
+                    </a:prstGeom>
+                    <a:noFill/>
+                    <a:ln w="9525">
+                      <a:noFill/>
+                      <a:miter lim="800000"/>
+                      <a:headEnd/>
+                      <a:tailEnd/>
+                    </a:ln>
+                  </pic:spPr>
+                </pic:pic>
+              </a:graphicData>
+            </a:graphic>
+          </wp:inline>
+        </w:drawing>
+      </w:r>
+    </w:p>
+    <w:p>
+      <w:pPr>
+        <w:pStyle w:val="a7"/>
+        <w:jc w:val="center"/>
+        <w:rPr>
+          <w:color w:val="auto"/>
+        </w:rPr>
+      </w:pPr>
+      <w:r>
+        <w:rPr>
+          <w:color w:val="auto"/>
+        </w:rPr>
+        <w:t xml:space="preserve">Рисунок </w:t>
+      </w:r>
+      <w:r>
+        <w:rPr>
+          <w:color w:val="auto"/>
+        </w:rPr>
+        <w:fldChar w:fldCharType="begin"/>
+      </w:r>
+      <w:r>
+        <w:rPr>
+          <w:color w:val="auto"/>
+        </w:rPr>
+        <w:instrText xml:space="preserve"> SEQ Рисунок \* ARABIC </w:instrText>
+      </w:r>
+      <w:r>
+        <w:rPr>
+          <w:color w:val="auto"/>
+        </w:rPr>
+        <w:fldChar w:fldCharType="separate"/>
+      </w:r>
+      <w:r>
+        <w:rPr>
+          <w:noProof/>
+          <w:color w:val="auto"/>
+        </w:rPr>
+        <w:t>5</w:t>
+      </w:r>
+      <w:r>
+        <w:rPr>
+          <w:color w:val="auto"/>
+        </w:rPr>
+        <w:fldChar w:fldCharType="end"/>
+      </w:r>
+      <w:r>
+        <w:rPr>
+          <w:color w:val="auto"/>
+        </w:rPr>
+        <w:t>. Схема питания контроллера и светодиодов.</w:t>
+      </w:r>
+    </w:p>
+    <w:p>
+      <w:pPr>
+        <w:jc w:val="both"/>
+        <w:rPr>
+          <w:rFonts w:ascii="Times New Roman" w:hAnsi="Times New Roman" w:cs="Times New Roman"/>
+          <w:sz w:val="28"/>
+          <w:szCs w:val="28"/>
+        </w:rPr>
+      </w:pPr>
+      <w:r>
+        <w:rPr>
+          <w:rFonts w:ascii="Times New Roman" w:hAnsi="Times New Roman" w:cs="Times New Roman"/>
+          <w:sz w:val="28"/>
+          <w:szCs w:val="28"/>
+        </w:rPr>
+        <w:t>Резистор служит для ограничения тока на контакте контроллер</w:t>
+      </w:r>
+      <w:r>
+        <w:rPr>
+          <w:rFonts w:ascii="Times New Roman" w:hAnsi="Times New Roman" w:cs="Times New Roman"/>
+          <w:sz w:val="28"/>
+          <w:szCs w:val="28"/>
+        </w:rPr>
+        <w:t>а. Мигающая лента создаёт помехи на линию питания, а если лента и контроллер питаются от одного источника – помехи идут на микроконтроллер и могут стать причиной нестабильной работы</w:t>
+      </w:r>
+      <w:r>
+        <w:rPr>
+          <w:rFonts w:ascii="Times New Roman" w:hAnsi="Times New Roman" w:cs="Times New Roman"/>
+          <w:sz w:val="28"/>
+          <w:szCs w:val="28"/>
+        </w:rPr>
+        <w:t xml:space="preserve"> </w:t>
+      </w:r>
+      <w:r>
+        <w:rPr>
+          <w:rFonts w:ascii="Times New Roman" w:hAnsi="Times New Roman" w:cs="Times New Roman"/>
+          <w:sz w:val="28"/>
+          <w:szCs w:val="28"/>
+        </w:rPr>
+        <w:t xml:space="preserve"> и даже перезагрузки. Для сглаживания таких помех </w:t>
+      </w:r>
+      <w:r>
+        <w:rPr>
+          <w:rStyle w:val="ac"/>
+          <w:rFonts w:ascii="Times New Roman" w:hAnsi="Times New Roman" w:cs="Times New Roman"/>
+          <w:sz w:val="28"/>
+          <w:szCs w:val="28"/>
+        </w:rPr>
+        <w:t>рекомендуется</w:t>
+      </w:r>
+      <w:r>
+        <w:rPr>
+          <w:rFonts w:ascii="Times New Roman" w:hAnsi="Times New Roman" w:cs="Times New Roman"/>
+          <w:sz w:val="28"/>
+          <w:szCs w:val="28"/>
+        </w:rPr>
+        <w:t xml:space="preserve"> ставить электролитический конденсатор 6.3V ёмкостью 470 мкФ по питанию микроконтроллера, а также более </w:t>
+      </w:r>
+      <w:r>
+        <w:rPr>
+          <w:rFonts w:ascii="Times New Roman" w:hAnsi="Times New Roman" w:cs="Times New Roman"/>
+          <w:sz w:val="28"/>
+          <w:szCs w:val="28"/>
+        </w:rPr>
+        <w:t>ёмкий конденсатор на 1000мкФ</w:t>
+      </w:r>
+      <w:r>
+        <w:rPr>
+          <w:rFonts w:ascii="Times New Roman" w:hAnsi="Times New Roman" w:cs="Times New Roman"/>
+          <w:sz w:val="28"/>
+          <w:szCs w:val="28"/>
+        </w:rPr>
+        <w:t xml:space="preserve"> на питание ленты.</w:t>
+      </w:r>
+    </w:p>
+    <w:p>
+      <w:pPr>
+        <w:jc w:val="both"/>
+        <w:rPr>
+          <w:rFonts w:ascii="Times New Roman" w:hAnsi="Times New Roman" w:cs="Times New Roman"/>
+          <w:sz w:val="28"/>
+          <w:szCs w:val="28"/>
+        </w:rPr>
+      </w:pPr>
+      <w:r>
+        <w:rPr>
+          <w:rFonts w:ascii="Times New Roman" w:hAnsi="Times New Roman" w:cs="Times New Roman"/>
+          <w:sz w:val="28"/>
+          <w:szCs w:val="28"/>
+        </w:rPr>
+        <w:t xml:space="preserve">Согласно данной схеме я составил аналогичную в программе </w:t>
+      </w:r>
+      <w:r>
+        <w:rPr>
+          <w:rFonts w:ascii="Times New Roman" w:hAnsi="Times New Roman" w:cs="Times New Roman"/>
+          <w:sz w:val="28"/>
+          <w:szCs w:val="28"/>
+          <w:lang w:val="en-US"/>
+        </w:rPr>
+        <w:t>EasyEDA</w:t>
+      </w:r>
+      <w:r>
+        <w:rPr>
+          <w:rFonts w:ascii="Times New Roman" w:hAnsi="Times New Roman" w:cs="Times New Roman"/>
+          <w:sz w:val="28"/>
+          <w:szCs w:val="28"/>
+        </w:rPr>
+        <w:t xml:space="preserve"> и преобразовал её в печатную плату, чтобы уменьшить количество механических помех</w:t>
+      </w:r>
+      <w:r>
+        <w:rPr>
+          <w:rFonts w:ascii="Times New Roman" w:hAnsi="Times New Roman" w:cs="Times New Roman"/>
+          <w:sz w:val="28"/>
+          <w:szCs w:val="28"/>
+        </w:rPr>
+        <w:t>, возникающих на макетной плате.</w:t>
+      </w:r>
+    </w:p>
+    <w:p>
+      <w:pPr>
+        <w:keepNext/>
+        <w:jc w:val="both"/>
+      </w:pPr>
+      <w:r>
+        <w:rPr>
+          <w:rFonts w:ascii="Times New Roman" w:hAnsi="Times New Roman" w:cs="Times New Roman"/>
+          <w:noProof/>
+          <w:sz w:val="28"/>
+          <w:szCs w:val="28"/>
+        </w:rPr>
+        <w:lastRenderedPageBreak/>
+        <w:drawing>
+          <wp:inline distT="0" distB="0" distL="0" distR="0">
+            <wp:extent cx="5940425" cy="3290331"/>
+            <wp:effectExtent l="19050" t="0" r="3175" b="0"/>
+            <wp:docPr id="6" name="Рисунок 13"/>
+            <wp:cNvGraphicFramePr>
+              <a:graphicFrameLocks xmlns:a="http://schemas.openxmlformats.org/drawingml/2006/main" noChangeAspect="1"/>
+            </wp:cNvGraphicFramePr>
+            <a:graphic xmlns:a="http://schemas.openxmlformats.org/drawingml/2006/main">
+              <a:graphicData uri="http://schemas.openxmlformats.org/drawingml/2006/picture">
+                <pic:pic xmlns:pic="http://schemas.openxmlformats.org/drawingml/2006/picture">
+                  <pic:nvPicPr>
+                    <pic:cNvPr id="0" name="Picture 13"/>
+                    <pic:cNvPicPr>
+                      <a:picLocks noChangeAspect="1" noChangeArrowheads="1"/>
+                    </pic:cNvPicPr>
+                  </pic:nvPicPr>
+                  <pic:blipFill>
+                    <a:blip r:embed="rId15"/>
+                    <a:srcRect/>
+                    <a:stretch>
+                      <a:fillRect/>
+                    </a:stretch>
+                  </pic:blipFill>
+                  <pic:spPr bwMode="auto">
+                    <a:xfrm>
+                      <a:off x="0" y="0"/>
+                      <a:ext cx="5940425" cy="3290331"/>
+                    </a:xfrm>
+                    <a:prstGeom prst="rect">
+                      <a:avLst/>
+                    </a:prstGeom>
+                    <a:noFill/>
+                    <a:ln w="9525">
+                      <a:noFill/>
+                      <a:miter lim="800000"/>
+                      <a:headEnd/>
+                      <a:tailEnd/>
+                    </a:ln>
+                  </pic:spPr>
+                </pic:pic>
+              </a:graphicData>
+            </a:graphic>
+          </wp:inline>
+        </w:drawing>
+      </w:r>
+    </w:p>
+    <w:p>
+      <w:pPr>
+        <w:pStyle w:val="a7"/>
+        <w:jc w:val="center"/>
+        <w:rPr>
+          <w:rFonts w:ascii="Times New Roman" w:hAnsi="Times New Roman" w:cs="Times New Roman"/>
+          <w:color w:val="auto"/>
+          <w:sz w:val="28"/>
+          <w:szCs w:val="28"/>
+        </w:rPr>
+      </w:pPr>
+      <w:r>
+        <w:rPr>
+          <w:color w:val="auto"/>
+        </w:rPr>
+        <w:t xml:space="preserve">Рисунок </w:t>
+      </w:r>
+      <w:r>
+        <w:rPr>
+          <w:color w:val="auto"/>
+        </w:rPr>
+        <w:fldChar w:fldCharType="begin"/>
+      </w:r>
+      <w:r>
+        <w:rPr>
+          <w:color w:val="auto"/>
+        </w:rPr>
+        <w:instrText xml:space="preserve"> SEQ Рисунок \* ARABIC </w:instrText>
+      </w:r>
+      <w:r>
+        <w:rPr>
+          <w:color w:val="auto"/>
+        </w:rPr>
+        <w:fldChar w:fldCharType="separate"/>
+      </w:r>
+      <w:r>
+        <w:rPr>
+          <w:noProof/>
+          <w:color w:val="auto"/>
+        </w:rPr>
+        <w:t>6</w:t>
+      </w:r>
+      <w:r>
+        <w:rPr>
+          <w:color w:val="auto"/>
+        </w:rPr>
+        <w:fldChar w:fldCharType="end"/>
+      </w:r>
+      <w:r>
+        <w:rPr>
+          <w:color w:val="auto"/>
+        </w:rPr>
+        <w:t>. Схема проекта.</w:t>
+      </w:r>
+    </w:p>
+    <w:p>
+      <w:pPr>
+        <w:jc w:val="both"/>
+        <w:rPr>
+          <w:rFonts w:ascii="Times New Roman" w:hAnsi="Times New Roman" w:cs="Times New Roman"/>
+          <w:sz w:val="28"/>
+          <w:szCs w:val="28"/>
+        </w:rPr>
+      </w:pPr>
+      <w:r>
+        <w:rPr>
+          <w:rFonts w:ascii="Times New Roman" w:hAnsi="Times New Roman" w:cs="Times New Roman"/>
+          <w:sz w:val="28"/>
+          <w:szCs w:val="28"/>
+        </w:rPr>
+        <w:t>Ниже представлена модель платы после трассировки.</w:t>
+      </w:r>
+    </w:p>
+    <w:p>
+      <w:pPr>
+        <w:keepNext/>
+        <w:jc w:val="both"/>
+      </w:pPr>
+      <w:r>
+        <w:rPr>
+          <w:rFonts w:ascii="Times New Roman" w:hAnsi="Times New Roman" w:cs="Times New Roman"/>
+          <w:noProof/>
+          <w:sz w:val="28"/>
+          <w:szCs w:val="28"/>
+        </w:rPr>
+        <w:drawing>
+          <wp:inline distT="0" distB="0" distL="0" distR="0">
+            <wp:extent cx="5940425" cy="3181211"/>
+            <wp:effectExtent l="19050" t="0" r="3175" b="0"/>
+            <wp:docPr id="5" name="Рисунок 4"/>
+            <wp:cNvGraphicFramePr>
+              <a:graphicFrameLocks xmlns:a="http://schemas.openxmlformats.org/drawingml/2006/main" noChangeAspect="1"/>
+            </wp:cNvGraphicFramePr>
+            <a:graphic xmlns:a="http://schemas.openxmlformats.org/drawingml/2006/main">
+              <a:graphicData uri="http://schemas.openxmlformats.org/drawingml/2006/picture">
+                <pic:pic xmlns:pic="http://schemas.openxmlformats.org/drawingml/2006/picture">
+                  <pic:nvPicPr>
+                    <pic:cNvPr id="0" name="Picture 4"/>
+                    <pic:cNvPicPr>
+                      <a:picLocks noChangeAspect="1" noChangeArrowheads="1"/>
+                    </pic:cNvPicPr>
+                  </pic:nvPicPr>
+                  <pic:blipFill>
+                    <a:blip r:embed="rId16"/>
+                    <a:srcRect/>
+                    <a:stretch>
+                      <a:fillRect/>
+                    </a:stretch>
+                  </pic:blipFill>
+                  <pic:spPr bwMode="auto">
+                    <a:xfrm>
+                      <a:off x="0" y="0"/>
+                      <a:ext cx="5940425" cy="3181211"/>
+                    </a:xfrm>
+                    <a:prstGeom prst="rect">
+                      <a:avLst/>
+                    </a:prstGeom>
+                    <a:noFill/>
+                    <a:ln w="9525">
+                      <a:noFill/>
+                      <a:miter lim="800000"/>
+                      <a:headEnd/>
+                      <a:tailEnd/>
+                    </a:ln>
+                  </pic:spPr>
+                </pic:pic>
+              </a:graphicData>
+            </a:graphic>
+          </wp:inline>
+        </w:drawing>
+      </w:r>
+    </w:p>
+    <w:p>
+      <w:pPr>
+        <w:pStyle w:val="a7"/>
+        <w:jc w:val="center"/>
+        <w:rPr>
+          <w:noProof/>
+          <w:color w:val="auto"/>
+        </w:rPr>
+      </w:pPr>
+      <w:r>
+        <w:rPr>
+          <w:color w:val="auto"/>
+        </w:rPr>
+        <w:t xml:space="preserve">Рисунок </w:t>
+      </w:r>
+      <w:r>
+        <w:rPr>
+          <w:color w:val="auto"/>
+        </w:rPr>
+        <w:fldChar w:fldCharType="begin"/>
+      </w:r>
+      <w:r>
+        <w:rPr>
+          <w:color w:val="auto"/>
+        </w:rPr>
+        <w:instrText xml:space="preserve"> SEQ Рисунок \* ARABIC </w:instrText>
+      </w:r>
+      <w:r>
+        <w:rPr>
+          <w:color w:val="auto"/>
+        </w:rPr>
+        <w:fldChar w:fldCharType="separate"/>
+      </w:r>
+      <w:r>
+        <w:rPr>
+          <w:noProof/>
+          <w:color w:val="auto"/>
+        </w:rPr>
+        <w:t>7</w:t>
+      </w:r>
+      <w:r>
+        <w:rPr>
+          <w:color w:val="auto"/>
+        </w:rPr>
+        <w:fldChar w:fldCharType="end"/>
+      </w:r>
+      <w:r>
+        <w:rPr>
+          <w:color w:val="auto"/>
+        </w:rPr>
+        <w:t>. Модель печатной платы</w:t>
+      </w:r>
+      <w:r>
+        <w:rPr>
+          <w:noProof/>
+          <w:color w:val="auto"/>
+        </w:rPr>
+        <w:t>.</w:t>
+      </w:r>
+    </w:p>
+    <w:p>
+      <w:pPr>
+        <w:pStyle w:val="a3"/>
+        <w:numPr>
+          <w:ilvl w:val="0"/>
+          <w:numId w:val="2"/>
+        </w:numPr>
+        <w:jc w:val="both"/>
+        <w:rPr>
+          <w:rFonts w:ascii="Times New Roman" w:hAnsi="Times New Roman" w:cs="Times New Roman"/>
+          <w:sz w:val="28"/>
+          <w:szCs w:val="28"/>
+        </w:rPr>
+      </w:pPr>
+      <w:r>
+        <w:rPr>
+          <w:rFonts w:ascii="Times New Roman" w:hAnsi="Times New Roman" w:cs="Times New Roman"/>
+          <w:sz w:val="28"/>
+          <w:szCs w:val="28"/>
+        </w:rPr>
+        <w:t>Написание и отладка программы.</w:t>
+      </w:r>
+    </w:p>
+    <w:p>
+      <w:pPr>
+        <w:rPr>
+          <w:rFonts w:ascii="Times New Roman" w:hAnsi="Times New Roman" w:cs="Times New Roman"/>
+          <w:sz w:val="28"/>
+          <w:szCs w:val="28"/>
+          <w:shd w:val="clear" w:color="auto" w:fill="FFFFFF"/>
+        </w:rPr>
+      </w:pPr>
+      <w:r>
+        <w:rPr>
+          <w:rFonts w:ascii="Times New Roman" w:hAnsi="Times New Roman" w:cs="Times New Roman"/>
+          <w:sz w:val="28"/>
+          <w:szCs w:val="28"/>
+        </w:rPr>
+        <w:t xml:space="preserve">После травления платы и пайки необходимых компонентов, я приступил к процессу написания программы. </w:t>
+      </w:r>
+      <w:r>
+        <w:rPr>
+          <w:rFonts w:ascii="Times New Roman" w:hAnsi="Times New Roman" w:cs="Times New Roman"/>
+          <w:sz w:val="28"/>
+          <w:szCs w:val="28"/>
+        </w:rPr>
+        <w:t xml:space="preserve"> Я использовал среду разработки </w:t>
+      </w:r>
+      <w:r>
+        <w:rPr>
+          <w:rStyle w:val="ac"/>
+          <w:rFonts w:ascii="Times New Roman" w:hAnsi="Times New Roman" w:cs="Times New Roman"/>
+          <w:b w:val="0"/>
+          <w:sz w:val="28"/>
+          <w:szCs w:val="28"/>
+        </w:rPr>
+        <w:t xml:space="preserve">Arduino </w:t>
+      </w:r>
+      <w:r>
+        <w:rPr>
+          <w:rStyle w:val="ac"/>
+          <w:rFonts w:ascii="Times New Roman" w:hAnsi="Times New Roman" w:cs="Times New Roman"/>
+          <w:b w:val="0"/>
+          <w:sz w:val="28"/>
+          <w:szCs w:val="28"/>
+        </w:rPr>
+        <w:t>IDE</w:t>
+      </w:r>
+      <w:r>
+        <w:rPr>
+          <w:rFonts w:ascii="Times New Roman" w:hAnsi="Times New Roman" w:cs="Times New Roman"/>
+          <w:sz w:val="28"/>
+          <w:szCs w:val="28"/>
+        </w:rPr>
+        <w:t xml:space="preserve">. </w:t>
+      </w:r>
+      <w:r>
+        <w:rPr>
+          <w:rStyle w:val="ac"/>
+          <w:rFonts w:ascii="Times New Roman" w:hAnsi="Times New Roman" w:cs="Times New Roman"/>
+          <w:b w:val="0"/>
+          <w:sz w:val="28"/>
+          <w:szCs w:val="28"/>
+        </w:rPr>
+        <w:t>Arduino IDE</w:t>
+      </w:r>
+      <w:r>
+        <w:rPr>
+          <w:rFonts w:ascii="Times New Roman" w:hAnsi="Times New Roman" w:cs="Times New Roman"/>
+          <w:b/>
+          <w:sz w:val="28"/>
+          <w:szCs w:val="28"/>
+        </w:rPr>
+        <w:t> </w:t>
+      </w:r>
+      <w:r>
+        <w:rPr>
+          <w:rFonts w:ascii="Times New Roman" w:hAnsi="Times New Roman" w:cs="Times New Roman"/>
+          <w:sz w:val="28"/>
+          <w:szCs w:val="28"/>
+        </w:rPr>
+        <w:t> — это программная среда для разработки, которая позволяет писать, редактировать и загружать код на микроконтроллеры</w:t>
+      </w:r>
+      <w:r>
+        <w:rPr>
+          <w:rFonts w:ascii="Times New Roman" w:hAnsi="Times New Roman" w:cs="Times New Roman"/>
+          <w:sz w:val="28"/>
+          <w:szCs w:val="28"/>
+        </w:rPr>
+        <w:t xml:space="preserve"> </w:t>
+      </w:r>
+      <w:r>
+        <w:rPr>
+          <w:rFonts w:ascii="Times New Roman" w:hAnsi="Times New Roman" w:cs="Times New Roman"/>
+          <w:sz w:val="28"/>
+          <w:szCs w:val="28"/>
+        </w:rPr>
+        <w:t xml:space="preserve">Arduino. Она упрощает создание и отладку проектов для работы с </w:t>
+      </w:r>
+      <w:r>
+        <w:rPr>
+          <w:rFonts w:ascii="Times New Roman" w:hAnsi="Times New Roman" w:cs="Times New Roman"/>
+          <w:sz w:val="28"/>
+          <w:szCs w:val="28"/>
+        </w:rPr>
+        <w:lastRenderedPageBreak/>
+        <w:t>электроникой.</w:t>
+      </w:r>
+      <w:r>
+        <w:rPr>
+          <w:rFonts w:ascii="Times New Roman" w:hAnsi="Times New Roman" w:cs="Times New Roman"/>
+          <w:sz w:val="28"/>
+          <w:szCs w:val="28"/>
+        </w:rPr>
+        <w:t xml:space="preserve"> </w:t>
+      </w:r>
+      <w:r>
+        <w:rPr>
+          <w:rFonts w:ascii="Times New Roman" w:hAnsi="Times New Roman" w:cs="Times New Roman"/>
+          <w:sz w:val="28"/>
+          <w:szCs w:val="28"/>
+          <w:shd w:val="clear" w:color="auto" w:fill="FFFFFF"/>
+        </w:rPr>
+        <w:t>Поддерживает языки </w:t>
+      </w:r>
+      <w:hyperlink r:id="rId17" w:tooltip="Си (язык программирования)" w:history="1">
+        <w:r>
+          <w:rPr>
+            <w:rStyle w:val="ad"/>
+            <w:rFonts w:ascii="Times New Roman" w:hAnsi="Times New Roman" w:cs="Times New Roman"/>
+            <w:color w:val="auto"/>
+            <w:sz w:val="28"/>
+            <w:szCs w:val="28"/>
+            <w:u w:val="none"/>
+            <w:shd w:val="clear" w:color="auto" w:fill="FFFFFF"/>
+          </w:rPr>
+          <w:t>Си</w:t>
+        </w:r>
+      </w:hyperlink>
+      <w:r>
+        <w:rPr>
+          <w:rFonts w:ascii="Times New Roman" w:hAnsi="Times New Roman" w:cs="Times New Roman"/>
+          <w:sz w:val="28"/>
+          <w:szCs w:val="28"/>
+          <w:shd w:val="clear" w:color="auto" w:fill="FFFFFF"/>
+        </w:rPr>
+        <w:t> и </w:t>
+      </w:r>
+      <w:hyperlink r:id="rId18" w:tooltip="C++" w:history="1">
+        <w:r>
+          <w:rPr>
+            <w:rStyle w:val="ad"/>
+            <w:rFonts w:ascii="Times New Roman" w:hAnsi="Times New Roman" w:cs="Times New Roman"/>
+            <w:color w:val="auto"/>
+            <w:sz w:val="28"/>
+            <w:szCs w:val="28"/>
+            <w:u w:val="none"/>
+            <w:shd w:val="clear" w:color="auto" w:fill="FFFFFF"/>
+          </w:rPr>
+          <w:t>C ++</w:t>
+        </w:r>
+      </w:hyperlink>
+      <w:r>
+        <w:rPr>
+          <w:rFonts w:ascii="Times New Roman" w:hAnsi="Times New Roman" w:cs="Times New Roman"/>
+          <w:sz w:val="28"/>
+          <w:szCs w:val="28"/>
+          <w:shd w:val="clear" w:color="auto" w:fill="FFFFFF"/>
+        </w:rPr>
+        <w:t xml:space="preserve"> с использованием специальных правил структурирования кода. </w:t>
+      </w:r>
+    </w:p>
+    <w:p>
+      <w:pPr>
+        <w:rPr>
+          <w:rFonts w:ascii="Times New Roman" w:hAnsi="Times New Roman" w:cs="Times New Roman"/>
+          <w:sz w:val="28"/>
+          <w:szCs w:val="28"/>
+          <w:shd w:val="clear" w:color="auto" w:fill="FFFFFF"/>
+        </w:rPr>
+      </w:pPr>
+      <w:r>
+        <w:rPr>
+          <w:rFonts w:ascii="Times New Roman" w:hAnsi="Times New Roman" w:cs="Times New Roman"/>
+          <w:sz w:val="28"/>
+          <w:szCs w:val="28"/>
+          <w:shd w:val="clear" w:color="auto" w:fill="FFFFFF"/>
+        </w:rPr>
+        <w:t xml:space="preserve">Для управления светодиодами существует библиотека, упрощающая написание кода. </w:t>
+      </w:r>
+      <w:r>
+        <w:rPr>
+          <w:rFonts w:ascii="Times New Roman" w:hAnsi="Times New Roman" w:cs="Times New Roman"/>
+          <w:sz w:val="28"/>
+          <w:szCs w:val="28"/>
+          <w:shd w:val="clear" w:color="auto" w:fill="FFFFFF"/>
+        </w:rPr>
+        <w:t xml:space="preserve">Adafruit– библиотека, не требовательная к ресурсам микроконтроллера. Её функционал разделён, для работы с матрицей светодиодов требуется подключить две библиотеки: </w:t>
+      </w:r>
+      <w:r>
+        <w:rPr>
+          <w:rFonts w:ascii="Times New Roman" w:hAnsi="Times New Roman" w:cs="Times New Roman"/>
+          <w:sz w:val="28"/>
+          <w:szCs w:val="28"/>
+          <w:shd w:val="clear" w:color="auto" w:fill="FFFFFF"/>
+        </w:rPr>
+        <w:t>Adafruit_GFX.h</w:t>
+      </w:r>
+      <w:r>
+        <w:rPr>
+          <w:rFonts w:ascii="Times New Roman" w:hAnsi="Times New Roman" w:cs="Times New Roman"/>
+          <w:sz w:val="28"/>
+          <w:szCs w:val="28"/>
+          <w:shd w:val="clear" w:color="auto" w:fill="FFFFFF"/>
+        </w:rPr>
+        <w:t xml:space="preserve"> и </w:t>
+      </w:r>
+      <w:r>
+        <w:rPr>
+          <w:rFonts w:ascii="Times New Roman" w:hAnsi="Times New Roman" w:cs="Times New Roman"/>
+          <w:sz w:val="28"/>
+          <w:szCs w:val="28"/>
+          <w:shd w:val="clear" w:color="auto" w:fill="FFFFFF"/>
+        </w:rPr>
+        <w:t>Adafruit_NeoMatrix.h</w:t>
+      </w:r>
+      <w:r>
+        <w:rPr>
+          <w:rFonts w:ascii="Times New Roman" w:hAnsi="Times New Roman" w:cs="Times New Roman"/>
+          <w:sz w:val="28"/>
+          <w:szCs w:val="28"/>
+          <w:shd w:val="clear" w:color="auto" w:fill="FFFFFF"/>
+        </w:rPr>
+        <w:t xml:space="preserve">. </w:t>
+      </w:r>
+    </w:p>
+    <w:p>
+      <w:pPr>
+        <w:rPr>
+          <w:rFonts w:ascii="Times New Roman" w:hAnsi="Times New Roman" w:cs="Times New Roman"/>
+          <w:sz w:val="28"/>
+          <w:szCs w:val="28"/>
+          <w:shd w:val="clear" w:color="auto" w:fill="FFFFFF"/>
+        </w:rPr>
+      </w:pPr>
+      <w:r>
+        <w:rPr>
+          <w:rFonts w:ascii="Times New Roman" w:hAnsi="Times New Roman" w:cs="Times New Roman"/>
+          <w:sz w:val="28"/>
+          <w:szCs w:val="28"/>
+          <w:shd w:val="clear" w:color="auto" w:fill="FFFFFF"/>
+        </w:rPr>
+        <w:t xml:space="preserve">На рисунке ниже представлено объявление параметров используемой матрицы. Переменные </w:t>
+      </w:r>
+      <w:r>
+        <w:rPr>
+          <w:rFonts w:ascii="Times New Roman" w:hAnsi="Times New Roman" w:cs="Times New Roman"/>
+          <w:sz w:val="28"/>
+          <w:szCs w:val="28"/>
+          <w:shd w:val="clear" w:color="auto" w:fill="FFFFFF"/>
+          <w:lang w:val="en-US"/>
+        </w:rPr>
+        <w:t>mw</w:t>
+      </w:r>
+      <w:r>
+        <w:rPr>
+          <w:rFonts w:ascii="Times New Roman" w:hAnsi="Times New Roman" w:cs="Times New Roman"/>
+          <w:sz w:val="28"/>
+          <w:szCs w:val="28"/>
+          <w:shd w:val="clear" w:color="auto" w:fill="FFFFFF"/>
+        </w:rPr>
+        <w:t xml:space="preserve"> и </w:t>
+      </w:r>
+      <w:r>
+        <w:rPr>
+          <w:rFonts w:ascii="Times New Roman" w:hAnsi="Times New Roman" w:cs="Times New Roman"/>
+          <w:sz w:val="28"/>
+          <w:szCs w:val="28"/>
+          <w:shd w:val="clear" w:color="auto" w:fill="FFFFFF"/>
+          <w:lang w:val="en-US"/>
+        </w:rPr>
+        <w:t>mh</w:t>
+      </w:r>
+      <w:r>
+        <w:rPr>
+          <w:rFonts w:ascii="Times New Roman" w:hAnsi="Times New Roman" w:cs="Times New Roman"/>
+          <w:sz w:val="28"/>
+          <w:szCs w:val="28"/>
+          <w:shd w:val="clear" w:color="auto" w:fill="FFFFFF"/>
+        </w:rPr>
+        <w:t xml:space="preserve"> объявляют ширину и высоту матрицы соответственно. </w:t>
+      </w:r>
+      <w:r>
+        <w:rPr>
+          <w:rFonts w:ascii="Times New Roman" w:hAnsi="Times New Roman" w:cs="Times New Roman"/>
+          <w:sz w:val="28"/>
+          <w:szCs w:val="28"/>
+          <w:shd w:val="clear" w:color="auto" w:fill="FFFFFF"/>
+          <w:lang w:val="en-US"/>
+        </w:rPr>
+        <w:t>PIN</w:t>
+      </w:r>
+      <w:r>
+        <w:rPr>
+          <w:rFonts w:ascii="Times New Roman" w:hAnsi="Times New Roman" w:cs="Times New Roman"/>
+          <w:sz w:val="28"/>
+          <w:szCs w:val="28"/>
+          <w:shd w:val="clear" w:color="auto" w:fill="FFFFFF"/>
+        </w:rPr>
+        <w:t xml:space="preserve"> – </w:t>
+      </w:r>
+      <w:r>
+        <w:rPr>
+          <w:rFonts w:ascii="Times New Roman" w:hAnsi="Times New Roman" w:cs="Times New Roman"/>
+          <w:sz w:val="28"/>
+          <w:szCs w:val="28"/>
+          <w:shd w:val="clear" w:color="auto" w:fill="FFFFFF"/>
+        </w:rPr>
+        <w:t>номер управляющего контакта контроллера. Остальные параметры описывают расположение матрицы, способ подключения светодиодов (зигзагом или параллельно),  последовательность цветных битов и частоту работы системы.</w:t>
+      </w:r>
+    </w:p>
+    <w:p>
+      <w:pPr>
+        <w:keepNext/>
+      </w:pPr>
+      <w:r>
+        <w:rPr>
+          <w:rFonts w:ascii="Consolas" w:eastAsia="Times New Roman" w:hAnsi="Consolas" w:cs="Times New Roman"/>
+          <w:noProof/>
+          <w:color w:val="DAE3E3"/>
+          <w:sz w:val="21"/>
+          <w:szCs w:val="21"/>
+        </w:rPr>
+        <w:drawing>
+          <wp:inline distT="0" distB="0" distL="0" distR="0">
+            <wp:extent cx="4448175" cy="695325"/>
+            <wp:effectExtent l="19050" t="0" r="9525" b="0"/>
+            <wp:docPr id="22" name="Рисунок 22"/>
+            <wp:cNvGraphicFramePr>
+              <a:graphicFrameLocks xmlns:a="http://schemas.openxmlformats.org/drawingml/2006/main" noChangeAspect="1"/>
+            </wp:cNvGraphicFramePr>
+            <a:graphic xmlns:a="http://schemas.openxmlformats.org/drawingml/2006/main">
+              <a:graphicData uri="http://schemas.openxmlformats.org/drawingml/2006/picture">
+                <pic:pic xmlns:pic="http://schemas.openxmlformats.org/drawingml/2006/picture">
+                  <pic:nvPicPr>
+                    <pic:cNvPr id="0" name="Picture 22"/>
+                    <pic:cNvPicPr>
+                      <a:picLocks noChangeAspect="1" noChangeArrowheads="1"/>
+                    </pic:cNvPicPr>
+                  </pic:nvPicPr>
+                  <pic:blipFill>
+                    <a:blip r:embed="rId19"/>
+                    <a:srcRect/>
+                    <a:stretch>
+                      <a:fillRect/>
+                    </a:stretch>
+                  </pic:blipFill>
+                  <pic:spPr bwMode="auto">
+                    <a:xfrm>
+                      <a:off x="0" y="0"/>
+                      <a:ext cx="4448175" cy="695325"/>
+                    </a:xfrm>
+                    <a:prstGeom prst="rect">
+                      <a:avLst/>
+                    </a:prstGeom>
+                    <a:noFill/>
+                    <a:ln w="9525">
+                      <a:noFill/>
+                      <a:miter lim="800000"/>
+                      <a:headEnd/>
+                      <a:tailEnd/>
+                    </a:ln>
+                  </pic:spPr>
+                </pic:pic>
+              </a:graphicData>
+            </a:graphic>
+          </wp:inline>
+        </w:drawing>
+      </w:r>
+    </w:p>
+    <w:p>
+      <w:pPr>
+        <w:pStyle w:val="a7"/>
+        <w:rPr>
+          <w:rFonts w:ascii="Times New Roman" w:hAnsi="Times New Roman" w:cs="Times New Roman"/>
+          <w:color w:val="auto"/>
+          <w:sz w:val="28"/>
+          <w:szCs w:val="28"/>
+        </w:rPr>
+      </w:pPr>
+      <w:r>
+        <w:rPr>
+          <w:color w:val="auto"/>
+        </w:rPr>
+        <w:t xml:space="preserve">Рисунок </w:t>
+      </w:r>
+      <w:r>
+        <w:rPr>
+          <w:color w:val="auto"/>
+        </w:rPr>
+        <w:fldChar w:fldCharType="begin"/>
+      </w:r>
+      <w:r>
+        <w:rPr>
+          <w:color w:val="auto"/>
+        </w:rPr>
+        <w:instrText xml:space="preserve"> SEQ Рисунок \* ARABIC </w:instrText>
+      </w:r>
+      <w:r>
+        <w:rPr>
+          <w:color w:val="auto"/>
+        </w:rPr>
+        <w:fldChar w:fldCharType="separate"/>
+      </w:r>
+      <w:r>
+        <w:rPr>
+          <w:noProof/>
+          <w:color w:val="auto"/>
+        </w:rPr>
+        <w:t>8</w:t>
+      </w:r>
+      <w:r>
+        <w:rPr>
+          <w:color w:val="auto"/>
+        </w:rPr>
+        <w:fldChar w:fldCharType="end"/>
+      </w:r>
+      <w:r>
+        <w:rPr>
+          <w:color w:val="auto"/>
+        </w:rPr>
+        <w:t>. Объявление параметров матрицы.</w:t>
+      </w:r>
+    </w:p>
+    <w:p>
+      <w:pPr>
+        <w:rPr>
+          <w:rFonts w:ascii="Times New Roman" w:hAnsi="Times New Roman" w:cs="Times New Roman"/>
+          <w:sz w:val="28"/>
+          <w:szCs w:val="28"/>
+        </w:rPr>
+      </w:pPr>
+      <w:r>
+        <w:rPr>
+          <w:rFonts w:ascii="Times New Roman" w:hAnsi="Times New Roman" w:cs="Times New Roman"/>
+          <w:sz w:val="28"/>
+          <w:szCs w:val="28"/>
+        </w:rPr>
+        <w:t>В основной части программы написаны функции, отвечающие за установление пикселя, его удаление, заполнение матрицы в начальный момент времени и установку цвета.</w:t>
+      </w:r>
+    </w:p>
+    <w:p>
+      <w:pPr>
+        <w:keepNext/>
+        <w:jc w:val="center"/>
+      </w:pPr>
+      <w:r>
+        <w:rPr>
+          <w:rFonts w:ascii="Times New Roman" w:hAnsi="Times New Roman" w:cs="Times New Roman"/>
+          <w:noProof/>
+          <w:sz w:val="28"/>
+          <w:szCs w:val="28"/>
+        </w:rPr>
+        <w:drawing>
+          <wp:inline distT="0" distB="0" distL="0" distR="0">
+            <wp:extent cx="2647950" cy="2009775"/>
+            <wp:effectExtent l="19050" t="0" r="0" b="0"/>
+            <wp:docPr id="25" name="Рисунок 25"/>
+            <wp:cNvGraphicFramePr>
+              <a:graphicFrameLocks xmlns:a="http://schemas.openxmlformats.org/drawingml/2006/main" noChangeAspect="1"/>
+            </wp:cNvGraphicFramePr>
+            <a:graphic xmlns:a="http://schemas.openxmlformats.org/drawingml/2006/main">
+              <a:graphicData uri="http://schemas.openxmlformats.org/drawingml/2006/picture">
+                <pic:pic xmlns:pic="http://schemas.openxmlformats.org/drawingml/2006/picture">
+                  <pic:nvPicPr>
+                    <pic:cNvPr id="0" name="Picture 25"/>
+                    <pic:cNvPicPr>
+                      <a:picLocks noChangeAspect="1" noChangeArrowheads="1"/>
+                    </pic:cNvPicPr>
+                  </pic:nvPicPr>
+                  <pic:blipFill>
+                    <a:blip r:embed="rId20"/>
+                    <a:srcRect/>
+                    <a:stretch>
+                      <a:fillRect/>
+                    </a:stretch>
+                  </pic:blipFill>
+                  <pic:spPr bwMode="auto">
+                    <a:xfrm>
+                      <a:off x="0" y="0"/>
+                      <a:ext cx="2647950" cy="2009775"/>
+                    </a:xfrm>
+                    <a:prstGeom prst="rect">
+                      <a:avLst/>
+                    </a:prstGeom>
+                    <a:noFill/>
+                    <a:ln w="9525">
+                      <a:noFill/>
+                      <a:miter lim="800000"/>
+                      <a:headEnd/>
+                      <a:tailEnd/>
+                    </a:ln>
+                  </pic:spPr>
+                </pic:pic>
+              </a:graphicData>
+            </a:graphic>
+          </wp:inline>
+        </w:drawing>
+      </w:r>
+      <w:r>
+        <w:rPr>
+          <w:noProof/>
+        </w:rPr>
+        <w:drawing>
+          <wp:inline distT="0" distB="0" distL="0" distR="0">
+            <wp:extent cx="2133600" cy="1990725"/>
+            <wp:effectExtent l="19050" t="0" r="0" b="0"/>
+            <wp:docPr id="28" name="Рисунок 28"/>
+            <wp:cNvGraphicFramePr>
+              <a:graphicFrameLocks xmlns:a="http://schemas.openxmlformats.org/drawingml/2006/main" noChangeAspect="1"/>
+            </wp:cNvGraphicFramePr>
+            <a:graphic xmlns:a="http://schemas.openxmlformats.org/drawingml/2006/main">
+              <a:graphicData uri="http://schemas.openxmlformats.org/drawingml/2006/picture">
+                <pic:pic xmlns:pic="http://schemas.openxmlformats.org/drawingml/2006/picture">
+                  <pic:nvPicPr>
+                    <pic:cNvPr id="0" name="Picture 28"/>
+                    <pic:cNvPicPr>
+                      <a:picLocks noChangeAspect="1" noChangeArrowheads="1"/>
+                    </pic:cNvPicPr>
+                  </pic:nvPicPr>
+                  <pic:blipFill>
+                    <a:blip r:embed="rId21"/>
+                    <a:srcRect/>
+                    <a:stretch>
+                      <a:fillRect/>
+                    </a:stretch>
+                  </pic:blipFill>
+                  <pic:spPr bwMode="auto">
+                    <a:xfrm>
+                      <a:off x="0" y="0"/>
+                      <a:ext cx="2133600" cy="1990725"/>
+                    </a:xfrm>
+                    <a:prstGeom prst="rect">
+                      <a:avLst/>
+                    </a:prstGeom>
+                    <a:noFill/>
+                    <a:ln w="9525">
+                      <a:noFill/>
+                      <a:miter lim="800000"/>
+                      <a:headEnd/>
+                      <a:tailEnd/>
+                    </a:ln>
+                  </pic:spPr>
+                </pic:pic>
+              </a:graphicData>
+            </a:graphic>
+          </wp:inline>
+        </w:drawing>
+      </w:r>
+    </w:p>
+    <w:p>
+      <w:pPr>
+        <w:pStyle w:val="a7"/>
+        <w:jc w:val="center"/>
+        <w:rPr>
+          <w:color w:val="auto"/>
+        </w:rPr>
+      </w:pPr>
+      <w:r>
+        <w:rPr>
+          <w:color w:val="auto"/>
+        </w:rPr>
+        <w:t xml:space="preserve">Рисунок </w:t>
+      </w:r>
+      <w:r>
+        <w:rPr>
+          <w:color w:val="auto"/>
+        </w:rPr>
+        <w:fldChar w:fldCharType="begin"/>
+      </w:r>
+      <w:r>
+        <w:rPr>
+          <w:color w:val="auto"/>
+        </w:rPr>
+        <w:instrText xml:space="preserve"> SEQ Рисунок \* ARABIC </w:instrText>
+      </w:r>
+      <w:r>
+        <w:rPr>
+          <w:color w:val="auto"/>
+        </w:rPr>
+        <w:fldChar w:fldCharType="separate"/>
+      </w:r>
+      <w:r>
+        <w:rPr>
+          <w:noProof/>
+          <w:color w:val="auto"/>
+        </w:rPr>
+        <w:t>9</w:t>
+      </w:r>
+      <w:r>
+        <w:rPr>
+          <w:color w:val="auto"/>
+        </w:rPr>
+        <w:fldChar w:fldCharType="end"/>
+      </w:r>
+      <w:r>
+        <w:rPr>
+          <w:color w:val="auto"/>
+        </w:rPr>
+        <w:t>. Установка</w:t>
+      </w:r>
+      <w:r>
+        <w:rPr>
+          <w:color w:val="auto"/>
+        </w:rPr>
+        <w:t xml:space="preserve"> и удаление</w:t>
+      </w:r>
+      <w:r>
+        <w:rPr>
+          <w:color w:val="auto"/>
+        </w:rPr>
+        <w:t xml:space="preserve"> пикселя.</w:t>
+      </w:r>
+    </w:p>
+    <w:p>
+      <w:pPr>
+        <w:keepNext/>
+        <w:jc w:val="center"/>
+      </w:pPr>
+      <w:r>
+        <w:rPr>
+          <w:noProof/>
+        </w:rPr>
+        <w:lastRenderedPageBreak/>
+        <w:drawing>
+          <wp:inline distT="0" distB="0" distL="0" distR="0">
+            <wp:extent cx="2905125" cy="2733675"/>
+            <wp:effectExtent l="19050" t="0" r="9525" b="0"/>
+            <wp:docPr id="31" name="Рисунок 31"/>
+            <wp:cNvGraphicFramePr>
+              <a:graphicFrameLocks xmlns:a="http://schemas.openxmlformats.org/drawingml/2006/main" noChangeAspect="1"/>
+            </wp:cNvGraphicFramePr>
+            <a:graphic xmlns:a="http://schemas.openxmlformats.org/drawingml/2006/main">
+              <a:graphicData uri="http://schemas.openxmlformats.org/drawingml/2006/picture">
+                <pic:pic xmlns:pic="http://schemas.openxmlformats.org/drawingml/2006/picture">
+                  <pic:nvPicPr>
+                    <pic:cNvPr id="0" name="Picture 31"/>
+                    <pic:cNvPicPr>
+                      <a:picLocks noChangeAspect="1" noChangeArrowheads="1"/>
+                    </pic:cNvPicPr>
+                  </pic:nvPicPr>
+                  <pic:blipFill>
+                    <a:blip r:embed="rId22"/>
+                    <a:srcRect/>
+                    <a:stretch>
+                      <a:fillRect/>
+                    </a:stretch>
+                  </pic:blipFill>
+                  <pic:spPr bwMode="auto">
+                    <a:xfrm>
+                      <a:off x="0" y="0"/>
+                      <a:ext cx="2905125" cy="2733675"/>
+                    </a:xfrm>
+                    <a:prstGeom prst="rect">
+                      <a:avLst/>
+                    </a:prstGeom>
+                    <a:noFill/>
+                    <a:ln w="9525">
+                      <a:noFill/>
+                      <a:miter lim="800000"/>
+                      <a:headEnd/>
+                      <a:tailEnd/>
+                    </a:ln>
+                  </pic:spPr>
+                </pic:pic>
+              </a:graphicData>
+            </a:graphic>
+          </wp:inline>
+        </w:drawing>
+      </w:r>
+    </w:p>
+    <w:p>
+      <w:pPr>
+        <w:pStyle w:val="a7"/>
+        <w:jc w:val="center"/>
+        <w:rPr>
+          <w:noProof/>
+          <w:color w:val="auto"/>
+        </w:rPr>
+      </w:pPr>
+      <w:r>
+        <w:rPr>
+          <w:color w:val="auto"/>
+        </w:rPr>
+        <w:t xml:space="preserve">Рисунок </w:t>
+      </w:r>
+      <w:r>
+        <w:rPr>
+          <w:color w:val="auto"/>
+        </w:rPr>
+        <w:fldChar w:fldCharType="begin"/>
+      </w:r>
+      <w:r>
+        <w:rPr>
+          <w:color w:val="auto"/>
+        </w:rPr>
+        <w:instrText xml:space="preserve"> SEQ Рисунок \* ARABIC </w:instrText>
+      </w:r>
+      <w:r>
+        <w:rPr>
+          <w:color w:val="auto"/>
+        </w:rPr>
+        <w:fldChar w:fldCharType="separate"/>
+      </w:r>
+      <w:r>
+        <w:rPr>
+          <w:noProof/>
+          <w:color w:val="auto"/>
+        </w:rPr>
+        <w:t>10</w:t>
+      </w:r>
+      <w:r>
+        <w:rPr>
+          <w:color w:val="auto"/>
+        </w:rPr>
+        <w:fldChar w:fldCharType="end"/>
+      </w:r>
+      <w:r>
+        <w:rPr>
+          <w:color w:val="auto"/>
+        </w:rPr>
+        <w:t>. Заполнение</w:t>
+      </w:r>
+      <w:r>
+        <w:rPr>
+          <w:noProof/>
+          <w:color w:val="auto"/>
+        </w:rPr>
+        <w:t xml:space="preserve"> матрицы.</w:t>
+      </w:r>
+    </w:p>
+    <w:p>
+      <w:pPr>
+        <w:keepNext/>
+        <w:jc w:val="center"/>
+      </w:pPr>
+      <w:r>
+        <w:rPr>
+          <w:noProof/>
+        </w:rPr>
+        <w:drawing>
+          <wp:inline distT="0" distB="0" distL="0" distR="0">
+            <wp:extent cx="2486025" cy="3114675"/>
+            <wp:effectExtent l="19050" t="0" r="9525" b="0"/>
+            <wp:docPr id="34" name="Рисунок 34"/>
+            <wp:cNvGraphicFramePr>
+              <a:graphicFrameLocks xmlns:a="http://schemas.openxmlformats.org/drawingml/2006/main" noChangeAspect="1"/>
+            </wp:cNvGraphicFramePr>
+            <a:graphic xmlns:a="http://schemas.openxmlformats.org/drawingml/2006/main">
+              <a:graphicData uri="http://schemas.openxmlformats.org/drawingml/2006/picture">
+                <pic:pic xmlns:pic="http://schemas.openxmlformats.org/drawingml/2006/picture">
+                  <pic:nvPicPr>
+                    <pic:cNvPr id="0" name="Picture 34"/>
+                    <pic:cNvPicPr>
+                      <a:picLocks noChangeAspect="1" noChangeArrowheads="1"/>
+                    </pic:cNvPicPr>
+                  </pic:nvPicPr>
+                  <pic:blipFill>
+                    <a:blip r:embed="rId23"/>
+                    <a:srcRect/>
+                    <a:stretch>
+                      <a:fillRect/>
+                    </a:stretch>
+                  </pic:blipFill>
+                  <pic:spPr bwMode="auto">
+                    <a:xfrm>
+                      <a:off x="0" y="0"/>
+                      <a:ext cx="2486025" cy="3114675"/>
+                    </a:xfrm>
+                    <a:prstGeom prst="rect">
+                      <a:avLst/>
+                    </a:prstGeom>
+                    <a:noFill/>
+                    <a:ln w="9525">
+                      <a:noFill/>
+                      <a:miter lim="800000"/>
+                      <a:headEnd/>
+                      <a:tailEnd/>
+                    </a:ln>
+                  </pic:spPr>
+                </pic:pic>
+              </a:graphicData>
+            </a:graphic>
+          </wp:inline>
+        </w:drawing>
+      </w:r>
+    </w:p>
+    <w:p>
+      <w:pPr>
+        <w:pStyle w:val="a7"/>
+        <w:jc w:val="center"/>
+        <w:rPr>
+          <w:color w:val="auto"/>
+        </w:rPr>
+      </w:pPr>
+      <w:r>
+        <w:rPr>
+          <w:color w:val="auto"/>
+        </w:rPr>
+        <w:t xml:space="preserve">Рисунок </w:t>
+      </w:r>
+      <w:r>
+        <w:rPr>
+          <w:color w:val="auto"/>
+        </w:rPr>
+        <w:fldChar w:fldCharType="begin"/>
+      </w:r>
+      <w:r>
+        <w:rPr>
+          <w:color w:val="auto"/>
+        </w:rPr>
+        <w:instrText xml:space="preserve"> SEQ Рисунок \* ARABIC </w:instrText>
+      </w:r>
+      <w:r>
+        <w:rPr>
+          <w:color w:val="auto"/>
+        </w:rPr>
+        <w:fldChar w:fldCharType="separate"/>
+      </w:r>
+      <w:r>
+        <w:rPr>
+          <w:noProof/>
+          <w:color w:val="auto"/>
+        </w:rPr>
+        <w:t>11</w:t>
+      </w:r>
+      <w:r>
+        <w:rPr>
+          <w:color w:val="auto"/>
+        </w:rPr>
+        <w:fldChar w:fldCharType="end"/>
+      </w:r>
+      <w:r>
+        <w:rPr>
+          <w:color w:val="auto"/>
+        </w:rPr>
+        <w:t>. Установка цвета.</w:t>
+      </w:r>
+    </w:p>
+    <w:p>
+      <w:pPr>
+        <w:rPr>
+          <w:rFonts w:ascii="Times New Roman" w:hAnsi="Times New Roman" w:cs="Times New Roman"/>
+          <w:sz w:val="28"/>
+          <w:szCs w:val="28"/>
+        </w:rPr>
+      </w:pPr>
+    </w:p>
+    <w:p>
+      <w:pPr>
+        <w:rPr>
+          <w:rFonts w:ascii="Times New Roman" w:hAnsi="Times New Roman" w:cs="Times New Roman"/>
+          <w:sz w:val="28"/>
+          <w:szCs w:val="28"/>
+        </w:rPr>
+      </w:pPr>
+      <w:r>
+        <w:rPr>
+          <w:rFonts w:ascii="Times New Roman" w:hAnsi="Times New Roman" w:cs="Times New Roman"/>
+          <w:sz w:val="28"/>
+          <w:szCs w:val="28"/>
+        </w:rPr>
+        <w:br w:type="page"/>
+      </w:r>
+    </w:p>
+    <w:p>
+      <w:pPr>
+        <w:jc w:val="center"/>
+        <w:rPr>
+          <w:rFonts w:ascii="Times New Roman" w:hAnsi="Times New Roman" w:cs="Times New Roman"/>
+          <w:sz w:val="28"/>
+          <w:szCs w:val="28"/>
+        </w:rPr>
+      </w:pPr>
+      <w:r>
+        <w:rPr>
+          <w:rFonts w:ascii="Times New Roman" w:hAnsi="Times New Roman" w:cs="Times New Roman"/>
+          <w:sz w:val="28"/>
+          <w:szCs w:val="28"/>
+        </w:rPr>
+        <w:lastRenderedPageBreak/>
+        <w:t>ЗАКЛЮЧЕНИЕ</w:t>
+      </w:r>
+    </w:p>
+    <w:p>
+      <w:pPr>
+        <w:jc w:val="both"/>
+        <w:rPr>
+          <w:rFonts w:ascii="Times New Roman" w:hAnsi="Times New Roman" w:cs="Times New Roman"/>
+          <w:sz w:val="28"/>
+          <w:szCs w:val="28"/>
+        </w:rPr>
+      </w:pPr>
     </w:p>
     <w:sectPr>
-      <w:footerReference w:type="default" r:id="rId13"/>
+      <w:footerReference w:type="default" r:id="rId24"/>
       <w:pgSz w:w="11906" w:h="16838"/>
       <w:pgMar w:top="1134" w:right="850" w:bottom="1134" w:left="1701" w:header="708" w:footer="708" w:gutter="0"/>
       <w:cols w:space="708"/>
@@ -2436,7 +4582,7 @@
             <w:rPr>
               <w:noProof/>
             </w:rPr>
-            <w:t>7</w:t>
+            <w:t>12</w:t>
           </w:r>
         </w:fldSimple>
       </w:p>
@@ -2563,8 +4709,100 @@
       </w:pPr>
     </w:lvl>
   </w:abstractNum>
+  <w:abstractNum w:abstractNumId="1">
+    <w:nsid w:val="703910A3"/>
+    <w:multiLevelType w:val="hybridMultilevel"/>
+    <w:tmpl w:val="4240175C"/>
+    <w:lvl w:ilvl="0" w:tplc="0419000F">
+      <w:start w:val="1"/>
+      <w:numFmt w:val="decimal"/>
+      <w:lvlText w:val="%1."/>
+      <w:lvlJc w:val="left"/>
+      <w:pPr>
+        <w:ind w:left="720" w:hanging="360"/>
+      </w:pPr>
+      <w:rPr>
+        <w:rFonts w:hint="default"/>
+      </w:rPr>
+    </w:lvl>
+    <w:lvl w:ilvl="1" w:tplc="04190019">
+      <w:start w:val="1"/>
+      <w:numFmt w:val="lowerLetter"/>
+      <w:lvlText w:val="%2."/>
+      <w:lvlJc w:val="left"/>
+      <w:pPr>
+        <w:ind w:left="1440" w:hanging="360"/>
+      </w:pPr>
+    </w:lvl>
+    <w:lvl w:ilvl="2" w:tplc="0419001B" w:tentative="1">
+      <w:start w:val="1"/>
+      <w:numFmt w:val="lowerRoman"/>
+      <w:lvlText w:val="%3."/>
+      <w:lvlJc w:val="right"/>
+      <w:pPr>
+        <w:ind w:left="2160" w:hanging="180"/>
+      </w:pPr>
+    </w:lvl>
+    <w:lvl w:ilvl="3" w:tplc="0419000F" w:tentative="1">
+      <w:start w:val="1"/>
+      <w:numFmt w:val="decimal"/>
+      <w:lvlText w:val="%4."/>
+      <w:lvlJc w:val="left"/>
+      <w:pPr>
+        <w:ind w:left="2880" w:hanging="360"/>
+      </w:pPr>
+    </w:lvl>
+    <w:lvl w:ilvl="4" w:tplc="04190019" w:tentative="1">
+      <w:start w:val="1"/>
+      <w:numFmt w:val="lowerLetter"/>
+      <w:lvlText w:val="%5."/>
+      <w:lvlJc w:val="left"/>
+      <w:pPr>
+        <w:ind w:left="3600" w:hanging="360"/>
+      </w:pPr>
+    </w:lvl>
+    <w:lvl w:ilvl="5" w:tplc="0419001B" w:tentative="1">
+      <w:start w:val="1"/>
+      <w:numFmt w:val="lowerRoman"/>
+      <w:lvlText w:val="%6."/>
+      <w:lvlJc w:val="right"/>
+      <w:pPr>
+        <w:ind w:left="4320" w:hanging="180"/>
+      </w:pPr>
+    </w:lvl>
+    <w:lvl w:ilvl="6" w:tplc="0419000F" w:tentative="1">
+      <w:start w:val="1"/>
+      <w:numFmt w:val="decimal"/>
+      <w:lvlText w:val="%7."/>
+      <w:lvlJc w:val="left"/>
+      <w:pPr>
+        <w:ind w:left="5040" w:hanging="360"/>
+      </w:pPr>
+    </w:lvl>
+    <w:lvl w:ilvl="7" w:tplc="04190019" w:tentative="1">
+      <w:start w:val="1"/>
+      <w:numFmt w:val="lowerLetter"/>
+      <w:lvlText w:val="%8."/>
+      <w:lvlJc w:val="left"/>
+      <w:pPr>
+        <w:ind w:left="5760" w:hanging="360"/>
+      </w:pPr>
+    </w:lvl>
+    <w:lvl w:ilvl="8" w:tplc="0419001B" w:tentative="1">
+      <w:start w:val="1"/>
+      <w:numFmt w:val="lowerRoman"/>
+      <w:lvlText w:val="%9."/>
+      <w:lvlJc w:val="right"/>
+      <w:pPr>
+        <w:ind w:left="6480" w:hanging="180"/>
+      </w:pPr>
+    </w:lvl>
+  </w:abstractNum>
   <w:num w:numId="1">
     <w:abstractNumId w:val="0"/>
+  </w:num>
+  <w:num w:numId="2">
+    <w:abstractNumId w:val="1"/>
   </w:num>
 </w:numbering>
 </file>
@@ -2890,6 +5128,29 @@
     <w:uiPriority w:val="99"/>
     <w:rsid w:val="004640C0"/>
   </w:style>
+  <w:style w:type="character" w:styleId="ac">
+    <w:name w:val="Strong"/>
+    <w:basedOn w:val="a0"/>
+    <w:uiPriority w:val="22"/>
+    <w:qFormat/>
+    <w:rsid w:val="00F379D1"/>
+    <w:rPr>
+      <w:b/>
+      <w:bCs/>
+    </w:rPr>
+  </w:style>
+  <w:style w:type="character" w:styleId="ad">
+    <w:name w:val="Hyperlink"/>
+    <w:basedOn w:val="a0"/>
+    <w:uiPriority w:val="99"/>
+    <w:semiHidden/>
+    <w:unhideWhenUsed/>
+    <w:rsid w:val="009B2C7A"/>
+    <w:rPr>
+      <w:color w:val="0000FF"/>
+      <w:u w:val="single"/>
+    </w:rPr>
+  </w:style>
 </w:styles>
 </file>
 

--- a/Проект_3.docx
+++ b/Проект_3.docx
@@ -59,7 +59,7 @@
                     <a:blip r:embed="rId7">
                       <a:extLst>
                         <a:ext uri="{28A0092B-C50C-407E-A947-70E740481C1C}">
-                          <a14:useLocalDpi xmlns:a14="http://schemas.microsoft.com/office/drawing/2010/main" xmlns:wps="http://schemas.microsoft.com/office/word/2010/wordprocessingShape" xmlns:wpi="http://schemas.microsoft.com/office/word/2010/wordprocessingInk" xmlns:wpg="http://schemas.microsoft.com/office/word/2010/wordprocessingGroup" xmlns:w16se="http://schemas.microsoft.com/office/word/2015/wordml/symex" xmlns:w16sdtdh="http://schemas.microsoft.com/office/word/2020/wordml/sdtdatahash" xmlns:w16du="http://schemas.microsoft.com/office/word/2023/wordml/word16du" xmlns:w16="http://schemas.microsoft.com/office/word/2018/wordml" xmlns:w16cid="http://schemas.microsoft.com/office/word/2016/wordml/cid" xmlns:w16cex="http://schemas.microsoft.com/office/word/2018/wordml/cex" xmlns:w15="http://schemas.microsoft.com/office/word/2012/wordml" xmlns:w14="http://schemas.microsoft.com/office/word/2010/wordml" xmlns:w="http://schemas.openxmlformats.org/wordprocessingml/2006/main" xmlns:w10="urn:schemas-microsoft-com:office:word" xmlns:wp14="http://schemas.microsoft.com/office/word/2010/wordprocessingDrawing" xmlns:v="urn:schemas-microsoft-com:vml" xmlns:oel="http://schemas.microsoft.com/office/2019/extlst" xmlns:o="urn:schemas-microsoft-com:office:office" xmlns:am3d="http://schemas.microsoft.com/office/drawing/2017/model3d" xmlns:aink="http://schemas.microsoft.com/office/drawing/2016/ink" xmlns:mc="http://schemas.openxmlformats.org/markup-compatibility/2006" xmlns:cx8="http://schemas.microsoft.com/office/drawing/2016/5/14/chartex" xmlns:cx7="http://schemas.microsoft.com/office/drawing/2016/5/13/chartex" xmlns:cx6="http://schemas.microsoft.com/office/drawing/2016/5/12/chartex" xmlns:cx5="http://schemas.microsoft.com/office/drawing/2016/5/11/chartex" xmlns:cx4="http://schemas.microsoft.com/office/drawing/2016/5/10/chartex" xmlns:cx3="http://schemas.microsoft.com/office/drawing/2016/5/9/chartex" xmlns:cx2="http://schemas.microsoft.com/office/drawing/2015/10/21/chartex" xmlns:cx1="http://schemas.microsoft.com/office/drawing/2015/9/8/chartex" xmlns:cx="http://schemas.microsoft.com/office/drawing/2014/chartex" xmlns:wpc="http://schemas.microsoft.com/office/word/2010/wordprocessingCanvas" xmlns="" val="0"/>
+                          <a14:useLocalDpi xmlns="" xmlns:wpc="http://schemas.microsoft.com/office/word/2010/wordprocessingCanvas" xmlns:cx="http://schemas.microsoft.com/office/drawing/2014/chartex" xmlns:cx1="http://schemas.microsoft.com/office/drawing/2015/9/8/chartex" xmlns:cx2="http://schemas.microsoft.com/office/drawing/2015/10/21/chartex" xmlns:cx3="http://schemas.microsoft.com/office/drawing/2016/5/9/chartex" xmlns:cx4="http://schemas.microsoft.com/office/drawing/2016/5/10/chartex" xmlns:cx5="http://schemas.microsoft.com/office/drawing/2016/5/11/chartex" xmlns:cx6="http://schemas.microsoft.com/office/drawing/2016/5/12/chartex" xmlns:cx7="http://schemas.microsoft.com/office/drawing/2016/5/13/chartex" xmlns:cx8="http://schemas.microsoft.com/office/drawing/2016/5/14/chartex" xmlns:mc="http://schemas.openxmlformats.org/markup-compatibility/2006" xmlns:aink="http://schemas.microsoft.com/office/drawing/2016/ink" xmlns:am3d="http://schemas.microsoft.com/office/drawing/2017/model3d" xmlns:o="urn:schemas-microsoft-com:office:office" xmlns:oel="http://schemas.microsoft.com/office/2019/extlst" xmlns:v="urn:schemas-microsoft-com:vml" xmlns:wp14="http://schemas.microsoft.com/office/word/2010/wordprocessingDrawing" xmlns:w10="urn:schemas-microsoft-com:office:word" xmlns:w="http://schemas.openxmlformats.org/wordprocessingml/2006/main" xmlns:w14="http://schemas.microsoft.com/office/word/2010/wordml" xmlns:w15="http://schemas.microsoft.com/office/word/2012/wordml" xmlns:w16cex="http://schemas.microsoft.com/office/word/2018/wordml/cex" xmlns:w16cid="http://schemas.microsoft.com/office/word/2016/wordml/cid" xmlns:w16="http://schemas.microsoft.com/office/word/2018/wordml" xmlns:w16du="http://schemas.microsoft.com/office/word/2023/wordml/word16du" xmlns:w16sdtdh="http://schemas.microsoft.com/office/word/2020/wordml/sdtdatahash" xmlns:w16se="http://schemas.microsoft.com/office/word/2015/wordml/symex" xmlns:wpg="http://schemas.microsoft.com/office/word/2010/wordprocessingGroup" xmlns:wpi="http://schemas.microsoft.com/office/word/2010/wordprocessingInk" xmlns:wps="http://schemas.microsoft.com/office/word/2010/wordprocessingShape" xmlns:a14="http://schemas.microsoft.com/office/drawing/2010/main" val="0"/>
                         </a:ext>
                       </a:extLst>
                     </a:blip>
@@ -333,7 +333,23 @@
           <w:sz w:val="28"/>
           <w:szCs w:val="28"/>
         </w:rPr>
-        <w:t>: «Оптические антенны»</w:t>
+        <w:t>: «</w:t>
+      </w:r>
+      <w:r>
+        <w:rPr>
+          <w:rFonts w:ascii="Times New Roman" w:hAnsi="Times New Roman" w:cs="Times New Roman"/>
+          <w:sz w:val="28"/>
+          <w:szCs w:val="28"/>
+        </w:rPr>
+        <w:t>Индикатор уровня сигнала на матрице адресных светодиодов</w:t>
+      </w:r>
+      <w:r>
+        <w:rPr>
+          <w:rFonts w:ascii="Times New Roman" w:hAnsi="Times New Roman" w:cs="Times New Roman"/>
+          <w:sz w:val="28"/>
+          <w:szCs w:val="28"/>
+        </w:rPr>
+        <w:t>»</w:t>
       </w:r>
     </w:p>
     <w:p>

--- a/Проект_3.docx
+++ b/Проект_3.docx
@@ -59,7 +59,7 @@
                     <a:blip r:embed="rId7">
                       <a:extLst>
                         <a:ext uri="{28A0092B-C50C-407E-A947-70E740481C1C}">
-                          <a14:useLocalDpi xmlns="" xmlns:wpc="http://schemas.microsoft.com/office/word/2010/wordprocessingCanvas" xmlns:cx="http://schemas.microsoft.com/office/drawing/2014/chartex" xmlns:cx1="http://schemas.microsoft.com/office/drawing/2015/9/8/chartex" xmlns:cx2="http://schemas.microsoft.com/office/drawing/2015/10/21/chartex" xmlns:cx3="http://schemas.microsoft.com/office/drawing/2016/5/9/chartex" xmlns:cx4="http://schemas.microsoft.com/office/drawing/2016/5/10/chartex" xmlns:cx5="http://schemas.microsoft.com/office/drawing/2016/5/11/chartex" xmlns:cx6="http://schemas.microsoft.com/office/drawing/2016/5/12/chartex" xmlns:cx7="http://schemas.microsoft.com/office/drawing/2016/5/13/chartex" xmlns:cx8="http://schemas.microsoft.com/office/drawing/2016/5/14/chartex" xmlns:mc="http://schemas.openxmlformats.org/markup-compatibility/2006" xmlns:aink="http://schemas.microsoft.com/office/drawing/2016/ink" xmlns:am3d="http://schemas.microsoft.com/office/drawing/2017/model3d" xmlns:o="urn:schemas-microsoft-com:office:office" xmlns:oel="http://schemas.microsoft.com/office/2019/extlst" xmlns:v="urn:schemas-microsoft-com:vml" xmlns:wp14="http://schemas.microsoft.com/office/word/2010/wordprocessingDrawing" xmlns:w10="urn:schemas-microsoft-com:office:word" xmlns:w="http://schemas.openxmlformats.org/wordprocessingml/2006/main" xmlns:w14="http://schemas.microsoft.com/office/word/2010/wordml" xmlns:w15="http://schemas.microsoft.com/office/word/2012/wordml" xmlns:w16cex="http://schemas.microsoft.com/office/word/2018/wordml/cex" xmlns:w16cid="http://schemas.microsoft.com/office/word/2016/wordml/cid" xmlns:w16="http://schemas.microsoft.com/office/word/2018/wordml" xmlns:w16du="http://schemas.microsoft.com/office/word/2023/wordml/word16du" xmlns:w16sdtdh="http://schemas.microsoft.com/office/word/2020/wordml/sdtdatahash" xmlns:w16se="http://schemas.microsoft.com/office/word/2015/wordml/symex" xmlns:wpg="http://schemas.microsoft.com/office/word/2010/wordprocessingGroup" xmlns:wpi="http://schemas.microsoft.com/office/word/2010/wordprocessingInk" xmlns:wps="http://schemas.microsoft.com/office/word/2010/wordprocessingShape" xmlns:a14="http://schemas.microsoft.com/office/drawing/2010/main" val="0"/>
+                          <a14:useLocalDpi xmlns:a14="http://schemas.microsoft.com/office/drawing/2010/main" xmlns:wps="http://schemas.microsoft.com/office/word/2010/wordprocessingShape" xmlns:wpi="http://schemas.microsoft.com/office/word/2010/wordprocessingInk" xmlns:wpg="http://schemas.microsoft.com/office/word/2010/wordprocessingGroup" xmlns:w16se="http://schemas.microsoft.com/office/word/2015/wordml/symex" xmlns:w16sdtdh="http://schemas.microsoft.com/office/word/2020/wordml/sdtdatahash" xmlns:w16du="http://schemas.microsoft.com/office/word/2023/wordml/word16du" xmlns:w16="http://schemas.microsoft.com/office/word/2018/wordml" xmlns:w16cid="http://schemas.microsoft.com/office/word/2016/wordml/cid" xmlns:w16cex="http://schemas.microsoft.com/office/word/2018/wordml/cex" xmlns:w15="http://schemas.microsoft.com/office/word/2012/wordml" xmlns:w14="http://schemas.microsoft.com/office/word/2010/wordml" xmlns:w="http://schemas.openxmlformats.org/wordprocessingml/2006/main" xmlns:w10="urn:schemas-microsoft-com:office:word" xmlns:wp14="http://schemas.microsoft.com/office/word/2010/wordprocessingDrawing" xmlns:v="urn:schemas-microsoft-com:vml" xmlns:oel="http://schemas.microsoft.com/office/2019/extlst" xmlns:o="urn:schemas-microsoft-com:office:office" xmlns:am3d="http://schemas.microsoft.com/office/drawing/2017/model3d" xmlns:aink="http://schemas.microsoft.com/office/drawing/2016/ink" xmlns:mc="http://schemas.openxmlformats.org/markup-compatibility/2006" xmlns:cx8="http://schemas.microsoft.com/office/drawing/2016/5/14/chartex" xmlns:cx7="http://schemas.microsoft.com/office/drawing/2016/5/13/chartex" xmlns:cx6="http://schemas.microsoft.com/office/drawing/2016/5/12/chartex" xmlns:cx5="http://schemas.microsoft.com/office/drawing/2016/5/11/chartex" xmlns:cx4="http://schemas.microsoft.com/office/drawing/2016/5/10/chartex" xmlns:cx3="http://schemas.microsoft.com/office/drawing/2016/5/9/chartex" xmlns:cx2="http://schemas.microsoft.com/office/drawing/2015/10/21/chartex" xmlns:cx1="http://schemas.microsoft.com/office/drawing/2015/9/8/chartex" xmlns:cx="http://schemas.microsoft.com/office/drawing/2014/chartex" xmlns:wpc="http://schemas.microsoft.com/office/word/2010/wordprocessingCanvas" xmlns="" val="0"/>
                         </a:ext>
                       </a:extLst>
                     </a:blip>
@@ -3370,6 +3370,65 @@
     </w:p>
     <w:p>
       <w:pPr>
+        <w:jc w:val="both"/>
+        <w:rPr>
+          <w:rFonts w:ascii="Times New Roman" w:hAnsi="Times New Roman" w:cs="Times New Roman"/>
+          <w:sz w:val="28"/>
+          <w:szCs w:val="28"/>
+        </w:rPr>
+      </w:pPr>
+      <w:r>
+        <w:rPr>
+          <w:rFonts w:ascii="Times New Roman" w:hAnsi="Times New Roman" w:cs="Times New Roman"/>
+          <w:sz w:val="28"/>
+          <w:szCs w:val="28"/>
+        </w:rPr>
+        <w:lastRenderedPageBreak/>
+        <w:t xml:space="preserve">В качестве </w:t>
+      </w:r>
+      <w:r>
+        <w:rPr>
+          <w:rFonts w:ascii="Times New Roman" w:hAnsi="Times New Roman" w:cs="Times New Roman"/>
+          <w:sz w:val="28"/>
+          <w:szCs w:val="28"/>
+        </w:rPr>
+        <w:t xml:space="preserve">имитации </w:t>
+      </w:r>
+      <w:r>
+        <w:rPr>
+          <w:rFonts w:ascii="Times New Roman" w:hAnsi="Times New Roman" w:cs="Times New Roman"/>
+          <w:sz w:val="28"/>
+          <w:szCs w:val="28"/>
+        </w:rPr>
+        <w:t xml:space="preserve">сигнала, подаваемого на </w:t>
+      </w:r>
+      <w:r>
+        <w:rPr>
+          <w:rFonts w:ascii="Times New Roman" w:hAnsi="Times New Roman" w:cs="Times New Roman"/>
+          <w:sz w:val="28"/>
+          <w:szCs w:val="28"/>
+        </w:rPr>
+        <w:t>микроконтроллер и отображения его уровня,</w:t>
+      </w:r>
+      <w:r>
+        <w:rPr>
+          <w:rFonts w:ascii="Times New Roman" w:hAnsi="Times New Roman" w:cs="Times New Roman"/>
+          <w:sz w:val="28"/>
+          <w:szCs w:val="28"/>
+        </w:rPr>
+        <w:t xml:space="preserve"> я использовал</w:t>
+      </w:r>
+      <w:r>
+        <w:rPr>
+          <w:rFonts w:ascii="Times New Roman" w:hAnsi="Times New Roman" w:cs="Times New Roman"/>
+          <w:sz w:val="28"/>
+          <w:szCs w:val="28"/>
+        </w:rPr>
+        <w:t xml:space="preserve"> потенциометр. Потенциометр позволяет в качестве делителя напряжения устанавливать аналоговое напряжение от 0 до 5В, что схоже по принципу работы любого аналогового сигнала.</w:t>
+      </w:r>
+    </w:p>
+    <w:p>
+      <w:pPr>
         <w:keepNext/>
         <w:jc w:val="both"/>
       </w:pPr>
@@ -3380,7 +3439,6 @@
           <w:sz w:val="28"/>
           <w:szCs w:val="28"/>
         </w:rPr>
-        <w:lastRenderedPageBreak/>
         <w:drawing>
           <wp:inline distT="0" distB="0" distL="0" distR="0">
             <wp:extent cx="5940425" cy="3290331"/>
@@ -3658,6 +3716,7 @@
           <w:sz w:val="28"/>
           <w:szCs w:val="28"/>
         </w:rPr>
+        <w:lastRenderedPageBreak/>
         <w:t xml:space="preserve">После травления платы и пайки необходимых компонентов, я приступил к процессу написания программы. </w:t>
       </w:r>
       <w:r>
@@ -3737,16 +3796,7 @@
           <w:sz w:val="28"/>
           <w:szCs w:val="28"/>
         </w:rPr>
-        <w:t xml:space="preserve">Arduino. Она упрощает создание и отладку проектов для работы с </w:t>
-      </w:r>
-      <w:r>
-        <w:rPr>
-          <w:rFonts w:ascii="Times New Roman" w:hAnsi="Times New Roman" w:cs="Times New Roman"/>
-          <w:sz w:val="28"/>
-          <w:szCs w:val="28"/>
-        </w:rPr>
-        <w:lastRenderedPageBreak/>
-        <w:t>электроникой.</w:t>
+        <w:t>Arduino. Она упрощает создание и отладку проектов для работы с электроникой.</w:t>
       </w:r>
       <w:r>
         <w:rPr>
@@ -4492,26 +4542,11 @@
     <w:p>
       <w:pPr>
         <w:rPr>
-          <w:rFonts w:ascii="Times New Roman" w:hAnsi="Times New Roman" w:cs="Times New Roman"/>
-          <w:sz w:val="28"/>
-          <w:szCs w:val="28"/>
-        </w:rPr>
-      </w:pPr>
-    </w:p>
-    <w:p>
-      <w:pPr>
-        <w:rPr>
-          <w:rFonts w:ascii="Times New Roman" w:hAnsi="Times New Roman" w:cs="Times New Roman"/>
-          <w:sz w:val="28"/>
-          <w:szCs w:val="28"/>
-        </w:rPr>
-      </w:pPr>
-      <w:r>
-        <w:rPr>
-          <w:rFonts w:ascii="Times New Roman" w:hAnsi="Times New Roman" w:cs="Times New Roman"/>
-          <w:sz w:val="28"/>
-          <w:szCs w:val="28"/>
-        </w:rPr>
+          <w:sz w:val="18"/>
+          <w:szCs w:val="18"/>
+        </w:rPr>
+      </w:pPr>
+      <w:r>
         <w:br w:type="page"/>
       </w:r>
     </w:p>
@@ -4519,9 +4554,8 @@
       <w:pPr>
         <w:jc w:val="center"/>
         <w:rPr>
-          <w:rFonts w:ascii="Times New Roman" w:hAnsi="Times New Roman" w:cs="Times New Roman"/>
-          <w:sz w:val="28"/>
-          <w:szCs w:val="28"/>
+          <w:sz w:val="18"/>
+          <w:szCs w:val="18"/>
         </w:rPr>
       </w:pPr>
       <w:r>
@@ -4543,6 +4577,22 @@
           <w:szCs w:val="28"/>
         </w:rPr>
       </w:pPr>
+      <w:r>
+        <w:rPr>
+          <w:rFonts w:ascii="Times New Roman" w:hAnsi="Times New Roman" w:cs="Times New Roman"/>
+          <w:sz w:val="28"/>
+          <w:szCs w:val="28"/>
+        </w:rPr>
+        <w:t>В данной проектной работе я сделал работающий прототип</w:t>
+      </w:r>
+      <w:r>
+        <w:rPr>
+          <w:rFonts w:ascii="Times New Roman" w:hAnsi="Times New Roman" w:cs="Times New Roman"/>
+          <w:sz w:val="28"/>
+          <w:szCs w:val="28"/>
+        </w:rPr>
+        <w:t>, имитирующий работу системы по определению уровня аналогового сигнала.</w:t>
+      </w:r>
     </w:p>
     <w:sectPr>
       <w:footerReference w:type="default" r:id="rId24"/>

--- a/Проект_3.docx
+++ b/Проект_3.docx
@@ -59,7 +59,7 @@
                     <a:blip r:embed="rId7">
                       <a:extLst>
                         <a:ext uri="{28A0092B-C50C-407E-A947-70E740481C1C}">
-                          <a14:useLocalDpi xmlns:a14="http://schemas.microsoft.com/office/drawing/2010/main" xmlns:wps="http://schemas.microsoft.com/office/word/2010/wordprocessingShape" xmlns:wpi="http://schemas.microsoft.com/office/word/2010/wordprocessingInk" xmlns:wpg="http://schemas.microsoft.com/office/word/2010/wordprocessingGroup" xmlns:w16se="http://schemas.microsoft.com/office/word/2015/wordml/symex" xmlns:w16sdtdh="http://schemas.microsoft.com/office/word/2020/wordml/sdtdatahash" xmlns:w16du="http://schemas.microsoft.com/office/word/2023/wordml/word16du" xmlns:w16="http://schemas.microsoft.com/office/word/2018/wordml" xmlns:w16cid="http://schemas.microsoft.com/office/word/2016/wordml/cid" xmlns:w16cex="http://schemas.microsoft.com/office/word/2018/wordml/cex" xmlns:w15="http://schemas.microsoft.com/office/word/2012/wordml" xmlns:w14="http://schemas.microsoft.com/office/word/2010/wordml" xmlns:w="http://schemas.openxmlformats.org/wordprocessingml/2006/main" xmlns:w10="urn:schemas-microsoft-com:office:word" xmlns:wp14="http://schemas.microsoft.com/office/word/2010/wordprocessingDrawing" xmlns:v="urn:schemas-microsoft-com:vml" xmlns:oel="http://schemas.microsoft.com/office/2019/extlst" xmlns:o="urn:schemas-microsoft-com:office:office" xmlns:am3d="http://schemas.microsoft.com/office/drawing/2017/model3d" xmlns:aink="http://schemas.microsoft.com/office/drawing/2016/ink" xmlns:mc="http://schemas.openxmlformats.org/markup-compatibility/2006" xmlns:cx8="http://schemas.microsoft.com/office/drawing/2016/5/14/chartex" xmlns:cx7="http://schemas.microsoft.com/office/drawing/2016/5/13/chartex" xmlns:cx6="http://schemas.microsoft.com/office/drawing/2016/5/12/chartex" xmlns:cx5="http://schemas.microsoft.com/office/drawing/2016/5/11/chartex" xmlns:cx4="http://schemas.microsoft.com/office/drawing/2016/5/10/chartex" xmlns:cx3="http://schemas.microsoft.com/office/drawing/2016/5/9/chartex" xmlns:cx2="http://schemas.microsoft.com/office/drawing/2015/10/21/chartex" xmlns:cx1="http://schemas.microsoft.com/office/drawing/2015/9/8/chartex" xmlns:cx="http://schemas.microsoft.com/office/drawing/2014/chartex" xmlns:wpc="http://schemas.microsoft.com/office/word/2010/wordprocessingCanvas" xmlns="" val="0"/>
+                          <a14:useLocalDpi xmlns="" xmlns:wpc="http://schemas.microsoft.com/office/word/2010/wordprocessingCanvas" xmlns:cx="http://schemas.microsoft.com/office/drawing/2014/chartex" xmlns:cx1="http://schemas.microsoft.com/office/drawing/2015/9/8/chartex" xmlns:cx2="http://schemas.microsoft.com/office/drawing/2015/10/21/chartex" xmlns:cx3="http://schemas.microsoft.com/office/drawing/2016/5/9/chartex" xmlns:cx4="http://schemas.microsoft.com/office/drawing/2016/5/10/chartex" xmlns:cx5="http://schemas.microsoft.com/office/drawing/2016/5/11/chartex" xmlns:cx6="http://schemas.microsoft.com/office/drawing/2016/5/12/chartex" xmlns:cx7="http://schemas.microsoft.com/office/drawing/2016/5/13/chartex" xmlns:cx8="http://schemas.microsoft.com/office/drawing/2016/5/14/chartex" xmlns:mc="http://schemas.openxmlformats.org/markup-compatibility/2006" xmlns:aink="http://schemas.microsoft.com/office/drawing/2016/ink" xmlns:am3d="http://schemas.microsoft.com/office/drawing/2017/model3d" xmlns:o="urn:schemas-microsoft-com:office:office" xmlns:oel="http://schemas.microsoft.com/office/2019/extlst" xmlns:v="urn:schemas-microsoft-com:vml" xmlns:wp14="http://schemas.microsoft.com/office/word/2010/wordprocessingDrawing" xmlns:w10="urn:schemas-microsoft-com:office:word" xmlns:w="http://schemas.openxmlformats.org/wordprocessingml/2006/main" xmlns:w14="http://schemas.microsoft.com/office/word/2010/wordml" xmlns:w15="http://schemas.microsoft.com/office/word/2012/wordml" xmlns:w16cex="http://schemas.microsoft.com/office/word/2018/wordml/cex" xmlns:w16cid="http://schemas.microsoft.com/office/word/2016/wordml/cid" xmlns:w16="http://schemas.microsoft.com/office/word/2018/wordml" xmlns:w16du="http://schemas.microsoft.com/office/word/2023/wordml/word16du" xmlns:w16sdtdh="http://schemas.microsoft.com/office/word/2020/wordml/sdtdatahash" xmlns:w16se="http://schemas.microsoft.com/office/word/2015/wordml/symex" xmlns:wpg="http://schemas.microsoft.com/office/word/2010/wordprocessingGroup" xmlns:wpi="http://schemas.microsoft.com/office/word/2010/wordprocessingInk" xmlns:wps="http://schemas.microsoft.com/office/word/2010/wordprocessingShape" xmlns:a14="http://schemas.microsoft.com/office/drawing/2010/main" val="0"/>
                         </a:ext>
                       </a:extLst>
                     </a:blip>
@@ -1069,7 +1069,15 @@
           <w:sz w:val="28"/>
           <w:szCs w:val="28"/>
         </w:rPr>
-        <w:t xml:space="preserve"> - это светодиодный источник света с интеллектуальным управлением, схема управления и </w:t>
+        <w:t xml:space="preserve"> – </w:t>
+      </w:r>
+      <w:r>
+        <w:rPr>
+          <w:rFonts w:ascii="Times New Roman" w:hAnsi="Times New Roman" w:cs="Times New Roman"/>
+          <w:sz w:val="28"/>
+          <w:szCs w:val="28"/>
+        </w:rPr>
+        <w:t xml:space="preserve">это светодиодный источник света с интеллектуальным управлением, схема управления и </w:t>
       </w:r>
       <w:r>
         <w:rPr>
@@ -1143,7 +1151,23 @@
           <w:sz w:val="28"/>
           <w:szCs w:val="28"/>
         </w:rPr>
-        <w:t xml:space="preserve"> входит прецизионный внутренний генератор и программируемый блок управления постоянным током напряжением 12 В, что эффективно обеспечивает соответствие </w:t>
+        <w:t xml:space="preserve"> входит прецизионный внутренний генератор и программируемый блок управления </w:t>
+      </w:r>
+      <w:r>
+        <w:rPr>
+          <w:rFonts w:ascii="Times New Roman" w:hAnsi="Times New Roman" w:cs="Times New Roman"/>
+          <w:sz w:val="28"/>
+          <w:szCs w:val="28"/>
+        </w:rPr>
+        <w:t>постоянным током напряжением 12</w:t>
+      </w:r>
+      <w:r>
+        <w:rPr>
+          <w:rFonts w:ascii="Times New Roman" w:hAnsi="Times New Roman" w:cs="Times New Roman"/>
+          <w:sz w:val="28"/>
+          <w:szCs w:val="28"/>
+        </w:rPr>
+        <w:t xml:space="preserve">В, что эффективно обеспечивает соответствие </w:t>
       </w:r>
       <w:r>
         <w:rPr>
@@ -1512,7 +1536,7 @@
           </w:tcPr>
           <w:p>
             <w:pPr>
-              <w:jc w:val="both"/>
+              <w:jc w:val="center"/>
               <w:rPr>
                 <w:rFonts w:ascii="Times New Roman" w:eastAsia="TimesNewRomanPSMT" w:hAnsi="Times New Roman" w:cs="Times New Roman"/>
                 <w:sz w:val="24"/>
@@ -1535,7 +1559,7 @@
           </w:tcPr>
           <w:p>
             <w:pPr>
-              <w:jc w:val="both"/>
+              <w:jc w:val="center"/>
               <w:rPr>
                 <w:rFonts w:ascii="Times New Roman" w:eastAsia="TimesNewRomanPSMT" w:hAnsi="Times New Roman" w:cs="Times New Roman"/>
                 <w:sz w:val="24"/>
@@ -1558,7 +1582,7 @@
           </w:tcPr>
           <w:p>
             <w:pPr>
-              <w:jc w:val="both"/>
+              <w:jc w:val="center"/>
               <w:rPr>
                 <w:rFonts w:ascii="Times New Roman" w:eastAsia="TimesNewRomanPSMT" w:hAnsi="Times New Roman" w:cs="Times New Roman"/>
                 <w:sz w:val="24"/>
@@ -1605,7 +1629,7 @@
           </w:tcPr>
           <w:p>
             <w:pPr>
-              <w:jc w:val="both"/>
+              <w:jc w:val="center"/>
               <w:rPr>
                 <w:rFonts w:ascii="Times New Roman" w:eastAsia="TimesNewRomanPSMT" w:hAnsi="Times New Roman" w:cs="Times New Roman"/>
                 <w:sz w:val="24"/>
@@ -1630,7 +1654,7 @@
           </w:tcPr>
           <w:p>
             <w:pPr>
-              <w:jc w:val="both"/>
+              <w:jc w:val="center"/>
               <w:rPr>
                 <w:rFonts w:ascii="Times New Roman" w:eastAsia="TimesNewRomanPSMT" w:hAnsi="Times New Roman" w:cs="Times New Roman"/>
                 <w:sz w:val="24"/>
@@ -1653,7 +1677,7 @@
           </w:tcPr>
           <w:p>
             <w:pPr>
-              <w:jc w:val="both"/>
+              <w:jc w:val="center"/>
               <w:rPr>
                 <w:rFonts w:ascii="Times New Roman" w:eastAsia="TimesNewRomanPSMT" w:hAnsi="Times New Roman" w:cs="Times New Roman"/>
                 <w:sz w:val="24"/>
@@ -1678,7 +1702,7 @@
           </w:tcPr>
           <w:p>
             <w:pPr>
-              <w:jc w:val="both"/>
+              <w:jc w:val="center"/>
               <w:rPr>
                 <w:rFonts w:ascii="Times New Roman" w:eastAsia="TimesNewRomanPSMT" w:hAnsi="Times New Roman" w:cs="Times New Roman"/>
                 <w:sz w:val="24"/>
@@ -1703,7 +1727,7 @@
           </w:tcPr>
           <w:p>
             <w:pPr>
-              <w:jc w:val="both"/>
+              <w:jc w:val="center"/>
               <w:rPr>
                 <w:rFonts w:ascii="Times New Roman" w:eastAsia="TimesNewRomanPSMT" w:hAnsi="Times New Roman" w:cs="Times New Roman"/>
                 <w:sz w:val="24"/>
@@ -1730,7 +1754,7 @@
           </w:tcPr>
           <w:p>
             <w:pPr>
-              <w:jc w:val="both"/>
+              <w:jc w:val="center"/>
               <w:rPr>
                 <w:rFonts w:ascii="Times New Roman" w:eastAsia="TimesNewRomanPSMT" w:hAnsi="Times New Roman" w:cs="Times New Roman"/>
                 <w:sz w:val="24"/>
@@ -1753,7 +1777,7 @@
           </w:tcPr>
           <w:p>
             <w:pPr>
-              <w:jc w:val="both"/>
+              <w:jc w:val="center"/>
               <w:rPr>
                 <w:rFonts w:ascii="Times New Roman" w:eastAsia="TimesNewRomanPSMT" w:hAnsi="Times New Roman" w:cs="Times New Roman"/>
                 <w:sz w:val="24"/>
@@ -1778,7 +1802,7 @@
           </w:tcPr>
           <w:p>
             <w:pPr>
-              <w:jc w:val="both"/>
+              <w:jc w:val="center"/>
               <w:rPr>
                 <w:rFonts w:ascii="Times New Roman" w:eastAsia="TimesNewRomanPSMT" w:hAnsi="Times New Roman" w:cs="Times New Roman"/>
                 <w:sz w:val="24"/>
@@ -1803,7 +1827,7 @@
           </w:tcPr>
           <w:p>
             <w:pPr>
-              <w:jc w:val="both"/>
+              <w:jc w:val="center"/>
               <w:rPr>
                 <w:rFonts w:ascii="Times New Roman" w:eastAsia="TimesNewRomanPSMT" w:hAnsi="Times New Roman" w:cs="Times New Roman"/>
                 <w:sz w:val="24"/>
@@ -1830,7 +1854,7 @@
           </w:tcPr>
           <w:p>
             <w:pPr>
-              <w:jc w:val="both"/>
+              <w:jc w:val="center"/>
               <w:rPr>
                 <w:rFonts w:ascii="Times New Roman" w:eastAsia="TimesNewRomanPSMT" w:hAnsi="Times New Roman" w:cs="Times New Roman"/>
                 <w:sz w:val="24"/>
@@ -1853,7 +1877,7 @@
           </w:tcPr>
           <w:p>
             <w:pPr>
-              <w:jc w:val="both"/>
+              <w:jc w:val="center"/>
               <w:rPr>
                 <w:rFonts w:ascii="Times New Roman" w:eastAsia="TimesNewRomanPSMT" w:hAnsi="Times New Roman" w:cs="Times New Roman"/>
                 <w:sz w:val="24"/>
@@ -1878,7 +1902,7 @@
           </w:tcPr>
           <w:p>
             <w:pPr>
-              <w:jc w:val="both"/>
+              <w:jc w:val="center"/>
               <w:rPr>
                 <w:rFonts w:ascii="Times New Roman" w:eastAsia="TimesNewRomanPSMT" w:hAnsi="Times New Roman" w:cs="Times New Roman"/>
                 <w:sz w:val="24"/>
@@ -1903,7 +1927,7 @@
           </w:tcPr>
           <w:p>
             <w:pPr>
-              <w:jc w:val="both"/>
+              <w:jc w:val="center"/>
               <w:rPr>
                 <w:rFonts w:ascii="Times New Roman" w:eastAsia="TimesNewRomanPSMT" w:hAnsi="Times New Roman" w:cs="Times New Roman"/>
                 <w:sz w:val="24"/>
@@ -3725,7 +3749,7 @@
           <w:sz w:val="28"/>
           <w:szCs w:val="28"/>
         </w:rPr>
-        <w:t xml:space="preserve"> Я использовал среду разработки </w:t>
+        <w:t xml:space="preserve">Я использовал среду разработки </w:t>
       </w:r>
       <w:r>
         <w:rPr>
@@ -4542,11 +4566,71 @@
     <w:p>
       <w:pPr>
         <w:rPr>
+          <w:rFonts w:ascii="Times New Roman" w:hAnsi="Times New Roman" w:cs="Times New Roman"/>
           <w:sz w:val="18"/>
           <w:szCs w:val="18"/>
         </w:rPr>
       </w:pPr>
       <w:r>
+        <w:rPr>
+          <w:rFonts w:ascii="Times New Roman" w:hAnsi="Times New Roman" w:cs="Times New Roman"/>
+          <w:sz w:val="28"/>
+        </w:rPr>
+        <w:t>Также</w:t>
+      </w:r>
+      <w:r>
+        <w:rPr>
+          <w:rFonts w:ascii="Times New Roman" w:hAnsi="Times New Roman" w:cs="Times New Roman"/>
+        </w:rPr>
+        <w:t xml:space="preserve"> </w:t>
+      </w:r>
+      <w:r>
+        <w:rPr>
+          <w:rFonts w:ascii="Times New Roman" w:hAnsi="Times New Roman" w:cs="Times New Roman"/>
+          <w:sz w:val="28"/>
+        </w:rPr>
+        <w:t>в ходе работы над проектом, я активно использовал онлайн</w:t>
+      </w:r>
+      <w:r>
+        <w:rPr>
+          <w:rFonts w:ascii="Times New Roman" w:hAnsi="Times New Roman" w:cs="Times New Roman"/>
+          <w:sz w:val="28"/>
+        </w:rPr>
+        <w:t xml:space="preserve"> </w:t>
+      </w:r>
+      <w:r>
+        <w:rPr>
+          <w:rFonts w:ascii="Times New Roman" w:hAnsi="Times New Roman" w:cs="Times New Roman"/>
+          <w:sz w:val="28"/>
+        </w:rPr>
+        <w:t xml:space="preserve">репозиторий </w:t>
+      </w:r>
+      <w:r>
+        <w:rPr>
+          <w:rFonts w:ascii="Times New Roman" w:hAnsi="Times New Roman" w:cs="Times New Roman"/>
+          <w:sz w:val="28"/>
+          <w:lang w:val="en-US"/>
+        </w:rPr>
+        <w:t>GitHub</w:t>
+      </w:r>
+      <w:r>
+        <w:rPr>
+          <w:rFonts w:ascii="Times New Roman" w:hAnsi="Times New Roman" w:cs="Times New Roman"/>
+          <w:sz w:val="28"/>
+        </w:rPr>
+        <w:t>.</w:t>
+      </w:r>
+      <w:r>
+        <w:rPr>
+          <w:rFonts w:ascii="Times New Roman" w:hAnsi="Times New Roman" w:cs="Times New Roman"/>
+          <w:sz w:val="28"/>
+        </w:rPr>
+        <w:t xml:space="preserve"> Данная платформа позволяет </w:t>
+      </w:r>
+      <w:r>
+        <w:rPr>
+          <w:rFonts w:ascii="Times New Roman" w:hAnsi="Times New Roman" w:cs="Times New Roman"/>
+        </w:rPr>
         <w:br w:type="page"/>
       </w:r>
     </w:p>
@@ -4591,8 +4675,78 @@
           <w:sz w:val="28"/>
           <w:szCs w:val="28"/>
         </w:rPr>
-        <w:t>, имитирующий работу системы по определению уровня аналогового сигнала.</w:t>
-      </w:r>
+        <w:t xml:space="preserve"> имитирующий работу системы п</w:t>
+      </w:r>
+      <w:r>
+        <w:rPr>
+          <w:rFonts w:ascii="Times New Roman" w:hAnsi="Times New Roman" w:cs="Times New Roman"/>
+          <w:sz w:val="28"/>
+          <w:szCs w:val="28"/>
+        </w:rPr>
+        <w:t>о определению уровня аналогового</w:t>
+      </w:r>
+      <w:r>
+        <w:rPr>
+          <w:rFonts w:ascii="Times New Roman" w:hAnsi="Times New Roman" w:cs="Times New Roman"/>
+          <w:sz w:val="28"/>
+          <w:szCs w:val="28"/>
+        </w:rPr>
+        <w:t xml:space="preserve"> сигнала.</w:t>
+      </w:r>
+      <w:r>
+        <w:rPr>
+          <w:rFonts w:ascii="Times New Roman" w:hAnsi="Times New Roman" w:cs="Times New Roman"/>
+          <w:sz w:val="28"/>
+          <w:szCs w:val="28"/>
+        </w:rPr>
+        <w:t xml:space="preserve"> Изучил принцип работы адресных светодиодов и методы их кодирования. </w:t>
+      </w:r>
+    </w:p>
+    <w:p>
+      <w:pPr>
+        <w:rPr>
+          <w:rFonts w:ascii="Times New Roman" w:hAnsi="Times New Roman" w:cs="Times New Roman"/>
+          <w:sz w:val="28"/>
+          <w:szCs w:val="28"/>
+        </w:rPr>
+      </w:pPr>
+      <w:r>
+        <w:rPr>
+          <w:rFonts w:ascii="Times New Roman" w:hAnsi="Times New Roman" w:cs="Times New Roman"/>
+          <w:sz w:val="28"/>
+          <w:szCs w:val="28"/>
+        </w:rPr>
+        <w:br w:type="page"/>
+      </w:r>
+    </w:p>
+    <w:p>
+      <w:pPr>
+        <w:jc w:val="center"/>
+        <w:rPr>
+          <w:rFonts w:ascii="Times New Roman" w:hAnsi="Times New Roman" w:cs="Times New Roman"/>
+          <w:sz w:val="28"/>
+          <w:szCs w:val="28"/>
+        </w:rPr>
+      </w:pPr>
+      <w:r>
+        <w:rPr>
+          <w:rFonts w:ascii="Times New Roman" w:hAnsi="Times New Roman" w:cs="Times New Roman"/>
+          <w:sz w:val="28"/>
+          <w:szCs w:val="28"/>
+        </w:rPr>
+        <w:lastRenderedPageBreak/>
+        <w:t>СПИСОК ЛИТЕРАТУРЫ</w:t>
+      </w:r>
+    </w:p>
+    <w:p>
+      <w:pPr>
+        <w:jc w:val="both"/>
+        <w:rPr>
+          <w:rFonts w:ascii="Times New Roman" w:hAnsi="Times New Roman" w:cs="Times New Roman"/>
+          <w:sz w:val="28"/>
+          <w:szCs w:val="28"/>
+        </w:rPr>
+      </w:pPr>
     </w:p>
     <w:sectPr>
       <w:footerReference w:type="default" r:id="rId24"/>
@@ -4648,7 +4802,7 @@
             <w:rPr>
               <w:noProof/>
             </w:rPr>
-            <w:t>12</w:t>
+            <w:t>11</w:t>
           </w:r>
         </w:fldSimple>
       </w:p>

--- a/Проект_3.docx
+++ b/Проект_3.docx
@@ -399,6 +399,14 @@
           <w:szCs w:val="28"/>
         </w:rPr>
       </w:pPr>
+      <w:r>
+        <w:rPr>
+          <w:rFonts w:ascii="Times New Roman" w:hAnsi="Times New Roman" w:cs="Times New Roman"/>
+          <w:sz w:val="28"/>
+          <w:szCs w:val="28"/>
+        </w:rPr>
+        <w:t>Рекомендуемая оценка:</w:t>
+      </w:r>
     </w:p>
     <w:p>
       <w:pPr>
@@ -462,7 +470,7 @@
           <w:sz w:val="28"/>
           <w:szCs w:val="28"/>
         </w:rPr>
-        <w:t>Выполнили студенты</w:t>
+        <w:t>Выполнил студент</w:t>
       </w:r>
       <w:r>
         <w:rPr>
@@ -758,15 +766,6 @@
           <w:szCs w:val="28"/>
         </w:rPr>
       </w:pPr>
-    </w:p>
-    <w:p>
-      <w:pPr>
-        <w:rPr>
-          <w:rFonts w:ascii="Times New Roman" w:hAnsi="Times New Roman" w:cs="Times New Roman"/>
-          <w:sz w:val="28"/>
-          <w:szCs w:val="28"/>
-        </w:rPr>
-      </w:pPr>
       <w:r>
         <w:rPr>
           <w:rFonts w:ascii="Times New Roman" w:hAnsi="Times New Roman" w:cs="Times New Roman"/>
@@ -810,7 +809,23 @@
           <w:sz w:val="28"/>
           <w:szCs w:val="28"/>
         </w:rPr>
-        <w:t>В современном мире повсеместно встречают светодиоды, используемые для разных целей. Одной из основных задач является определение опасных уровней для различных систем.</w:t>
+        <w:t>В современном мире повсеместно встречают</w:t>
+      </w:r>
+      <w:r>
+        <w:rPr>
+          <w:rFonts w:ascii="Times New Roman" w:hAnsi="Times New Roman" w:cs="Times New Roman"/>
+          <w:sz w:val="28"/>
+          <w:szCs w:val="28"/>
+        </w:rPr>
+        <w:t>ся</w:t>
+      </w:r>
+      <w:r>
+        <w:rPr>
+          <w:rFonts w:ascii="Times New Roman" w:hAnsi="Times New Roman" w:cs="Times New Roman"/>
+          <w:sz w:val="28"/>
+          <w:szCs w:val="28"/>
+        </w:rPr>
+        <w:t xml:space="preserve"> светодиоды, используемые для разных целей. Одной из основных задач является определение опасных уровней для различных систем.</w:t>
       </w:r>
     </w:p>
     <w:p>
@@ -1973,7 +1988,15 @@
           <w:sz w:val="28"/>
           <w:szCs w:val="28"/>
         </w:rPr>
-        <w:t>Т.к. в светодиод</w:t>
+        <w:t>Т.к.</w:t>
+      </w:r>
+      <w:r>
+        <w:rPr>
+          <w:rFonts w:ascii="Times New Roman" w:eastAsia="TimesNewRomanPSMT" w:hAnsi="Times New Roman" w:cs="Times New Roman"/>
+          <w:sz w:val="28"/>
+          <w:szCs w:val="28"/>
+        </w:rPr>
+        <w:t xml:space="preserve"> светодиод</w:t>
       </w:r>
       <w:r>
         <w:rPr>
@@ -3649,6 +3672,7 @@
         <w:rPr>
           <w:noProof/>
           <w:color w:val="auto"/>
+          <w:lang w:val="en-US"/>
         </w:rPr>
       </w:pPr>
       <w:r>
@@ -3701,6 +3725,13 @@
         </w:rPr>
         <w:t>.</w:t>
       </w:r>
+    </w:p>
+    <w:p>
+      <w:pPr>
+        <w:rPr>
+          <w:lang w:val="en-US"/>
+        </w:rPr>
+      </w:pPr>
     </w:p>
     <w:p>
       <w:pPr>
@@ -3722,11 +3753,13 @@
           <w:sz w:val="28"/>
           <w:szCs w:val="28"/>
         </w:rPr>
+        <w:lastRenderedPageBreak/>
         <w:t>Написание и отладка программы.</w:t>
       </w:r>
     </w:p>
     <w:p>
       <w:pPr>
+        <w:jc w:val="both"/>
         <w:rPr>
           <w:rFonts w:ascii="Times New Roman" w:hAnsi="Times New Roman" w:cs="Times New Roman"/>
           <w:sz w:val="28"/>
@@ -3740,7 +3773,6 @@
           <w:sz w:val="28"/>
           <w:szCs w:val="28"/>
         </w:rPr>
-        <w:lastRenderedPageBreak/>
         <w:t xml:space="preserve">После травления платы и пайки необходимых компонентов, я приступил к процессу написания программы. </w:t>
       </w:r>
       <w:r>
@@ -3873,7 +3905,19 @@
             <w:u w:val="none"/>
             <w:shd w:val="clear" w:color="auto" w:fill="FFFFFF"/>
           </w:rPr>
-          <w:t>C ++</w:t>
+          <w:t>C</w:t>
+        </w:r>
+        <w:r>
+          <w:rPr>
+            <w:rStyle w:val="ad"/>
+            <w:rFonts w:ascii="Times New Roman" w:hAnsi="Times New Roman" w:cs="Times New Roman"/>
+            <w:color w:val="auto"/>
+            <w:sz w:val="28"/>
+            <w:szCs w:val="28"/>
+            <w:u w:val="none"/>
+            <w:shd w:val="clear" w:color="auto" w:fill="FFFFFF"/>
+          </w:rPr>
+          <w:t>++</w:t>
         </w:r>
       </w:hyperlink>
       <w:r>
@@ -3888,6 +3932,7 @@
     </w:p>
     <w:p>
       <w:pPr>
+        <w:jc w:val="both"/>
         <w:rPr>
           <w:rFonts w:ascii="Times New Roman" w:hAnsi="Times New Roman" w:cs="Times New Roman"/>
           <w:sz w:val="28"/>
@@ -3911,7 +3956,7 @@
           <w:szCs w:val="28"/>
           <w:shd w:val="clear" w:color="auto" w:fill="FFFFFF"/>
         </w:rPr>
-        <w:t xml:space="preserve">Adafruit– библиотека, не требовательная к ресурсам микроконтроллера. Её функционал разделён, для работы с матрицей светодиодов требуется подключить две библиотеки: </w:t>
+        <w:t>Adafruit</w:t>
       </w:r>
       <w:r>
         <w:rPr>
@@ -3920,6 +3965,24 @@
           <w:szCs w:val="28"/>
           <w:shd w:val="clear" w:color="auto" w:fill="FFFFFF"/>
         </w:rPr>
+        <w:t xml:space="preserve"> </w:t>
+      </w:r>
+      <w:r>
+        <w:rPr>
+          <w:rFonts w:ascii="Times New Roman" w:hAnsi="Times New Roman" w:cs="Times New Roman"/>
+          <w:sz w:val="28"/>
+          <w:szCs w:val="28"/>
+          <w:shd w:val="clear" w:color="auto" w:fill="FFFFFF"/>
+        </w:rPr>
+        <w:t xml:space="preserve">– библиотека, не требовательная к ресурсам микроконтроллера. Её функционал разделён, для работы с матрицей светодиодов требуется подключить две библиотеки: </w:t>
+      </w:r>
+      <w:r>
+        <w:rPr>
+          <w:rFonts w:ascii="Times New Roman" w:hAnsi="Times New Roman" w:cs="Times New Roman"/>
+          <w:sz w:val="28"/>
+          <w:szCs w:val="28"/>
+          <w:shd w:val="clear" w:color="auto" w:fill="FFFFFF"/>
+        </w:rPr>
         <w:t>Adafruit_GFX.h</w:t>
       </w:r>
       <w:r>
@@ -3952,6 +4015,7 @@
     </w:p>
     <w:p>
       <w:pPr>
+        <w:jc w:val="both"/>
         <w:rPr>
           <w:rFonts w:ascii="Times New Roman" w:hAnsi="Times New Roman" w:cs="Times New Roman"/>
           <w:sz w:val="28"/>
@@ -4032,12 +4096,31 @@
           <w:szCs w:val="28"/>
           <w:shd w:val="clear" w:color="auto" w:fill="FFFFFF"/>
         </w:rPr>
-        <w:t>номер управляющего контакта контроллера. Остальные параметры описывают расположение матрицы, способ подключения светодиодов (зигзагом или параллельно),  последовательность цветных битов и частоту работы системы.</w:t>
+        <w:t xml:space="preserve">номер управляющего контакта контроллера. Остальные параметры описывают расположение матрицы, способ подключения светодиодов (зигзагом </w:t>
+      </w:r>
+      <w:r>
+        <w:rPr>
+          <w:rFonts w:ascii="Times New Roman" w:hAnsi="Times New Roman" w:cs="Times New Roman"/>
+          <w:sz w:val="28"/>
+          <w:szCs w:val="28"/>
+          <w:shd w:val="clear" w:color="auto" w:fill="FFFFFF"/>
+        </w:rPr>
+        <w:t xml:space="preserve">или параллельно), </w:t>
+      </w:r>
+      <w:r>
+        <w:rPr>
+          <w:rFonts w:ascii="Times New Roman" w:hAnsi="Times New Roman" w:cs="Times New Roman"/>
+          <w:sz w:val="28"/>
+          <w:szCs w:val="28"/>
+          <w:shd w:val="clear" w:color="auto" w:fill="FFFFFF"/>
+        </w:rPr>
+        <w:t>последовательность цветных битов и частоту работы системы.</w:t>
       </w:r>
     </w:p>
     <w:p>
       <w:pPr>
         <w:keepNext/>
+        <w:jc w:val="both"/>
       </w:pPr>
       <w:r>
         <w:rPr>
@@ -4097,6 +4180,7 @@
     <w:p>
       <w:pPr>
         <w:pStyle w:val="a7"/>
+        <w:jc w:val="both"/>
         <w:rPr>
           <w:rFonts w:ascii="Times New Roman" w:hAnsi="Times New Roman" w:cs="Times New Roman"/>
           <w:color w:val="auto"/>
@@ -4150,6 +4234,7 @@
     </w:p>
     <w:p>
       <w:pPr>
+        <w:jc w:val="both"/>
         <w:rPr>
           <w:rFonts w:ascii="Times New Roman" w:hAnsi="Times New Roman" w:cs="Times New Roman"/>
           <w:sz w:val="28"/>
@@ -4177,6 +4262,7 @@
           <w:sz w:val="28"/>
           <w:szCs w:val="28"/>
         </w:rPr>
+        <w:lastRenderedPageBreak/>
         <w:drawing>
           <wp:inline distT="0" distB="0" distL="0" distR="0">
             <wp:extent cx="2647950" cy="2009775"/>
@@ -4347,7 +4433,6 @@
         <w:rPr>
           <w:noProof/>
         </w:rPr>
-        <w:lastRenderedPageBreak/>
         <w:drawing>
           <wp:inline distT="0" distB="0" distL="0" distR="0">
             <wp:extent cx="2905125" cy="2733675"/>
@@ -4565,6 +4650,7 @@
     </w:p>
     <w:p>
       <w:pPr>
+        <w:jc w:val="both"/>
         <w:rPr>
           <w:rFonts w:ascii="Times New Roman" w:hAnsi="Times New Roman" w:cs="Times New Roman"/>
           <w:sz w:val="18"/>
@@ -4576,6 +4662,7 @@
           <w:rFonts w:ascii="Times New Roman" w:hAnsi="Times New Roman" w:cs="Times New Roman"/>
           <w:sz w:val="28"/>
         </w:rPr>
+        <w:lastRenderedPageBreak/>
         <w:t>Также</w:t>
       </w:r>
       <w:r>
@@ -4626,6 +4713,13 @@
           <w:sz w:val="28"/>
         </w:rPr>
         <w:t xml:space="preserve"> Данная платформа позволяет </w:t>
+      </w:r>
+      <w:r>
+        <w:rPr>
+          <w:rFonts w:ascii="Times New Roman" w:hAnsi="Times New Roman" w:cs="Times New Roman"/>
+          <w:sz w:val="28"/>
+        </w:rPr>
+        <w:t>делать сохранение файлов в облаке после их изменения. Все изменения сохраняются и позволяют откатиться к предыдущей версии проекта при необходимости.</w:t>
       </w:r>
       <w:r>
         <w:rPr>
@@ -4740,6 +4834,11 @@
     </w:p>
     <w:p>
       <w:pPr>
+        <w:pStyle w:val="a3"/>
+        <w:numPr>
+          <w:ilvl w:val="0"/>
+          <w:numId w:val="4"/>
+        </w:numPr>
         <w:jc w:val="both"/>
         <w:rPr>
           <w:rFonts w:ascii="Times New Roman" w:hAnsi="Times New Roman" w:cs="Times New Roman"/>
@@ -4747,9 +4846,299 @@
           <w:szCs w:val="28"/>
         </w:rPr>
       </w:pPr>
+      <w:hyperlink r:id="rId24" w:history="1">
+        <w:r>
+          <w:rPr>
+            <w:rStyle w:val="ad"/>
+            <w:rFonts w:ascii="Times New Roman" w:hAnsi="Times New Roman" w:cs="Times New Roman"/>
+            <w:sz w:val="28"/>
+            <w:szCs w:val="28"/>
+            <w:lang w:val="en-US"/>
+          </w:rPr>
+          <w:t>https</w:t>
+        </w:r>
+        <w:r>
+          <w:rPr>
+            <w:rStyle w:val="ad"/>
+            <w:rFonts w:ascii="Times New Roman" w:hAnsi="Times New Roman" w:cs="Times New Roman"/>
+            <w:sz w:val="28"/>
+            <w:szCs w:val="28"/>
+          </w:rPr>
+          <w:t>://</w:t>
+        </w:r>
+        <w:r>
+          <w:rPr>
+            <w:rStyle w:val="ad"/>
+            <w:rFonts w:ascii="Times New Roman" w:hAnsi="Times New Roman" w:cs="Times New Roman"/>
+            <w:sz w:val="28"/>
+            <w:szCs w:val="28"/>
+            <w:lang w:val="en-US"/>
+          </w:rPr>
+          <w:t>alexgyver</w:t>
+        </w:r>
+        <w:r>
+          <w:rPr>
+            <w:rStyle w:val="ad"/>
+            <w:rFonts w:ascii="Times New Roman" w:hAnsi="Times New Roman" w:cs="Times New Roman"/>
+            <w:sz w:val="28"/>
+            <w:szCs w:val="28"/>
+          </w:rPr>
+          <w:t>.</w:t>
+        </w:r>
+        <w:r>
+          <w:rPr>
+            <w:rStyle w:val="ad"/>
+            <w:rFonts w:ascii="Times New Roman" w:hAnsi="Times New Roman" w:cs="Times New Roman"/>
+            <w:sz w:val="28"/>
+            <w:szCs w:val="28"/>
+            <w:lang w:val="en-US"/>
+          </w:rPr>
+          <w:t>ru</w:t>
+        </w:r>
+        <w:r>
+          <w:rPr>
+            <w:rStyle w:val="ad"/>
+            <w:rFonts w:ascii="Times New Roman" w:hAnsi="Times New Roman" w:cs="Times New Roman"/>
+            <w:sz w:val="28"/>
+            <w:szCs w:val="28"/>
+          </w:rPr>
+          <w:t>/</w:t>
+        </w:r>
+        <w:r>
+          <w:rPr>
+            <w:rStyle w:val="ad"/>
+            <w:rFonts w:ascii="Times New Roman" w:hAnsi="Times New Roman" w:cs="Times New Roman"/>
+            <w:sz w:val="28"/>
+            <w:szCs w:val="28"/>
+            <w:lang w:val="en-US"/>
+          </w:rPr>
+          <w:t>ws</w:t>
+        </w:r>
+        <w:r>
+          <w:rPr>
+            <w:rStyle w:val="ad"/>
+            <w:rFonts w:ascii="Times New Roman" w:hAnsi="Times New Roman" w:cs="Times New Roman"/>
+            <w:sz w:val="28"/>
+            <w:szCs w:val="28"/>
+          </w:rPr>
+          <w:t>2812_</w:t>
+        </w:r>
+        <w:r>
+          <w:rPr>
+            <w:rStyle w:val="ad"/>
+            <w:rFonts w:ascii="Times New Roman" w:hAnsi="Times New Roman" w:cs="Times New Roman"/>
+            <w:sz w:val="28"/>
+            <w:szCs w:val="28"/>
+            <w:lang w:val="en-US"/>
+          </w:rPr>
+          <w:t>guide</w:t>
+        </w:r>
+        <w:r>
+          <w:rPr>
+            <w:rStyle w:val="ad"/>
+            <w:rFonts w:ascii="Times New Roman" w:hAnsi="Times New Roman" w:cs="Times New Roman"/>
+            <w:sz w:val="28"/>
+            <w:szCs w:val="28"/>
+          </w:rPr>
+          <w:t>/?</w:t>
+        </w:r>
+        <w:r>
+          <w:rPr>
+            <w:rStyle w:val="ad"/>
+            <w:rFonts w:ascii="Times New Roman" w:hAnsi="Times New Roman" w:cs="Times New Roman"/>
+            <w:sz w:val="28"/>
+            <w:szCs w:val="28"/>
+            <w:lang w:val="en-US"/>
+          </w:rPr>
+          <w:t>ysclid</w:t>
+        </w:r>
+        <w:r>
+          <w:rPr>
+            <w:rStyle w:val="ad"/>
+            <w:rFonts w:ascii="Times New Roman" w:hAnsi="Times New Roman" w:cs="Times New Roman"/>
+            <w:sz w:val="28"/>
+            <w:szCs w:val="28"/>
+          </w:rPr>
+          <w:t>=</w:t>
+        </w:r>
+        <w:r>
+          <w:rPr>
+            <w:rStyle w:val="ad"/>
+            <w:rFonts w:ascii="Times New Roman" w:hAnsi="Times New Roman" w:cs="Times New Roman"/>
+            <w:sz w:val="28"/>
+            <w:szCs w:val="28"/>
+            <w:lang w:val="en-US"/>
+          </w:rPr>
+          <w:t>m</w:t>
+        </w:r>
+        <w:r>
+          <w:rPr>
+            <w:rStyle w:val="ad"/>
+            <w:rFonts w:ascii="Times New Roman" w:hAnsi="Times New Roman" w:cs="Times New Roman"/>
+            <w:sz w:val="28"/>
+            <w:szCs w:val="28"/>
+          </w:rPr>
+          <w:t>9</w:t>
+        </w:r>
+        <w:r>
+          <w:rPr>
+            <w:rStyle w:val="ad"/>
+            <w:rFonts w:ascii="Times New Roman" w:hAnsi="Times New Roman" w:cs="Times New Roman"/>
+            <w:sz w:val="28"/>
+            <w:szCs w:val="28"/>
+            <w:lang w:val="en-US"/>
+          </w:rPr>
+          <w:t>ff</w:t>
+        </w:r>
+        <w:r>
+          <w:rPr>
+            <w:rStyle w:val="ad"/>
+            <w:rFonts w:ascii="Times New Roman" w:hAnsi="Times New Roman" w:cs="Times New Roman"/>
+            <w:sz w:val="28"/>
+            <w:szCs w:val="28"/>
+          </w:rPr>
+          <w:t>7</w:t>
+        </w:r>
+        <w:r>
+          <w:rPr>
+            <w:rStyle w:val="ad"/>
+            <w:rFonts w:ascii="Times New Roman" w:hAnsi="Times New Roman" w:cs="Times New Roman"/>
+            <w:sz w:val="28"/>
+            <w:szCs w:val="28"/>
+            <w:lang w:val="en-US"/>
+          </w:rPr>
+          <w:t>vaw</w:t>
+        </w:r>
+        <w:r>
+          <w:rPr>
+            <w:rStyle w:val="ad"/>
+            <w:rFonts w:ascii="Times New Roman" w:hAnsi="Times New Roman" w:cs="Times New Roman"/>
+            <w:sz w:val="28"/>
+            <w:szCs w:val="28"/>
+          </w:rPr>
+          <w:t>10428478660</w:t>
+        </w:r>
+      </w:hyperlink>
+    </w:p>
+    <w:p>
+      <w:pPr>
+        <w:pStyle w:val="a3"/>
+        <w:numPr>
+          <w:ilvl w:val="0"/>
+          <w:numId w:val="4"/>
+        </w:numPr>
+        <w:jc w:val="both"/>
+        <w:rPr>
+          <w:rFonts w:ascii="Times New Roman" w:hAnsi="Times New Roman" w:cs="Times New Roman"/>
+          <w:sz w:val="28"/>
+          <w:szCs w:val="28"/>
+        </w:rPr>
+      </w:pPr>
+      <w:hyperlink r:id="rId25" w:history="1">
+        <w:r>
+          <w:rPr>
+            <w:rStyle w:val="ad"/>
+            <w:rFonts w:ascii="Times New Roman" w:hAnsi="Times New Roman" w:cs="Times New Roman"/>
+            <w:sz w:val="28"/>
+            <w:szCs w:val="28"/>
+          </w:rPr>
+          <w:t>https://alexgyver.ru/matrix_guide/?ysclid=m9ffirdiii679967209</w:t>
+        </w:r>
+      </w:hyperlink>
+    </w:p>
+    <w:p>
+      <w:pPr>
+        <w:pStyle w:val="a3"/>
+        <w:numPr>
+          <w:ilvl w:val="0"/>
+          <w:numId w:val="4"/>
+        </w:numPr>
+        <w:jc w:val="both"/>
+        <w:rPr>
+          <w:rFonts w:ascii="Times New Roman" w:hAnsi="Times New Roman" w:cs="Times New Roman"/>
+          <w:sz w:val="28"/>
+        </w:rPr>
+      </w:pPr>
+      <w:r>
+        <w:rPr>
+          <w:rFonts w:ascii="Times New Roman" w:hAnsi="Times New Roman" w:cs="Times New Roman"/>
+          <w:sz w:val="28"/>
+        </w:rPr>
+        <w:t xml:space="preserve">Тютюков, С. А. </w:t>
+      </w:r>
+      <w:r>
+        <w:rPr>
+          <w:rFonts w:ascii="Times New Roman" w:hAnsi="Times New Roman" w:cs="Times New Roman"/>
+          <w:sz w:val="28"/>
+        </w:rPr>
+        <w:t xml:space="preserve">Практические рекомендации по </w:t>
+      </w:r>
+      <w:r>
+        <w:rPr>
+          <w:rFonts w:ascii="Times New Roman" w:hAnsi="Times New Roman" w:cs="Times New Roman"/>
+          <w:sz w:val="28"/>
+        </w:rPr>
+        <w:t>разработке</w:t>
+      </w:r>
+      <w:r>
+        <w:rPr>
+          <w:rFonts w:ascii="Times New Roman" w:hAnsi="Times New Roman" w:cs="Times New Roman"/>
+          <w:sz w:val="28"/>
+        </w:rPr>
+        <w:t xml:space="preserve"> печатных плат</w:t>
+      </w:r>
+      <w:r>
+        <w:rPr>
+          <w:rFonts w:ascii="Times New Roman" w:hAnsi="Times New Roman" w:cs="Times New Roman"/>
+          <w:sz w:val="28"/>
+        </w:rPr>
+        <w:t>, 2018г.</w:t>
+      </w:r>
+    </w:p>
+    <w:p>
+      <w:pPr>
+        <w:pStyle w:val="a3"/>
+        <w:numPr>
+          <w:ilvl w:val="0"/>
+          <w:numId w:val="4"/>
+        </w:numPr>
+        <w:jc w:val="both"/>
+        <w:rPr>
+          <w:rFonts w:ascii="Times New Roman" w:hAnsi="Times New Roman" w:cs="Times New Roman"/>
+          <w:sz w:val="36"/>
+        </w:rPr>
+      </w:pPr>
+      <w:r>
+        <w:rPr>
+          <w:rFonts w:ascii="Times New Roman" w:hAnsi="Times New Roman" w:cs="Times New Roman"/>
+          <w:sz w:val="28"/>
+        </w:rPr>
+        <w:t>Новиков В.А. Типовые ошибки трассировки печатных плат, 20</w:t>
+      </w:r>
+      <w:r>
+        <w:rPr>
+          <w:rFonts w:ascii="Times New Roman" w:hAnsi="Times New Roman" w:cs="Times New Roman"/>
+          <w:sz w:val="28"/>
+        </w:rPr>
+        <w:t>1</w:t>
+      </w:r>
+      <w:r>
+        <w:rPr>
+          <w:rFonts w:ascii="Times New Roman" w:hAnsi="Times New Roman" w:cs="Times New Roman"/>
+          <w:sz w:val="28"/>
+        </w:rPr>
+        <w:t>1</w:t>
+      </w:r>
+      <w:r>
+        <w:rPr>
+          <w:rFonts w:ascii="Times New Roman" w:hAnsi="Times New Roman" w:cs="Times New Roman"/>
+          <w:sz w:val="28"/>
+        </w:rPr>
+        <w:t>г.</w:t>
+      </w:r>
     </w:p>
     <w:sectPr>
-      <w:footerReference w:type="default" r:id="rId24"/>
+      <w:footerReference w:type="default" r:id="rId26"/>
       <w:pgSz w:w="11906" w:h="16838"/>
       <w:pgMar w:top="1134" w:right="850" w:bottom="1134" w:left="1701" w:header="708" w:footer="708" w:gutter="0"/>
       <w:cols w:space="708"/>
@@ -4802,7 +5191,7 @@
             <w:rPr>
               <w:noProof/>
             </w:rPr>
-            <w:t>11</w:t>
+            <w:t>2</w:t>
           </w:r>
         </w:fldSimple>
       </w:p>
@@ -4930,9 +5319,188 @@
     </w:lvl>
   </w:abstractNum>
   <w:abstractNum w:abstractNumId="1">
+    <w:nsid w:val="2F714FA0"/>
+    <w:multiLevelType w:val="hybridMultilevel"/>
+    <w:tmpl w:val="2272C8B4"/>
+    <w:lvl w:ilvl="0" w:tplc="5CBC368A">
+      <w:start w:val="1"/>
+      <w:numFmt w:val="decimal"/>
+      <w:lvlText w:val="%1."/>
+      <w:lvlJc w:val="left"/>
+      <w:pPr>
+        <w:ind w:left="720" w:hanging="360"/>
+      </w:pPr>
+      <w:rPr>
+        <w:rFonts w:hint="default"/>
+        <w:sz w:val="28"/>
+      </w:rPr>
+    </w:lvl>
+    <w:lvl w:ilvl="1" w:tplc="04190019" w:tentative="1">
+      <w:start w:val="1"/>
+      <w:numFmt w:val="lowerLetter"/>
+      <w:lvlText w:val="%2."/>
+      <w:lvlJc w:val="left"/>
+      <w:pPr>
+        <w:ind w:left="1440" w:hanging="360"/>
+      </w:pPr>
+    </w:lvl>
+    <w:lvl w:ilvl="2" w:tplc="0419001B" w:tentative="1">
+      <w:start w:val="1"/>
+      <w:numFmt w:val="lowerRoman"/>
+      <w:lvlText w:val="%3."/>
+      <w:lvlJc w:val="right"/>
+      <w:pPr>
+        <w:ind w:left="2160" w:hanging="180"/>
+      </w:pPr>
+    </w:lvl>
+    <w:lvl w:ilvl="3" w:tplc="0419000F" w:tentative="1">
+      <w:start w:val="1"/>
+      <w:numFmt w:val="decimal"/>
+      <w:lvlText w:val="%4."/>
+      <w:lvlJc w:val="left"/>
+      <w:pPr>
+        <w:ind w:left="2880" w:hanging="360"/>
+      </w:pPr>
+    </w:lvl>
+    <w:lvl w:ilvl="4" w:tplc="04190019" w:tentative="1">
+      <w:start w:val="1"/>
+      <w:numFmt w:val="lowerLetter"/>
+      <w:lvlText w:val="%5."/>
+      <w:lvlJc w:val="left"/>
+      <w:pPr>
+        <w:ind w:left="3600" w:hanging="360"/>
+      </w:pPr>
+    </w:lvl>
+    <w:lvl w:ilvl="5" w:tplc="0419001B" w:tentative="1">
+      <w:start w:val="1"/>
+      <w:numFmt w:val="lowerRoman"/>
+      <w:lvlText w:val="%6."/>
+      <w:lvlJc w:val="right"/>
+      <w:pPr>
+        <w:ind w:left="4320" w:hanging="180"/>
+      </w:pPr>
+    </w:lvl>
+    <w:lvl w:ilvl="6" w:tplc="0419000F" w:tentative="1">
+      <w:start w:val="1"/>
+      <w:numFmt w:val="decimal"/>
+      <w:lvlText w:val="%7."/>
+      <w:lvlJc w:val="left"/>
+      <w:pPr>
+        <w:ind w:left="5040" w:hanging="360"/>
+      </w:pPr>
+    </w:lvl>
+    <w:lvl w:ilvl="7" w:tplc="04190019" w:tentative="1">
+      <w:start w:val="1"/>
+      <w:numFmt w:val="lowerLetter"/>
+      <w:lvlText w:val="%8."/>
+      <w:lvlJc w:val="left"/>
+      <w:pPr>
+        <w:ind w:left="5760" w:hanging="360"/>
+      </w:pPr>
+    </w:lvl>
+    <w:lvl w:ilvl="8" w:tplc="0419001B" w:tentative="1">
+      <w:start w:val="1"/>
+      <w:numFmt w:val="lowerRoman"/>
+      <w:lvlText w:val="%9."/>
+      <w:lvlJc w:val="right"/>
+      <w:pPr>
+        <w:ind w:left="6480" w:hanging="180"/>
+      </w:pPr>
+    </w:lvl>
+  </w:abstractNum>
+  <w:abstractNum w:abstractNumId="2">
+    <w:nsid w:val="48466182"/>
+    <w:multiLevelType w:val="hybridMultilevel"/>
+    <w:tmpl w:val="247063BE"/>
+    <w:lvl w:ilvl="0" w:tplc="09D6AB88">
+      <w:start w:val="1"/>
+      <w:numFmt w:val="decimal"/>
+      <w:lvlText w:val="%1."/>
+      <w:lvlJc w:val="left"/>
+      <w:pPr>
+        <w:ind w:left="1080" w:hanging="360"/>
+      </w:pPr>
+      <w:rPr>
+        <w:rFonts w:hint="default"/>
+      </w:rPr>
+    </w:lvl>
+    <w:lvl w:ilvl="1" w:tplc="04190019" w:tentative="1">
+      <w:start w:val="1"/>
+      <w:numFmt w:val="lowerLetter"/>
+      <w:lvlText w:val="%2."/>
+      <w:lvlJc w:val="left"/>
+      <w:pPr>
+        <w:ind w:left="1800" w:hanging="360"/>
+      </w:pPr>
+    </w:lvl>
+    <w:lvl w:ilvl="2" w:tplc="0419001B" w:tentative="1">
+      <w:start w:val="1"/>
+      <w:numFmt w:val="lowerRoman"/>
+      <w:lvlText w:val="%3."/>
+      <w:lvlJc w:val="right"/>
+      <w:pPr>
+        <w:ind w:left="2520" w:hanging="180"/>
+      </w:pPr>
+    </w:lvl>
+    <w:lvl w:ilvl="3" w:tplc="0419000F" w:tentative="1">
+      <w:start w:val="1"/>
+      <w:numFmt w:val="decimal"/>
+      <w:lvlText w:val="%4."/>
+      <w:lvlJc w:val="left"/>
+      <w:pPr>
+        <w:ind w:left="3240" w:hanging="360"/>
+      </w:pPr>
+    </w:lvl>
+    <w:lvl w:ilvl="4" w:tplc="04190019" w:tentative="1">
+      <w:start w:val="1"/>
+      <w:numFmt w:val="lowerLetter"/>
+      <w:lvlText w:val="%5."/>
+      <w:lvlJc w:val="left"/>
+      <w:pPr>
+        <w:ind w:left="3960" w:hanging="360"/>
+      </w:pPr>
+    </w:lvl>
+    <w:lvl w:ilvl="5" w:tplc="0419001B" w:tentative="1">
+      <w:start w:val="1"/>
+      <w:numFmt w:val="lowerRoman"/>
+      <w:lvlText w:val="%6."/>
+      <w:lvlJc w:val="right"/>
+      <w:pPr>
+        <w:ind w:left="4680" w:hanging="180"/>
+      </w:pPr>
+    </w:lvl>
+    <w:lvl w:ilvl="6" w:tplc="0419000F" w:tentative="1">
+      <w:start w:val="1"/>
+      <w:numFmt w:val="decimal"/>
+      <w:lvlText w:val="%7."/>
+      <w:lvlJc w:val="left"/>
+      <w:pPr>
+        <w:ind w:left="5400" w:hanging="360"/>
+      </w:pPr>
+    </w:lvl>
+    <w:lvl w:ilvl="7" w:tplc="04190019" w:tentative="1">
+      <w:start w:val="1"/>
+      <w:numFmt w:val="lowerLetter"/>
+      <w:lvlText w:val="%8."/>
+      <w:lvlJc w:val="left"/>
+      <w:pPr>
+        <w:ind w:left="6120" w:hanging="360"/>
+      </w:pPr>
+    </w:lvl>
+    <w:lvl w:ilvl="8" w:tplc="0419001B" w:tentative="1">
+      <w:start w:val="1"/>
+      <w:numFmt w:val="lowerRoman"/>
+      <w:lvlText w:val="%9."/>
+      <w:lvlJc w:val="right"/>
+      <w:pPr>
+        <w:ind w:left="6840" w:hanging="180"/>
+      </w:pPr>
+    </w:lvl>
+  </w:abstractNum>
+  <w:abstractNum w:abstractNumId="3">
     <w:nsid w:val="703910A3"/>
     <w:multiLevelType w:val="hybridMultilevel"/>
-    <w:tmpl w:val="4240175C"/>
+    <w:tmpl w:val="AED6C9AA"/>
     <w:lvl w:ilvl="0" w:tplc="0419000F">
       <w:start w:val="1"/>
       <w:numFmt w:val="decimal"/>
@@ -5022,6 +5590,12 @@
     <w:abstractNumId w:val="0"/>
   </w:num>
   <w:num w:numId="2">
+    <w:abstractNumId w:val="3"/>
+  </w:num>
+  <w:num w:numId="3">
+    <w:abstractNumId w:val="2"/>
+  </w:num>
+  <w:num w:numId="4">
     <w:abstractNumId w:val="1"/>
   </w:num>
 </w:numbering>
@@ -5363,12 +5937,27 @@
     <w:name w:val="Hyperlink"/>
     <w:basedOn w:val="a0"/>
     <w:uiPriority w:val="99"/>
-    <w:semiHidden/>
     <w:unhideWhenUsed/>
     <w:rsid w:val="009B2C7A"/>
     <w:rPr>
       <w:color w:val="0000FF"/>
       <w:u w:val="single"/>
+    </w:rPr>
+  </w:style>
+  <w:style w:type="paragraph" w:customStyle="1" w:styleId="Default">
+    <w:name w:val="Default"/>
+    <w:rsid w:val="00C96C12"/>
+    <w:pPr>
+      <w:autoSpaceDE w:val="0"/>
+      <w:autoSpaceDN w:val="0"/>
+      <w:adjustRightInd w:val="0"/>
+      <w:spacing w:after="0" w:line="240" w:lineRule="auto"/>
+    </w:pPr>
+    <w:rPr>
+      <w:rFonts w:ascii="Arial" w:hAnsi="Arial" w:cs="Arial"/>
+      <w:color w:val="000000"/>
+      <w:sz w:val="24"/>
+      <w:szCs w:val="24"/>
     </w:rPr>
   </w:style>
 </w:styles>

--- a/Проект_3.docx
+++ b/Проект_3.docx
@@ -4,554 +4,528 @@
   <w:body>
     <w:p>
       <w:pPr>
+        <w:pStyle w:val="a3"/>
+      </w:pPr>
+    </w:p>
+    <w:p>
+      <w:pPr>
+        <w:pStyle w:val="a3"/>
         <w:jc w:val="center"/>
         <w:rPr>
-          <w:rFonts w:ascii="Times New Roman" w:hAnsi="Times New Roman" w:cs="Times New Roman"/>
+          <w:b/>
+          <w:caps/>
+          <w:sz w:val="24"/>
+          <w:szCs w:val="24"/>
+          <w:highlight w:val="white"/>
+        </w:rPr>
+      </w:pPr>
+      <w:r>
+        <w:rPr>
           <w:b/>
           <w:bCs/>
-          <w:sz w:val="28"/>
-          <w:szCs w:val="28"/>
-        </w:rPr>
-      </w:pPr>
-      <w:r>
-        <w:rPr>
-          <w:rFonts w:ascii="Times New Roman" w:hAnsi="Times New Roman" w:cs="Times New Roman"/>
+          <w:caps/>
+          <w:sz w:val="24"/>
+          <w:szCs w:val="24"/>
+          <w:shd w:val="clear" w:color="auto" w:fill="FFFFFF"/>
+        </w:rPr>
+        <w:t>ФЕДЕРАЛЬНОЕ ГОСУДАРСТВЕННОЕ АВТОНОМНОЕ ОБРАЗОВАТЕЛЬНОЕ УЧРЕЖДЕНИЕ ВЫСШЕГО ОБРАЗОВАНИЯ "ЮЖНЫЙ ФЕДЕРАЛЬНЫЙ УНИВЕРСИТЕТ"</w:t>
+      </w:r>
+    </w:p>
+    <w:p>
+      <w:pPr>
+        <w:pStyle w:val="a3"/>
+        <w:spacing w:after="0"/>
+        <w:jc w:val="right"/>
+        <w:rPr>
+          <w:b/>
+          <w:caps/>
+          <w:sz w:val="24"/>
+          <w:szCs w:val="24"/>
+          <w:highlight w:val="white"/>
+        </w:rPr>
+      </w:pPr>
+    </w:p>
+    <w:p>
+      <w:pPr>
+        <w:pStyle w:val="a3"/>
+        <w:spacing w:after="0"/>
+        <w:jc w:val="right"/>
+        <w:rPr>
+          <w:b/>
+          <w:caps/>
+          <w:sz w:val="24"/>
+          <w:szCs w:val="24"/>
+          <w:highlight w:val="white"/>
+        </w:rPr>
+      </w:pPr>
+    </w:p>
+    <w:p>
+      <w:pPr>
+        <w:pStyle w:val="a3"/>
+        <w:jc w:val="right"/>
+        <w:rPr>
+          <w:b/>
+          <w:caps/>
+          <w:sz w:val="24"/>
+          <w:szCs w:val="24"/>
+          <w:highlight w:val="white"/>
+        </w:rPr>
+      </w:pPr>
+    </w:p>
+    <w:p>
+      <w:pPr>
+        <w:pStyle w:val="a3"/>
+        <w:spacing w:after="0"/>
+        <w:jc w:val="right"/>
+        <w:rPr>
+          <w:b/>
+          <w:caps/>
+          <w:sz w:val="24"/>
+          <w:szCs w:val="24"/>
+          <w:highlight w:val="white"/>
+        </w:rPr>
+      </w:pPr>
+    </w:p>
+    <w:p>
+      <w:pPr>
+        <w:pStyle w:val="a3"/>
+        <w:spacing w:after="0"/>
+        <w:jc w:val="right"/>
+        <w:rPr>
+          <w:b/>
+          <w:caps/>
+          <w:sz w:val="24"/>
+          <w:szCs w:val="24"/>
+          <w:highlight w:val="white"/>
+        </w:rPr>
+      </w:pPr>
+    </w:p>
+    <w:p>
+      <w:pPr>
+        <w:pStyle w:val="a3"/>
+        <w:jc w:val="center"/>
+        <w:rPr>
+          <w:b/>
+          <w:i/>
+          <w:szCs w:val="24"/>
+          <w:highlight w:val="white"/>
+        </w:rPr>
+      </w:pPr>
+      <w:r>
+        <w:rPr>
+          <w:b/>
+          <w:i/>
+          <w:szCs w:val="24"/>
+          <w:highlight w:val="white"/>
+        </w:rPr>
+        <w:t>Физический факультет</w:t>
+      </w:r>
+    </w:p>
+    <w:p>
+      <w:pPr>
+        <w:pStyle w:val="a3"/>
+        <w:jc w:val="center"/>
+        <w:rPr>
+          <w:b/>
+          <w:caps/>
+          <w:sz w:val="32"/>
+          <w:szCs w:val="24"/>
+          <w:highlight w:val="white"/>
+        </w:rPr>
+      </w:pPr>
+      <w:r>
+        <w:rPr>
+          <w:b/>
+          <w:i/>
+          <w:szCs w:val="24"/>
+          <w:highlight w:val="white"/>
+        </w:rPr>
+        <w:t>Кафедра прикладной электродинамики и компьютерного моделирования</w:t>
+      </w:r>
+    </w:p>
+    <w:p>
+      <w:pPr>
+        <w:pStyle w:val="a3"/>
+        <w:spacing w:after="0"/>
+        <w:jc w:val="center"/>
+        <w:rPr>
+          <w:b/>
+          <w:caps/>
+          <w:sz w:val="44"/>
+          <w:szCs w:val="24"/>
+          <w:highlight w:val="white"/>
+        </w:rPr>
+      </w:pPr>
+    </w:p>
+    <w:p>
+      <w:pPr>
+        <w:pStyle w:val="a3"/>
+        <w:spacing w:after="0"/>
+        <w:jc w:val="center"/>
+        <w:rPr>
+          <w:b/>
+          <w:caps/>
+          <w:sz w:val="44"/>
+          <w:szCs w:val="24"/>
+          <w:highlight w:val="white"/>
+        </w:rPr>
+      </w:pPr>
+    </w:p>
+    <w:p>
+      <w:pPr>
+        <w:pStyle w:val="a3"/>
+        <w:spacing w:after="0"/>
+        <w:jc w:val="center"/>
+        <w:rPr>
+          <w:b/>
+          <w:caps/>
+          <w:sz w:val="44"/>
+          <w:szCs w:val="24"/>
+          <w:highlight w:val="white"/>
+        </w:rPr>
+      </w:pPr>
+    </w:p>
+    <w:p>
+      <w:pPr>
+        <w:jc w:val="center"/>
+        <w:rPr>
+          <w:b/>
+          <w:caps/>
+          <w:sz w:val="44"/>
+          <w:szCs w:val="24"/>
+          <w:highlight w:val="white"/>
+        </w:rPr>
+      </w:pPr>
+      <w:r>
+        <w:rPr>
+          <w:b/>
+          <w:caps/>
+          <w:sz w:val="44"/>
+          <w:szCs w:val="24"/>
+          <w:shd w:val="clear" w:color="auto" w:fill="FFFFFF"/>
+        </w:rPr>
+        <w:t>ПРОЕКТ</w:t>
+      </w:r>
+      <w:r>
+        <w:rPr>
+          <w:b/>
+          <w:caps/>
+          <w:sz w:val="44"/>
+          <w:szCs w:val="24"/>
+          <w:shd w:val="clear" w:color="auto" w:fill="FFFFFF"/>
+        </w:rPr>
+        <w:t xml:space="preserve"> 3</w:t>
+      </w:r>
+    </w:p>
+    <w:p>
+      <w:pPr>
+        <w:pStyle w:val="a3"/>
+        <w:spacing w:after="0"/>
+        <w:jc w:val="center"/>
+        <w:rPr>
+          <w:b/>
+          <w:caps/>
+          <w:sz w:val="44"/>
+          <w:szCs w:val="24"/>
+          <w:highlight w:val="white"/>
+        </w:rPr>
+      </w:pPr>
+    </w:p>
+    <w:p>
+      <w:pPr>
+        <w:spacing w:after="0"/>
+        <w:jc w:val="center"/>
+        <w:rPr>
+          <w:rFonts w:cs="Times New Roman"/>
+        </w:rPr>
+      </w:pPr>
+    </w:p>
+    <w:p>
+      <w:pPr>
+        <w:spacing w:after="0"/>
+        <w:jc w:val="center"/>
+        <w:rPr>
+          <w:rFonts w:cs="Times New Roman"/>
+          <w:szCs w:val="28"/>
+        </w:rPr>
+      </w:pPr>
+      <w:r>
+        <w:rPr>
+          <w:rFonts w:cs="Times New Roman"/>
           <w:b/>
           <w:bCs/>
-          <w:noProof/>
-          <w:sz w:val="28"/>
-          <w:szCs w:val="28"/>
-        </w:rPr>
-        <w:drawing>
-          <wp:anchor distT="0" distB="0" distL="114300" distR="114300" simplePos="0" relativeHeight="251659264" behindDoc="1" locked="0" layoutInCell="1" allowOverlap="1">
-            <wp:simplePos x="0" y="0"/>
-            <wp:positionH relativeFrom="column">
-              <wp:posOffset>299214</wp:posOffset>
-            </wp:positionH>
-            <wp:positionV relativeFrom="paragraph">
-              <wp:posOffset>581</wp:posOffset>
-            </wp:positionV>
-            <wp:extent cx="1560830" cy="1560830"/>
-            <wp:effectExtent l="0" t="0" r="1270" b="1270"/>
-            <wp:wrapTight wrapText="bothSides">
-              <wp:wrapPolygon edited="0">
-                <wp:start x="0" y="0"/>
-                <wp:lineTo x="0" y="21354"/>
-                <wp:lineTo x="21354" y="21354"/>
-                <wp:lineTo x="21354" y="0"/>
-                <wp:lineTo x="0" y="0"/>
-              </wp:wrapPolygon>
-            </wp:wrapTight>
-            <wp:docPr id="355679516" name="Рисунок 4"/>
-            <wp:cNvGraphicFramePr>
-              <a:graphicFrameLocks xmlns:a="http://schemas.openxmlformats.org/drawingml/2006/main" noChangeAspect="1"/>
-            </wp:cNvGraphicFramePr>
-            <a:graphic xmlns:a="http://schemas.openxmlformats.org/drawingml/2006/main">
-              <a:graphicData uri="http://schemas.openxmlformats.org/drawingml/2006/picture">
-                <pic:pic xmlns:pic="http://schemas.openxmlformats.org/drawingml/2006/picture">
-                  <pic:nvPicPr>
-                    <pic:cNvPr id="0" name="Picture 5"/>
-                    <pic:cNvPicPr>
-                      <a:picLocks noChangeAspect="1" noChangeArrowheads="1"/>
-                    </pic:cNvPicPr>
-                  </pic:nvPicPr>
-                  <pic:blipFill>
-                    <a:blip r:embed="rId7">
-                      <a:extLst>
-                        <a:ext uri="{28A0092B-C50C-407E-A947-70E740481C1C}">
-                          <a14:useLocalDpi xmlns="" xmlns:wpc="http://schemas.microsoft.com/office/word/2010/wordprocessingCanvas" xmlns:cx="http://schemas.microsoft.com/office/drawing/2014/chartex" xmlns:cx1="http://schemas.microsoft.com/office/drawing/2015/9/8/chartex" xmlns:cx2="http://schemas.microsoft.com/office/drawing/2015/10/21/chartex" xmlns:cx3="http://schemas.microsoft.com/office/drawing/2016/5/9/chartex" xmlns:cx4="http://schemas.microsoft.com/office/drawing/2016/5/10/chartex" xmlns:cx5="http://schemas.microsoft.com/office/drawing/2016/5/11/chartex" xmlns:cx6="http://schemas.microsoft.com/office/drawing/2016/5/12/chartex" xmlns:cx7="http://schemas.microsoft.com/office/drawing/2016/5/13/chartex" xmlns:cx8="http://schemas.microsoft.com/office/drawing/2016/5/14/chartex" xmlns:mc="http://schemas.openxmlformats.org/markup-compatibility/2006" xmlns:aink="http://schemas.microsoft.com/office/drawing/2016/ink" xmlns:am3d="http://schemas.microsoft.com/office/drawing/2017/model3d" xmlns:o="urn:schemas-microsoft-com:office:office" xmlns:oel="http://schemas.microsoft.com/office/2019/extlst" xmlns:v="urn:schemas-microsoft-com:vml" xmlns:wp14="http://schemas.microsoft.com/office/word/2010/wordprocessingDrawing" xmlns:w10="urn:schemas-microsoft-com:office:word" xmlns:w="http://schemas.openxmlformats.org/wordprocessingml/2006/main" xmlns:w14="http://schemas.microsoft.com/office/word/2010/wordml" xmlns:w15="http://schemas.microsoft.com/office/word/2012/wordml" xmlns:w16cex="http://schemas.microsoft.com/office/word/2018/wordml/cex" xmlns:w16cid="http://schemas.microsoft.com/office/word/2016/wordml/cid" xmlns:w16="http://schemas.microsoft.com/office/word/2018/wordml" xmlns:w16du="http://schemas.microsoft.com/office/word/2023/wordml/word16du" xmlns:w16sdtdh="http://schemas.microsoft.com/office/word/2020/wordml/sdtdatahash" xmlns:w16se="http://schemas.microsoft.com/office/word/2015/wordml/symex" xmlns:wpg="http://schemas.microsoft.com/office/word/2010/wordprocessingGroup" xmlns:wpi="http://schemas.microsoft.com/office/word/2010/wordprocessingInk" xmlns:wps="http://schemas.microsoft.com/office/word/2010/wordprocessingShape" xmlns:a14="http://schemas.microsoft.com/office/drawing/2010/main" val="0"/>
-                        </a:ext>
-                      </a:extLst>
-                    </a:blip>
-                    <a:srcRect/>
-                    <a:stretch>
-                      <a:fillRect/>
-                    </a:stretch>
-                  </pic:blipFill>
-                  <pic:spPr bwMode="auto">
-                    <a:xfrm>
-                      <a:off x="0" y="0"/>
-                      <a:ext cx="1560830" cy="1560830"/>
-                    </a:xfrm>
-                    <a:prstGeom prst="rect">
-                      <a:avLst/>
-                    </a:prstGeom>
-                    <a:noFill/>
-                  </pic:spPr>
-                </pic:pic>
-              </a:graphicData>
-            </a:graphic>
-          </wp:anchor>
-        </w:drawing>
-      </w:r>
-      <w:r>
-        <w:rPr>
-          <w:rFonts w:ascii="Times New Roman" w:hAnsi="Times New Roman" w:cs="Times New Roman"/>
-          <w:b/>
-          <w:bCs/>
-          <w:sz w:val="28"/>
-          <w:szCs w:val="28"/>
-        </w:rPr>
-        <w:t>Федеральное государственное автономное образовательное учреждение</w:t>
-      </w:r>
-      <w:r>
-        <w:rPr>
-          <w:rFonts w:ascii="Times New Roman" w:hAnsi="Times New Roman" w:cs="Times New Roman"/>
-          <w:b/>
-          <w:bCs/>
-          <w:sz w:val="28"/>
-          <w:szCs w:val="28"/>
-        </w:rPr>
-        <w:t xml:space="preserve"> </w:t>
-      </w:r>
-      <w:r>
-        <w:rPr>
-          <w:rFonts w:ascii="Times New Roman" w:hAnsi="Times New Roman" w:cs="Times New Roman"/>
-          <w:b/>
-          <w:bCs/>
-          <w:sz w:val="28"/>
-          <w:szCs w:val="28"/>
-        </w:rPr>
-        <w:t>высшего профессионального образования</w:t>
-      </w:r>
-      <w:r>
-        <w:rPr>
-          <w:rFonts w:ascii="Times New Roman" w:hAnsi="Times New Roman" w:cs="Times New Roman"/>
-          <w:b/>
-          <w:bCs/>
-          <w:sz w:val="28"/>
-          <w:szCs w:val="28"/>
-        </w:rPr>
-        <w:t xml:space="preserve"> </w:t>
-      </w:r>
-      <w:r>
-        <w:rPr>
-          <w:rFonts w:ascii="Times New Roman" w:hAnsi="Times New Roman" w:cs="Times New Roman"/>
-          <w:b/>
-          <w:bCs/>
-          <w:sz w:val="28"/>
-          <w:szCs w:val="28"/>
-        </w:rPr>
-        <w:t>«ЮЖНЫЙ ФЕДЕРАЛЬНЫЙ УНИВЕРСИТЕТ»</w:t>
-      </w:r>
-    </w:p>
-    <w:p>
-      <w:pPr>
-        <w:ind w:firstLine="142"/>
+          <w:szCs w:val="28"/>
+        </w:rPr>
+        <w:t xml:space="preserve">Тема: </w:t>
+      </w:r>
+      <w:r>
+        <w:rPr>
+          <w:rFonts w:cs="Times New Roman"/>
+          <w:szCs w:val="28"/>
+        </w:rPr>
+        <w:t>«</w:t>
+      </w:r>
+      <w:r>
+        <w:rPr>
+          <w:rFonts w:cs="Times New Roman"/>
+          <w:szCs w:val="28"/>
+        </w:rPr>
+        <w:t>Индикатор уровня сигнала на матрице адресных светодиодов</w:t>
+      </w:r>
+      <w:r>
+        <w:rPr>
+          <w:rFonts w:cs="Times New Roman"/>
+          <w:szCs w:val="28"/>
+        </w:rPr>
+        <w:t>»</w:t>
+      </w:r>
+    </w:p>
+    <w:p>
+      <w:pPr>
+        <w:spacing w:after="0"/>
         <w:jc w:val="center"/>
         <w:rPr>
-          <w:rFonts w:ascii="Times New Roman" w:hAnsi="Times New Roman" w:cs="Times New Roman"/>
-          <w:sz w:val="28"/>
-          <w:szCs w:val="28"/>
-        </w:rPr>
-      </w:pPr>
-    </w:p>
-    <w:p>
-      <w:pPr>
-        <w:ind w:firstLine="142"/>
+          <w:rFonts w:cs="Times New Roman"/>
+        </w:rPr>
+      </w:pPr>
+      <w:r>
+        <w:rPr>
+          <w:rFonts w:cs="Times New Roman"/>
+        </w:rPr>
+        <w:t>Направление:</w:t>
+      </w:r>
+      <w:r>
+        <w:rPr>
+          <w:rFonts w:cs="Times New Roman"/>
+        </w:rPr>
+        <w:t xml:space="preserve"> 03.03.03</w:t>
+      </w:r>
+      <w:r>
+        <w:rPr>
+          <w:rFonts w:cs="Times New Roman"/>
+        </w:rPr>
+        <w:t xml:space="preserve"> Радиофизика</w:t>
+      </w:r>
+    </w:p>
+    <w:p>
+      <w:pPr>
+        <w:spacing w:after="0"/>
         <w:jc w:val="center"/>
         <w:rPr>
-          <w:rFonts w:ascii="Times New Roman" w:hAnsi="Times New Roman" w:cs="Times New Roman"/>
-          <w:sz w:val="28"/>
-          <w:szCs w:val="28"/>
-        </w:rPr>
-      </w:pPr>
-    </w:p>
-    <w:p>
-      <w:pPr>
-        <w:ind w:firstLine="142"/>
+          <w:rFonts w:cs="Times New Roman"/>
+        </w:rPr>
+      </w:pPr>
+    </w:p>
+    <w:p>
+      <w:pPr>
+        <w:spacing w:after="0"/>
         <w:jc w:val="center"/>
         <w:rPr>
-          <w:rFonts w:ascii="Times New Roman" w:hAnsi="Times New Roman" w:cs="Times New Roman"/>
-          <w:sz w:val="28"/>
-          <w:szCs w:val="28"/>
-        </w:rPr>
-      </w:pPr>
-    </w:p>
-    <w:p>
-      <w:pPr>
-        <w:ind w:firstLine="851"/>
+          <w:rFonts w:cs="Times New Roman"/>
+        </w:rPr>
+      </w:pPr>
+    </w:p>
+    <w:p>
+      <w:pPr>
+        <w:spacing w:after="0"/>
+        <w:jc w:val="right"/>
+        <w:rPr>
+          <w:rFonts w:cs="Times New Roman"/>
+        </w:rPr>
+      </w:pPr>
+    </w:p>
+    <w:p>
+      <w:pPr>
+        <w:spacing w:after="0"/>
+        <w:jc w:val="right"/>
+        <w:rPr>
+          <w:rFonts w:cs="Times New Roman"/>
+        </w:rPr>
+      </w:pPr>
+    </w:p>
+    <w:p>
+      <w:pPr>
+        <w:spacing w:after="0"/>
+        <w:jc w:val="right"/>
+        <w:rPr>
+          <w:rFonts w:cs="Times New Roman"/>
+        </w:rPr>
+      </w:pPr>
+    </w:p>
+    <w:p>
+      <w:pPr>
+        <w:spacing w:after="0"/>
+        <w:rPr>
+          <w:rFonts w:cs="Times New Roman"/>
+        </w:rPr>
+      </w:pPr>
+    </w:p>
+    <w:p>
+      <w:pPr>
+        <w:spacing w:after="0"/>
+        <w:jc w:val="right"/>
+        <w:rPr>
+          <w:rFonts w:cs="Times New Roman"/>
+        </w:rPr>
+      </w:pPr>
+      <w:r>
+        <w:rPr>
+          <w:rFonts w:cs="Times New Roman"/>
+        </w:rPr>
+        <w:t>Научный руководитель:</w:t>
+      </w:r>
+      <w:r>
+        <w:rPr>
+          <w:rFonts w:cs="Times New Roman"/>
+        </w:rPr>
+        <w:br/>
+        <w:t>Орлов С.В.</w:t>
+      </w:r>
+    </w:p>
+    <w:p>
+      <w:pPr>
+        <w:spacing w:after="0"/>
+        <w:jc w:val="right"/>
+        <w:rPr>
+          <w:rFonts w:cs="Times New Roman"/>
+        </w:rPr>
+      </w:pPr>
+      <w:r>
+        <w:rPr>
+          <w:rFonts w:cs="Times New Roman"/>
+        </w:rPr>
+        <w:t>Рекомендуемая оценка  __ баллов</w:t>
+      </w:r>
+    </w:p>
+    <w:p>
+      <w:pPr>
+        <w:spacing w:after="0"/>
         <w:jc w:val="center"/>
         <w:rPr>
-          <w:rFonts w:ascii="Times New Roman" w:hAnsi="Times New Roman" w:cs="Times New Roman"/>
-          <w:b/>
-          <w:bCs/>
-          <w:i/>
-          <w:iCs/>
-          <w:sz w:val="28"/>
-          <w:szCs w:val="28"/>
-        </w:rPr>
-      </w:pPr>
-      <w:r>
-        <w:rPr>
-          <w:rFonts w:ascii="Times New Roman" w:hAnsi="Times New Roman" w:cs="Times New Roman"/>
-          <w:b/>
-          <w:bCs/>
-          <w:i/>
-          <w:iCs/>
-          <w:sz w:val="28"/>
-          <w:szCs w:val="28"/>
-        </w:rPr>
-        <w:t>Физический факультет</w:t>
-      </w:r>
-    </w:p>
-    <w:p>
-      <w:pPr>
-        <w:ind w:firstLine="851"/>
+          <w:rFonts w:cs="Times New Roman"/>
+        </w:rPr>
+      </w:pPr>
+    </w:p>
+    <w:p>
+      <w:pPr>
+        <w:spacing w:after="0"/>
+        <w:jc w:val="right"/>
+        <w:rPr>
+          <w:rFonts w:cs="Times New Roman"/>
+        </w:rPr>
+      </w:pPr>
+      <w:r>
+        <w:rPr>
+          <w:rFonts w:cs="Times New Roman"/>
+        </w:rPr>
+        <w:t>Выполнил студент 3</w:t>
+      </w:r>
+      <w:r>
+        <w:rPr>
+          <w:rFonts w:cs="Times New Roman"/>
+        </w:rPr>
+        <w:t xml:space="preserve"> курса </w:t>
+      </w:r>
+      <w:r>
+        <w:rPr>
+          <w:rFonts w:cs="Times New Roman"/>
+        </w:rPr>
+        <w:t>группы № 7</w:t>
+      </w:r>
+      <w:r>
+        <w:rPr>
+          <w:rFonts w:cs="Times New Roman"/>
+        </w:rPr>
+        <w:t xml:space="preserve">: </w:t>
+      </w:r>
+    </w:p>
+    <w:p>
+      <w:pPr>
+        <w:spacing w:after="0"/>
+        <w:jc w:val="right"/>
+        <w:rPr>
+          <w:rFonts w:cs="Times New Roman"/>
+        </w:rPr>
+      </w:pPr>
+      <w:r>
+        <w:rPr>
+          <w:rFonts w:cs="Times New Roman"/>
+        </w:rPr>
+        <w:t>Татаров Д.С.</w:t>
+      </w:r>
+    </w:p>
+    <w:p>
+      <w:pPr>
+        <w:spacing w:after="0"/>
+        <w:jc w:val="right"/>
+        <w:rPr>
+          <w:rFonts w:cs="Times New Roman"/>
+        </w:rPr>
+      </w:pPr>
+    </w:p>
+    <w:p>
+      <w:pPr>
+        <w:spacing w:after="0"/>
         <w:jc w:val="center"/>
         <w:rPr>
-          <w:rFonts w:ascii="Times New Roman" w:hAnsi="Times New Roman" w:cs="Times New Roman"/>
-          <w:b/>
-          <w:bCs/>
-          <w:i/>
-          <w:iCs/>
-          <w:sz w:val="28"/>
-          <w:szCs w:val="28"/>
-        </w:rPr>
-      </w:pPr>
-      <w:r>
-        <w:rPr>
-          <w:rFonts w:ascii="Times New Roman" w:hAnsi="Times New Roman" w:cs="Times New Roman"/>
-          <w:b/>
-          <w:bCs/>
-          <w:i/>
-          <w:iCs/>
-          <w:sz w:val="28"/>
-          <w:szCs w:val="28"/>
-        </w:rPr>
-        <w:t>Кафедра прикладной электродинамики и компьютерного моделирования</w:t>
-      </w:r>
-    </w:p>
-    <w:p>
-      <w:pPr>
-        <w:ind w:firstLine="851"/>
+          <w:rFonts w:cs="Times New Roman"/>
+        </w:rPr>
+      </w:pPr>
+    </w:p>
+    <w:p>
+      <w:pPr>
+        <w:spacing w:after="0"/>
         <w:jc w:val="center"/>
         <w:rPr>
-          <w:rFonts w:ascii="Times New Roman" w:hAnsi="Times New Roman" w:cs="Times New Roman"/>
-          <w:b/>
-          <w:bCs/>
-          <w:i/>
-          <w:iCs/>
-          <w:sz w:val="28"/>
-          <w:szCs w:val="28"/>
-        </w:rPr>
-      </w:pPr>
-    </w:p>
-    <w:p>
-      <w:pPr>
-        <w:ind w:firstLine="142"/>
+          <w:rFonts w:cs="Times New Roman"/>
+        </w:rPr>
+      </w:pPr>
+    </w:p>
+    <w:p>
+      <w:pPr>
+        <w:spacing w:after="0"/>
         <w:jc w:val="center"/>
         <w:rPr>
-          <w:rFonts w:ascii="Times New Roman" w:hAnsi="Times New Roman" w:cs="Times New Roman"/>
-          <w:sz w:val="28"/>
-          <w:szCs w:val="28"/>
-        </w:rPr>
-      </w:pPr>
-    </w:p>
-    <w:p>
-      <w:pPr>
-        <w:ind w:firstLine="142"/>
+          <w:rFonts w:cs="Times New Roman"/>
+        </w:rPr>
+      </w:pPr>
+    </w:p>
+    <w:p>
+      <w:pPr>
+        <w:spacing w:after="0"/>
+        <w:rPr>
+          <w:rFonts w:cs="Times New Roman"/>
+        </w:rPr>
+      </w:pPr>
+    </w:p>
+    <w:p>
+      <w:pPr>
+        <w:spacing w:after="0"/>
         <w:jc w:val="center"/>
         <w:rPr>
-          <w:rFonts w:ascii="Times New Roman" w:hAnsi="Times New Roman" w:cs="Times New Roman"/>
-          <w:b/>
-          <w:bCs/>
-          <w:sz w:val="48"/>
-          <w:szCs w:val="52"/>
-        </w:rPr>
-      </w:pPr>
-      <w:r>
-        <w:rPr>
-          <w:rFonts w:ascii="Times New Roman" w:hAnsi="Times New Roman" w:cs="Times New Roman"/>
-          <w:b/>
-          <w:bCs/>
-          <w:sz w:val="48"/>
-          <w:szCs w:val="52"/>
-        </w:rPr>
-        <w:t>Проект 3</w:t>
-      </w:r>
-    </w:p>
-    <w:p>
-      <w:pPr>
-        <w:ind w:firstLine="142"/>
+          <w:rFonts w:cs="Times New Roman"/>
+        </w:rPr>
+      </w:pPr>
+      <w:r>
+        <w:rPr>
+          <w:rFonts w:cs="Times New Roman"/>
+        </w:rPr>
+        <w:t>Ростов-на-Дону</w:t>
+      </w:r>
+    </w:p>
+    <w:p>
+      <w:pPr>
+        <w:spacing w:after="0"/>
         <w:jc w:val="center"/>
         <w:rPr>
-          <w:rFonts w:ascii="Times New Roman" w:hAnsi="Times New Roman" w:cs="Times New Roman"/>
-          <w:sz w:val="28"/>
-          <w:szCs w:val="28"/>
-        </w:rPr>
-      </w:pPr>
-    </w:p>
-    <w:p>
-      <w:pPr>
-        <w:ind w:firstLine="142"/>
-        <w:jc w:val="center"/>
-        <w:rPr>
-          <w:rFonts w:ascii="Times New Roman" w:hAnsi="Times New Roman" w:cs="Times New Roman"/>
-          <w:sz w:val="28"/>
-          <w:szCs w:val="28"/>
-        </w:rPr>
-      </w:pPr>
-    </w:p>
-    <w:p>
-      <w:pPr>
-        <w:ind w:firstLine="142"/>
-        <w:jc w:val="center"/>
-        <w:rPr>
-          <w:rFonts w:ascii="Times New Roman" w:hAnsi="Times New Roman" w:cs="Times New Roman"/>
-          <w:sz w:val="28"/>
-          <w:szCs w:val="28"/>
-        </w:rPr>
-      </w:pPr>
-      <w:r>
-        <w:rPr>
-          <w:rFonts w:ascii="Times New Roman" w:hAnsi="Times New Roman" w:cs="Times New Roman"/>
-          <w:sz w:val="28"/>
-          <w:szCs w:val="28"/>
-        </w:rPr>
-        <w:t>Т</w:t>
-      </w:r>
-      <w:r>
-        <w:rPr>
-          <w:rFonts w:ascii="Times New Roman" w:hAnsi="Times New Roman" w:cs="Times New Roman"/>
-          <w:sz w:val="28"/>
-          <w:szCs w:val="28"/>
-        </w:rPr>
-        <w:t>ем</w:t>
-      </w:r>
-      <w:r>
-        <w:rPr>
-          <w:rFonts w:ascii="Times New Roman" w:hAnsi="Times New Roman" w:cs="Times New Roman"/>
-          <w:sz w:val="28"/>
-          <w:szCs w:val="28"/>
-        </w:rPr>
-        <w:t>а</w:t>
-      </w:r>
-      <w:r>
-        <w:rPr>
-          <w:rFonts w:ascii="Times New Roman" w:hAnsi="Times New Roman" w:cs="Times New Roman"/>
-          <w:sz w:val="28"/>
-          <w:szCs w:val="28"/>
-        </w:rPr>
-        <w:t>: «</w:t>
-      </w:r>
-      <w:r>
-        <w:rPr>
-          <w:rFonts w:ascii="Times New Roman" w:hAnsi="Times New Roman" w:cs="Times New Roman"/>
-          <w:sz w:val="28"/>
-          <w:szCs w:val="28"/>
-        </w:rPr>
-        <w:t>Индикатор уровня сигнала на матрице адресных светодиодов</w:t>
-      </w:r>
-      <w:r>
-        <w:rPr>
-          <w:rFonts w:ascii="Times New Roman" w:hAnsi="Times New Roman" w:cs="Times New Roman"/>
-          <w:sz w:val="28"/>
-          <w:szCs w:val="28"/>
-        </w:rPr>
-        <w:t>»</w:t>
-      </w:r>
-    </w:p>
-    <w:p>
-      <w:pPr>
-        <w:ind w:firstLine="142"/>
-        <w:jc w:val="center"/>
-        <w:rPr>
-          <w:rFonts w:ascii="Times New Roman" w:hAnsi="Times New Roman" w:cs="Times New Roman"/>
-          <w:sz w:val="28"/>
-          <w:szCs w:val="28"/>
-        </w:rPr>
-      </w:pPr>
-      <w:r>
-        <w:rPr>
-          <w:rFonts w:ascii="Times New Roman" w:hAnsi="Times New Roman" w:cs="Times New Roman"/>
-          <w:sz w:val="28"/>
-          <w:szCs w:val="28"/>
-        </w:rPr>
-        <w:t>Направление: Радиофизика</w:t>
-      </w:r>
-    </w:p>
-    <w:p>
-      <w:pPr>
-        <w:ind w:firstLine="142"/>
-        <w:jc w:val="center"/>
-        <w:rPr>
-          <w:rFonts w:ascii="Times New Roman" w:hAnsi="Times New Roman" w:cs="Times New Roman"/>
-          <w:sz w:val="28"/>
-          <w:szCs w:val="28"/>
-        </w:rPr>
-      </w:pPr>
-    </w:p>
-    <w:p>
-      <w:pPr>
-        <w:rPr>
-          <w:rFonts w:ascii="Times New Roman" w:hAnsi="Times New Roman" w:cs="Times New Roman"/>
-          <w:sz w:val="28"/>
-          <w:szCs w:val="28"/>
-        </w:rPr>
-      </w:pPr>
-    </w:p>
-    <w:p>
-      <w:pPr>
-        <w:rPr>
-          <w:rFonts w:ascii="Times New Roman" w:hAnsi="Times New Roman" w:cs="Times New Roman"/>
-          <w:sz w:val="28"/>
-          <w:szCs w:val="28"/>
-        </w:rPr>
-      </w:pPr>
-      <w:r>
-        <w:rPr>
-          <w:rFonts w:ascii="Times New Roman" w:hAnsi="Times New Roman" w:cs="Times New Roman"/>
-          <w:sz w:val="28"/>
-          <w:szCs w:val="28"/>
-        </w:rPr>
-        <w:t>Рекомендуемая оценка:</w:t>
-      </w:r>
-    </w:p>
-    <w:p>
-      <w:pPr>
-        <w:ind w:firstLine="142"/>
-        <w:jc w:val="right"/>
-        <w:rPr>
-          <w:rFonts w:ascii="Times New Roman" w:hAnsi="Times New Roman" w:cs="Times New Roman"/>
-          <w:sz w:val="28"/>
-          <w:szCs w:val="28"/>
-        </w:rPr>
-      </w:pPr>
-      <w:r>
-        <w:rPr>
-          <w:rFonts w:ascii="Times New Roman" w:hAnsi="Times New Roman" w:cs="Times New Roman"/>
-          <w:sz w:val="28"/>
-          <w:szCs w:val="28"/>
-        </w:rPr>
-        <w:t>Научный р</w:t>
-      </w:r>
-      <w:r>
-        <w:rPr>
-          <w:rFonts w:ascii="Times New Roman" w:hAnsi="Times New Roman" w:cs="Times New Roman"/>
-          <w:sz w:val="28"/>
-          <w:szCs w:val="28"/>
-        </w:rPr>
-        <w:t>уководитель:</w:t>
-      </w:r>
-    </w:p>
-    <w:p>
-      <w:pPr>
-        <w:ind w:firstLine="142"/>
-        <w:jc w:val="right"/>
-        <w:rPr>
-          <w:rFonts w:ascii="Times New Roman" w:hAnsi="Times New Roman" w:cs="Times New Roman"/>
-          <w:sz w:val="28"/>
-          <w:szCs w:val="28"/>
-        </w:rPr>
-      </w:pPr>
-      <w:r>
-        <w:rPr>
-          <w:rFonts w:ascii="Times New Roman" w:hAnsi="Times New Roman" w:cs="Times New Roman"/>
-          <w:sz w:val="28"/>
-          <w:szCs w:val="28"/>
-        </w:rPr>
-        <w:t>Орлов Сергей Валентинович</w:t>
-      </w:r>
-    </w:p>
-    <w:p>
-      <w:pPr>
-        <w:ind w:firstLine="142"/>
-        <w:jc w:val="right"/>
-        <w:rPr>
-          <w:rFonts w:ascii="Times New Roman" w:hAnsi="Times New Roman" w:cs="Times New Roman"/>
-          <w:sz w:val="28"/>
-          <w:szCs w:val="28"/>
-        </w:rPr>
-      </w:pPr>
-      <w:r>
-        <w:rPr>
-          <w:rFonts w:ascii="Times New Roman" w:hAnsi="Times New Roman" w:cs="Times New Roman"/>
-          <w:sz w:val="28"/>
-          <w:szCs w:val="28"/>
-        </w:rPr>
-        <w:t>Выполнил студент</w:t>
-      </w:r>
-      <w:r>
-        <w:rPr>
-          <w:rFonts w:ascii="Times New Roman" w:hAnsi="Times New Roman" w:cs="Times New Roman"/>
-          <w:sz w:val="28"/>
-          <w:szCs w:val="28"/>
-        </w:rPr>
-        <w:t xml:space="preserve"> 3</w:t>
-      </w:r>
-      <w:r>
-        <w:rPr>
-          <w:rFonts w:ascii="Times New Roman" w:hAnsi="Times New Roman" w:cs="Times New Roman"/>
-          <w:sz w:val="28"/>
-          <w:szCs w:val="28"/>
-        </w:rPr>
-        <w:t xml:space="preserve"> курса 7 группы</w:t>
-      </w:r>
-    </w:p>
-    <w:p>
-      <w:pPr>
-        <w:ind w:firstLine="142"/>
-        <w:jc w:val="right"/>
-        <w:rPr>
-          <w:rFonts w:ascii="Times New Roman" w:hAnsi="Times New Roman" w:cs="Times New Roman"/>
-          <w:sz w:val="28"/>
-          <w:szCs w:val="28"/>
-        </w:rPr>
-      </w:pPr>
-      <w:r>
-        <w:rPr>
-          <w:rFonts w:ascii="Times New Roman" w:hAnsi="Times New Roman" w:cs="Times New Roman"/>
-          <w:sz w:val="28"/>
-          <w:szCs w:val="28"/>
-        </w:rPr>
-        <w:t>Татаров Данил Сергеевич</w:t>
-      </w:r>
-    </w:p>
-    <w:p>
-      <w:pPr>
-        <w:ind w:firstLine="142"/>
-        <w:jc w:val="center"/>
-        <w:rPr>
-          <w:rFonts w:ascii="Times New Roman" w:hAnsi="Times New Roman" w:cs="Times New Roman"/>
-          <w:sz w:val="28"/>
-          <w:szCs w:val="28"/>
-        </w:rPr>
-      </w:pPr>
-      <w:r>
-        <w:rPr>
-          <w:rFonts w:ascii="Times New Roman" w:hAnsi="Times New Roman" w:cs="Times New Roman"/>
-          <w:sz w:val="28"/>
-          <w:szCs w:val="28"/>
-        </w:rPr>
-        <w:t>Г. Ростов-на-Дону</w:t>
-      </w:r>
-    </w:p>
-    <w:p>
-      <w:pPr>
-        <w:ind w:firstLine="142"/>
-        <w:jc w:val="center"/>
-        <w:rPr>
-          <w:rFonts w:ascii="Times New Roman" w:hAnsi="Times New Roman" w:cs="Times New Roman"/>
-          <w:sz w:val="28"/>
-          <w:szCs w:val="28"/>
-        </w:rPr>
-      </w:pPr>
-      <w:r>
-        <w:rPr>
-          <w:rFonts w:ascii="Times New Roman" w:hAnsi="Times New Roman" w:cs="Times New Roman"/>
-          <w:sz w:val="28"/>
-          <w:szCs w:val="28"/>
+          <w:rFonts w:cs="Times New Roman"/>
+        </w:rPr>
+      </w:pPr>
+      <w:r>
+        <w:rPr>
+          <w:rFonts w:cs="Times New Roman"/>
         </w:rPr>
         <w:t>2025</w:t>
-      </w:r>
-      <w:r>
-        <w:rPr>
-          <w:rFonts w:ascii="Times New Roman" w:hAnsi="Times New Roman" w:cs="Times New Roman"/>
-          <w:sz w:val="28"/>
-          <w:szCs w:val="28"/>
-        </w:rPr>
-        <w:t>г.</w:t>
       </w:r>
     </w:p>
     <w:p>
@@ -686,7 +660,7 @@
           <w:sz w:val="28"/>
           <w:szCs w:val="28"/>
         </w:rPr>
-        <w:t xml:space="preserve">  Реализация схемы на печатной плате.</w:t>
+        <w:t>Реализация схемы на печатной плате.</w:t>
       </w:r>
     </w:p>
     <w:p>
@@ -709,7 +683,7 @@
           <w:sz w:val="28"/>
           <w:szCs w:val="28"/>
         </w:rPr>
-        <w:t xml:space="preserve">  Написание и отладка программы.</w:t>
+        <w:t>Написание и отладка программы.</w:t>
       </w:r>
     </w:p>
     <w:p>
@@ -796,6 +770,7 @@
     </w:p>
     <w:p>
       <w:pPr>
+        <w:ind w:firstLine="851"/>
         <w:jc w:val="both"/>
         <w:rPr>
           <w:rFonts w:ascii="Times New Roman" w:hAnsi="Times New Roman" w:cs="Times New Roman"/>
@@ -830,6 +805,7 @@
     </w:p>
     <w:p>
       <w:pPr>
+        <w:ind w:firstLine="851"/>
         <w:jc w:val="both"/>
         <w:rPr>
           <w:rFonts w:ascii="Times New Roman" w:hAnsi="Times New Roman" w:cs="Times New Roman"/>
@@ -890,6 +866,7 @@
     </w:p>
     <w:p>
       <w:pPr>
+        <w:ind w:firstLine="851"/>
         <w:rPr>
           <w:rFonts w:ascii="Times New Roman" w:hAnsi="Times New Roman" w:cs="Times New Roman"/>
           <w:sz w:val="28"/>
@@ -907,6 +884,7 @@
     </w:p>
     <w:p>
       <w:pPr>
+        <w:ind w:firstLine="851"/>
         <w:jc w:val="center"/>
         <w:rPr>
           <w:rFonts w:ascii="Times New Roman" w:hAnsi="Times New Roman" w:cs="Times New Roman"/>
@@ -926,6 +904,7 @@
     </w:p>
     <w:p>
       <w:pPr>
+        <w:ind w:firstLine="851"/>
         <w:jc w:val="both"/>
         <w:rPr>
           <w:rFonts w:ascii="Times New Roman" w:hAnsi="Times New Roman" w:cs="Times New Roman"/>
@@ -1045,6 +1024,7 @@
     </w:p>
     <w:p>
       <w:pPr>
+        <w:ind w:firstLine="851"/>
         <w:jc w:val="both"/>
         <w:rPr>
           <w:rFonts w:ascii="Times New Roman" w:hAnsi="Times New Roman" w:cs="Times New Roman"/>
@@ -1174,51 +1154,20 @@
           <w:sz w:val="28"/>
           <w:szCs w:val="28"/>
         </w:rPr>
-        <w:t>постоянным током напряжением 12</w:t>
-      </w:r>
-      <w:r>
-        <w:rPr>
-          <w:rFonts w:ascii="Times New Roman" w:hAnsi="Times New Roman" w:cs="Times New Roman"/>
-          <w:sz w:val="28"/>
-          <w:szCs w:val="28"/>
-        </w:rPr>
-        <w:t xml:space="preserve">В, что эффективно обеспечивает соответствие </w:t>
-      </w:r>
-      <w:r>
-        <w:rPr>
-          <w:rFonts w:ascii="Times New Roman" w:hAnsi="Times New Roman" w:cs="Times New Roman"/>
-          <w:sz w:val="28"/>
-          <w:szCs w:val="28"/>
-        </w:rPr>
-        <w:t>уровня</w:t>
-      </w:r>
-      <w:r>
-        <w:rPr>
-          <w:rFonts w:ascii="Times New Roman" w:hAnsi="Times New Roman" w:cs="Times New Roman"/>
-          <w:sz w:val="28"/>
-          <w:szCs w:val="28"/>
-        </w:rPr>
-        <w:t xml:space="preserve"> </w:t>
-      </w:r>
-      <w:r>
-        <w:rPr>
-          <w:rFonts w:ascii="Times New Roman" w:hAnsi="Times New Roman" w:cs="Times New Roman"/>
-          <w:sz w:val="28"/>
-          <w:szCs w:val="28"/>
-        </w:rPr>
-        <w:t>света</w:t>
-      </w:r>
-      <w:r>
-        <w:rPr>
-          <w:rFonts w:ascii="Times New Roman" w:hAnsi="Times New Roman" w:cs="Times New Roman"/>
-          <w:sz w:val="28"/>
-          <w:szCs w:val="28"/>
-        </w:rPr>
-        <w:t xml:space="preserve"> точечных пикселей.</w:t>
-      </w:r>
-    </w:p>
-    <w:p>
-      <w:pPr>
+        <w:t>постоянным током</w:t>
+      </w:r>
+      <w:r>
+        <w:rPr>
+          <w:rFonts w:ascii="Times New Roman" w:hAnsi="Times New Roman" w:cs="Times New Roman"/>
+          <w:sz w:val="28"/>
+          <w:szCs w:val="28"/>
+        </w:rPr>
+        <w:t>.</w:t>
+      </w:r>
+    </w:p>
+    <w:p>
+      <w:pPr>
+        <w:ind w:firstLine="851"/>
         <w:jc w:val="both"/>
         <w:rPr>
           <w:rFonts w:ascii="Times New Roman" w:hAnsi="Times New Roman" w:cs="Times New Roman"/>
@@ -1318,7 +1267,7 @@
                     </pic:cNvPicPr>
                   </pic:nvPicPr>
                   <pic:blipFill>
-                    <a:blip r:embed="rId8"/>
+                    <a:blip r:embed="rId7"/>
                     <a:srcRect/>
                     <a:stretch>
                       <a:fillRect/>
@@ -1350,6 +1299,7 @@
     <w:p>
       <w:pPr>
         <w:pStyle w:val="a7"/>
+        <w:ind w:firstLine="851"/>
         <w:jc w:val="center"/>
         <w:rPr>
           <w:color w:val="auto"/>
@@ -1415,12 +1365,55 @@
         <w:rPr>
           <w:color w:val="auto"/>
         </w:rPr>
-        <w:t>2811.</w:t>
-      </w:r>
-    </w:p>
-    <w:p/>
-    <w:p>
-      <w:pPr>
+        <w:t>2811</w:t>
+      </w:r>
+      <w:r>
+        <w:rPr>
+          <w:color w:val="auto"/>
+        </w:rPr>
+        <w:t xml:space="preserve">(аналог </w:t>
+      </w:r>
+      <w:r>
+        <w:rPr>
+          <w:color w:val="auto"/>
+          <w:lang w:val="en-US"/>
+        </w:rPr>
+        <w:t>WS</w:t>
+      </w:r>
+      <w:r>
+        <w:rPr>
+          <w:color w:val="auto"/>
+        </w:rPr>
+        <w:t>2812</w:t>
+      </w:r>
+      <w:r>
+        <w:rPr>
+          <w:color w:val="auto"/>
+          <w:lang w:val="en-US"/>
+        </w:rPr>
+        <w:t>B</w:t>
+      </w:r>
+      <w:r>
+        <w:rPr>
+          <w:color w:val="auto"/>
+        </w:rPr>
+        <w:t>)</w:t>
+      </w:r>
+      <w:r>
+        <w:rPr>
+          <w:color w:val="auto"/>
+        </w:rPr>
+        <w:t>.</w:t>
+      </w:r>
+    </w:p>
+    <w:p>
+      <w:pPr>
+        <w:ind w:firstLine="851"/>
+      </w:pPr>
+    </w:p>
+    <w:p>
+      <w:pPr>
+        <w:ind w:firstLine="851"/>
         <w:jc w:val="both"/>
         <w:rPr>
           <w:rFonts w:ascii="Times New Roman" w:eastAsia="TimesNewRomanPSMT" w:hAnsi="Times New Roman" w:cs="Times New Roman"/>
@@ -1505,6 +1498,7 @@
     <w:p>
       <w:pPr>
         <w:spacing w:after="0"/>
+        <w:ind w:firstLine="851"/>
         <w:jc w:val="both"/>
         <w:rPr>
           <w:rFonts w:eastAsia="TimesNewRomanPSMT" w:cstheme="minorHAnsi"/>
@@ -1536,6 +1530,7 @@
       <w:tblPr>
         <w:tblStyle w:val="a4"/>
         <w:tblW w:w="0" w:type="auto"/>
+        <w:jc w:val="center"/>
         <w:tblLook w:val="04A0"/>
       </w:tblPr>
       <w:tblGrid>
@@ -1545,6 +1540,9 @@
         <w:gridCol w:w="1914"/>
       </w:tblGrid>
       <w:tr>
+        <w:trPr>
+          <w:jc w:val="center"/>
+        </w:trPr>
         <w:tc>
           <w:tcPr>
             <w:tcW w:w="1914" w:type="dxa"/>
@@ -1663,6 +1661,9 @@
         </w:tc>
       </w:tr>
       <w:tr>
+        <w:trPr>
+          <w:jc w:val="center"/>
+        </w:trPr>
         <w:tc>
           <w:tcPr>
             <w:tcW w:w="1914" w:type="dxa"/>
@@ -1763,6 +1764,9 @@
         </w:tc>
       </w:tr>
       <w:tr>
+        <w:trPr>
+          <w:jc w:val="center"/>
+        </w:trPr>
         <w:tc>
           <w:tcPr>
             <w:tcW w:w="1914" w:type="dxa"/>
@@ -1863,6 +1867,9 @@
         </w:tc>
       </w:tr>
       <w:tr>
+        <w:trPr>
+          <w:jc w:val="center"/>
+        </w:trPr>
         <w:tc>
           <w:tcPr>
             <w:tcW w:w="1914" w:type="dxa"/>
@@ -1965,6 +1972,7 @@
     </w:tbl>
     <w:p>
       <w:pPr>
+        <w:ind w:firstLine="851"/>
         <w:jc w:val="both"/>
         <w:rPr>
           <w:rFonts w:ascii="Times New Roman" w:eastAsia="TimesNewRomanPSMT" w:hAnsi="Times New Roman" w:cs="Times New Roman"/>
@@ -1975,6 +1983,7 @@
     </w:p>
     <w:p>
       <w:pPr>
+        <w:ind w:firstLine="851"/>
         <w:jc w:val="both"/>
         <w:rPr>
           <w:rFonts w:ascii="Times New Roman" w:hAnsi="Times New Roman" w:cs="Times New Roman"/>
@@ -2094,6 +2103,7 @@
       <w:pPr>
         <w:pStyle w:val="a7"/>
         <w:keepNext/>
+        <w:ind w:firstLine="851"/>
         <w:rPr>
           <w:color w:val="auto"/>
         </w:rPr>
@@ -2139,7 +2149,7 @@
                     </pic:cNvPicPr>
                   </pic:nvPicPr>
                   <pic:blipFill>
-                    <a:blip r:embed="rId9"/>
+                    <a:blip r:embed="rId8"/>
                     <a:srcRect/>
                     <a:stretch>
                       <a:fillRect/>
@@ -2201,7 +2211,7 @@
                     </pic:cNvPicPr>
                   </pic:nvPicPr>
                   <pic:blipFill>
-                    <a:blip r:embed="rId10"/>
+                    <a:blip r:embed="rId9"/>
                     <a:srcRect/>
                     <a:stretch>
                       <a:fillRect/>
@@ -2233,6 +2243,7 @@
     <w:p>
       <w:pPr>
         <w:pStyle w:val="a7"/>
+        <w:ind w:firstLine="851"/>
         <w:jc w:val="center"/>
         <w:rPr>
           <w:rFonts w:ascii="Times New Roman" w:hAnsi="Times New Roman" w:cs="Times New Roman"/>
@@ -2294,6 +2305,7 @@
     <w:p>
       <w:pPr>
         <w:keepNext/>
+        <w:ind w:firstLine="851"/>
         <w:jc w:val="center"/>
       </w:pPr>
       <w:r>
@@ -2322,7 +2334,7 @@
                     </pic:cNvPicPr>
                   </pic:nvPicPr>
                   <pic:blipFill>
-                    <a:blip r:embed="rId11"/>
+                    <a:blip r:embed="rId10"/>
                     <a:srcRect/>
                     <a:stretch>
                       <a:fillRect/>
@@ -2354,6 +2366,7 @@
     <w:p>
       <w:pPr>
         <w:pStyle w:val="a7"/>
+        <w:ind w:firstLine="851"/>
         <w:jc w:val="center"/>
         <w:rPr>
           <w:rFonts w:ascii="Times New Roman" w:hAnsi="Times New Roman" w:cs="Times New Roman"/>
@@ -2408,6 +2421,7 @@
     </w:p>
     <w:p>
       <w:pPr>
+        <w:ind w:firstLine="851"/>
         <w:jc w:val="both"/>
         <w:rPr>
           <w:rFonts w:ascii="Times New Roman" w:hAnsi="Times New Roman" w:cs="Times New Roman"/>
@@ -2454,7 +2468,7 @@
                     </pic:cNvPicPr>
                   </pic:nvPicPr>
                   <pic:blipFill>
-                    <a:blip r:embed="rId12"/>
+                    <a:blip r:embed="rId11"/>
                     <a:srcRect/>
                     <a:stretch>
                       <a:fillRect/>
@@ -2486,6 +2500,7 @@
     <w:p>
       <w:pPr>
         <w:pStyle w:val="a7"/>
+        <w:ind w:firstLine="851"/>
         <w:jc w:val="center"/>
         <w:rPr>
           <w:color w:val="auto"/>
@@ -2535,9 +2550,14 @@
         <w:t>. Передача пакетов данных между пикселями.</w:t>
       </w:r>
     </w:p>
-    <w:p/>
-    <w:p>
-      <w:pPr>
+    <w:p>
+      <w:pPr>
+        <w:ind w:firstLine="851"/>
+      </w:pPr>
+    </w:p>
+    <w:p>
+      <w:pPr>
+        <w:ind w:firstLine="851"/>
         <w:jc w:val="both"/>
         <w:rPr>
           <w:rFonts w:ascii="Times New Roman" w:hAnsi="Times New Roman" w:cs="Times New Roman"/>
@@ -2588,7 +2608,7 @@
                     </pic:cNvPicPr>
                   </pic:nvPicPr>
                   <pic:blipFill>
-                    <a:blip r:embed="rId13"/>
+                    <a:blip r:embed="rId12"/>
                     <a:srcRect/>
                     <a:stretch>
                       <a:fillRect/>
@@ -2619,6 +2639,7 @@
     </w:p>
     <w:p>
       <w:pPr>
+        <w:ind w:firstLine="851"/>
         <w:jc w:val="both"/>
         <w:rPr>
           <w:rFonts w:ascii="Times New Roman" w:hAnsi="Times New Roman" w:cs="Times New Roman"/>
@@ -2669,6 +2690,7 @@
     </w:p>
     <w:p>
       <w:pPr>
+        <w:ind w:firstLine="851"/>
         <w:jc w:val="both"/>
         <w:rPr>
           <w:rFonts w:ascii="Times New Roman" w:hAnsi="Times New Roman" w:cs="Times New Roman"/>
@@ -2696,6 +2718,7 @@
     </w:p>
     <w:p>
       <w:pPr>
+        <w:ind w:firstLine="851"/>
         <w:jc w:val="both"/>
         <w:rPr>
           <w:rFonts w:ascii="Times New Roman" w:hAnsi="Times New Roman" w:cs="Times New Roman"/>
@@ -2773,6 +2796,7 @@
     </w:p>
     <w:p>
       <w:pPr>
+        <w:ind w:firstLine="851"/>
         <w:jc w:val="both"/>
         <w:rPr>
           <w:rFonts w:ascii="Times New Roman" w:hAnsi="Times New Roman" w:cs="Times New Roman"/>
@@ -2840,6 +2864,7 @@
     </w:p>
     <w:p>
       <w:pPr>
+        <w:ind w:firstLine="851"/>
         <w:jc w:val="both"/>
         <w:rPr>
           <w:rFonts w:ascii="Times New Roman" w:hAnsi="Times New Roman" w:cs="Times New Roman"/>
@@ -2866,6 +2891,7 @@
     </w:p>
     <w:p>
       <w:pPr>
+        <w:ind w:firstLine="851"/>
         <w:jc w:val="both"/>
         <w:rPr>
           <w:rFonts w:ascii="Times New Roman" w:hAnsi="Times New Roman" w:cs="Times New Roman"/>
@@ -2884,6 +2910,7 @@
     </w:p>
     <w:p>
       <w:pPr>
+        <w:ind w:firstLine="851"/>
         <w:jc w:val="both"/>
         <w:rPr>
           <w:rFonts w:ascii="Times New Roman" w:hAnsi="Times New Roman" w:cs="Times New Roman"/>
@@ -2902,6 +2929,7 @@
     </w:p>
     <w:p>
       <w:pPr>
+        <w:ind w:firstLine="851"/>
         <w:jc w:val="both"/>
         <w:rPr>
           <w:rFonts w:ascii="Times New Roman" w:hAnsi="Times New Roman" w:cs="Times New Roman"/>
@@ -2920,6 +2948,7 @@
     </w:p>
     <w:p>
       <w:pPr>
+        <w:ind w:firstLine="851"/>
         <w:jc w:val="both"/>
         <w:rPr>
           <w:rFonts w:ascii="Times New Roman" w:hAnsi="Times New Roman" w:cs="Times New Roman"/>
@@ -2938,6 +2967,7 @@
     </w:p>
     <w:p>
       <w:pPr>
+        <w:ind w:firstLine="851"/>
         <w:jc w:val="both"/>
         <w:rPr>
           <w:rFonts w:ascii="Times New Roman" w:hAnsi="Times New Roman" w:cs="Times New Roman"/>
@@ -2956,6 +2986,7 @@
     </w:p>
     <w:p>
       <w:pPr>
+        <w:ind w:firstLine="851"/>
         <w:jc w:val="both"/>
         <w:rPr>
           <w:rFonts w:ascii="Times New Roman" w:hAnsi="Times New Roman" w:cs="Times New Roman"/>
@@ -2974,6 +3005,7 @@
     </w:p>
     <w:p>
       <w:pPr>
+        <w:ind w:firstLine="851"/>
         <w:jc w:val="both"/>
         <w:rPr>
           <w:rFonts w:ascii="Times New Roman" w:hAnsi="Times New Roman" w:cs="Times New Roman"/>
@@ -2992,6 +3024,7 @@
     </w:p>
     <w:p>
       <w:pPr>
+        <w:ind w:firstLine="851"/>
         <w:jc w:val="both"/>
         <w:rPr>
           <w:rFonts w:ascii="Times New Roman" w:hAnsi="Times New Roman" w:cs="Times New Roman"/>
@@ -3010,6 +3043,7 @@
     </w:p>
     <w:p>
       <w:pPr>
+        <w:ind w:firstLine="851"/>
         <w:jc w:val="both"/>
         <w:rPr>
           <w:rFonts w:ascii="Times New Roman" w:hAnsi="Times New Roman" w:cs="Times New Roman"/>
@@ -3028,6 +3062,7 @@
     </w:p>
     <w:p>
       <w:pPr>
+        <w:ind w:firstLine="851"/>
         <w:jc w:val="both"/>
         <w:rPr>
           <w:rFonts w:ascii="Times New Roman" w:hAnsi="Times New Roman" w:cs="Times New Roman"/>
@@ -3070,6 +3105,7 @@
     </w:p>
     <w:p>
       <w:pPr>
+        <w:ind w:firstLine="851"/>
         <w:jc w:val="both"/>
         <w:rPr>
           <w:rFonts w:ascii="Times New Roman" w:hAnsi="Times New Roman" w:cs="Times New Roman"/>
@@ -3080,6 +3116,7 @@
     </w:p>
     <w:p>
       <w:pPr>
+        <w:ind w:firstLine="851"/>
         <w:rPr>
           <w:rFonts w:ascii="Times New Roman" w:hAnsi="Times New Roman" w:cs="Times New Roman"/>
           <w:sz w:val="28"/>
@@ -3097,6 +3134,7 @@
     </w:p>
     <w:p>
       <w:pPr>
+        <w:ind w:firstLine="851"/>
         <w:jc w:val="center"/>
         <w:rPr>
           <w:rFonts w:ascii="Times New Roman" w:hAnsi="Times New Roman" w:cs="Times New Roman"/>
@@ -3121,6 +3159,7 @@
           <w:ilvl w:val="0"/>
           <w:numId w:val="2"/>
         </w:numPr>
+        <w:ind w:left="0" w:firstLine="851"/>
         <w:jc w:val="both"/>
         <w:rPr>
           <w:rFonts w:ascii="Times New Roman" w:hAnsi="Times New Roman" w:cs="Times New Roman"/>
@@ -3139,6 +3178,7 @@
     </w:p>
     <w:p>
       <w:pPr>
+        <w:ind w:firstLine="851"/>
         <w:jc w:val="both"/>
         <w:rPr>
           <w:rFonts w:ascii="Times New Roman" w:hAnsi="Times New Roman" w:cs="Times New Roman"/>
@@ -3165,6 +3205,7 @@
     </w:p>
     <w:p>
       <w:pPr>
+        <w:ind w:firstLine="851"/>
         <w:jc w:val="both"/>
         <w:rPr>
           <w:rFonts w:ascii="Times New Roman" w:hAnsi="Times New Roman" w:cs="Times New Roman"/>
@@ -3216,7 +3257,7 @@
                     </pic:cNvPicPr>
                   </pic:nvPicPr>
                   <pic:blipFill>
-                    <a:blip r:embed="rId14"/>
+                    <a:blip r:embed="rId13"/>
                     <a:srcRect/>
                     <a:stretch>
                       <a:fillRect/>
@@ -3248,6 +3289,7 @@
     <w:p>
       <w:pPr>
         <w:pStyle w:val="a7"/>
+        <w:ind w:firstLine="851"/>
         <w:jc w:val="center"/>
         <w:rPr>
           <w:color w:val="auto"/>
@@ -3299,6 +3341,7 @@
     </w:p>
     <w:p>
       <w:pPr>
+        <w:ind w:firstLine="851"/>
         <w:jc w:val="both"/>
         <w:rPr>
           <w:rFonts w:ascii="Times New Roman" w:hAnsi="Times New Roman" w:cs="Times New Roman"/>
@@ -3374,6 +3417,7 @@
     </w:p>
     <w:p>
       <w:pPr>
+        <w:ind w:firstLine="851"/>
         <w:jc w:val="both"/>
         <w:rPr>
           <w:rFonts w:ascii="Times New Roman" w:hAnsi="Times New Roman" w:cs="Times New Roman"/>
@@ -3417,6 +3461,7 @@
     </w:p>
     <w:p>
       <w:pPr>
+        <w:ind w:firstLine="851"/>
         <w:jc w:val="both"/>
         <w:rPr>
           <w:rFonts w:ascii="Times New Roman" w:hAnsi="Times New Roman" w:cs="Times New Roman"/>
@@ -3504,7 +3549,7 @@
                     </pic:cNvPicPr>
                   </pic:nvPicPr>
                   <pic:blipFill>
-                    <a:blip r:embed="rId15"/>
+                    <a:blip r:embed="rId14"/>
                     <a:srcRect/>
                     <a:stretch>
                       <a:fillRect/>
@@ -3536,6 +3581,7 @@
     <w:p>
       <w:pPr>
         <w:pStyle w:val="a7"/>
+        <w:ind w:firstLine="851"/>
         <w:jc w:val="center"/>
         <w:rPr>
           <w:rFonts w:ascii="Times New Roman" w:hAnsi="Times New Roman" w:cs="Times New Roman"/>
@@ -3590,6 +3636,7 @@
     </w:p>
     <w:p>
       <w:pPr>
+        <w:ind w:firstLine="851"/>
         <w:jc w:val="both"/>
         <w:rPr>
           <w:rFonts w:ascii="Times New Roman" w:hAnsi="Times New Roman" w:cs="Times New Roman"/>
@@ -3636,7 +3683,7 @@
                     </pic:cNvPicPr>
                   </pic:nvPicPr>
                   <pic:blipFill>
-                    <a:blip r:embed="rId16"/>
+                    <a:blip r:embed="rId15"/>
                     <a:srcRect/>
                     <a:stretch>
                       <a:fillRect/>
@@ -3668,70 +3715,268 @@
     <w:p>
       <w:pPr>
         <w:pStyle w:val="a7"/>
+        <w:ind w:firstLine="851"/>
         <w:jc w:val="center"/>
         <w:rPr>
           <w:noProof/>
           <w:color w:val="auto"/>
+        </w:rPr>
+      </w:pPr>
+      <w:r>
+        <w:rPr>
+          <w:color w:val="auto"/>
+        </w:rPr>
+        <w:t xml:space="preserve">Рисунок </w:t>
+      </w:r>
+      <w:r>
+        <w:rPr>
+          <w:color w:val="auto"/>
+        </w:rPr>
+        <w:fldChar w:fldCharType="begin"/>
+      </w:r>
+      <w:r>
+        <w:rPr>
+          <w:color w:val="auto"/>
+        </w:rPr>
+        <w:instrText xml:space="preserve"> SEQ Рисунок \* ARABIC </w:instrText>
+      </w:r>
+      <w:r>
+        <w:rPr>
+          <w:color w:val="auto"/>
+        </w:rPr>
+        <w:fldChar w:fldCharType="separate"/>
+      </w:r>
+      <w:r>
+        <w:rPr>
+          <w:noProof/>
+          <w:color w:val="auto"/>
+        </w:rPr>
+        <w:t>7</w:t>
+      </w:r>
+      <w:r>
+        <w:rPr>
+          <w:color w:val="auto"/>
+        </w:rPr>
+        <w:fldChar w:fldCharType="end"/>
+      </w:r>
+      <w:r>
+        <w:rPr>
+          <w:color w:val="auto"/>
+        </w:rPr>
+        <w:t>. Модель печатной платы</w:t>
+      </w:r>
+      <w:r>
+        <w:rPr>
+          <w:noProof/>
+          <w:color w:val="auto"/>
+        </w:rPr>
+        <w:t>.</w:t>
+      </w:r>
+    </w:p>
+    <w:p>
+      <w:pPr>
+        <w:ind w:firstLine="851"/>
+        <w:jc w:val="both"/>
+        <w:rPr>
+          <w:rFonts w:ascii="Times New Roman" w:hAnsi="Times New Roman" w:cs="Times New Roman"/>
+          <w:sz w:val="28"/>
+          <w:szCs w:val="28"/>
+        </w:rPr>
+      </w:pPr>
+      <w:r>
+        <w:rPr>
+          <w:rFonts w:ascii="Times New Roman" w:hAnsi="Times New Roman" w:cs="Times New Roman"/>
+          <w:sz w:val="28"/>
+          <w:szCs w:val="28"/>
+        </w:rPr>
+        <w:lastRenderedPageBreak/>
+        <w:t xml:space="preserve">После проектирования и трассировки платы, я занялся её изготовлением. </w:t>
+      </w:r>
+      <w:r>
+        <w:rPr>
+          <w:rFonts w:ascii="Times New Roman" w:hAnsi="Times New Roman" w:cs="Times New Roman"/>
+          <w:sz w:val="28"/>
+          <w:szCs w:val="28"/>
+        </w:rPr>
+        <w:t>В первую очередь, я распечатал рисунок платы и перевёл его на текстолит</w:t>
+      </w:r>
+      <w:r>
+        <w:rPr>
+          <w:rFonts w:ascii="Times New Roman" w:hAnsi="Times New Roman" w:cs="Times New Roman"/>
+          <w:sz w:val="28"/>
+          <w:szCs w:val="28"/>
+        </w:rPr>
+        <w:t xml:space="preserve">. </w:t>
+      </w:r>
+      <w:r>
+        <w:rPr>
+          <w:rFonts w:ascii="Times New Roman" w:hAnsi="Times New Roman" w:cs="Times New Roman"/>
+          <w:sz w:val="28"/>
+          <w:szCs w:val="28"/>
+        </w:rPr>
+        <w:t>Для травления платы я использовал раствор хлорида железа (</w:t>
+      </w:r>
+      <w:r>
+        <w:rPr>
+          <w:rFonts w:ascii="Times New Roman" w:hAnsi="Times New Roman" w:cs="Times New Roman"/>
+          <w:sz w:val="28"/>
+          <w:szCs w:val="28"/>
           <w:lang w:val="en-US"/>
         </w:rPr>
-      </w:pPr>
-      <w:r>
-        <w:rPr>
-          <w:color w:val="auto"/>
-        </w:rPr>
-        <w:t xml:space="preserve">Рисунок </w:t>
-      </w:r>
-      <w:r>
-        <w:rPr>
-          <w:color w:val="auto"/>
-        </w:rPr>
-        <w:fldChar w:fldCharType="begin"/>
-      </w:r>
-      <w:r>
-        <w:rPr>
-          <w:color w:val="auto"/>
-        </w:rPr>
-        <w:instrText xml:space="preserve"> SEQ Рисунок \* ARABIC </w:instrText>
-      </w:r>
-      <w:r>
-        <w:rPr>
-          <w:color w:val="auto"/>
-        </w:rPr>
-        <w:fldChar w:fldCharType="separate"/>
-      </w:r>
-      <w:r>
-        <w:rPr>
-          <w:noProof/>
-          <w:color w:val="auto"/>
-        </w:rPr>
-        <w:t>7</w:t>
-      </w:r>
-      <w:r>
-        <w:rPr>
-          <w:color w:val="auto"/>
-        </w:rPr>
-        <w:fldChar w:fldCharType="end"/>
-      </w:r>
-      <w:r>
-        <w:rPr>
-          <w:color w:val="auto"/>
-        </w:rPr>
-        <w:t>. Модель печатной платы</w:t>
-      </w:r>
-      <w:r>
-        <w:rPr>
-          <w:noProof/>
-          <w:color w:val="auto"/>
+        <w:t>FeCl</w:t>
+      </w:r>
+      <w:r>
+        <w:rPr>
+          <w:rFonts w:ascii="Times New Roman" w:hAnsi="Times New Roman" w:cs="Times New Roman"/>
+          <w:sz w:val="28"/>
+          <w:szCs w:val="28"/>
+        </w:rPr>
+        <w:t>3)</w:t>
+      </w:r>
+      <w:r>
+        <w:rPr>
+          <w:rFonts w:ascii="Times New Roman" w:hAnsi="Times New Roman" w:cs="Times New Roman"/>
+          <w:sz w:val="28"/>
+          <w:szCs w:val="28"/>
         </w:rPr>
         <w:t>.</w:t>
       </w:r>
-    </w:p>
-    <w:p>
-      <w:pPr>
-        <w:rPr>
-          <w:lang w:val="en-US"/>
-        </w:rPr>
-      </w:pPr>
+      <w:r>
+        <w:rPr>
+          <w:rFonts w:ascii="Times New Roman" w:hAnsi="Times New Roman" w:cs="Times New Roman"/>
+          <w:sz w:val="28"/>
+          <w:szCs w:val="28"/>
+        </w:rPr>
+        <w:t xml:space="preserve"> В этом растворе происходит окисление меди </w:t>
+      </w:r>
+      <w:r>
+        <w:rPr>
+          <w:rFonts w:ascii="Times New Roman" w:hAnsi="Times New Roman" w:cs="Times New Roman"/>
+          <w:sz w:val="28"/>
+          <w:szCs w:val="28"/>
+        </w:rPr>
+        <w:t>FeCl3</w:t>
+      </w:r>
+      <w:r>
+        <w:rPr>
+          <w:rFonts w:ascii="Times New Roman" w:hAnsi="Times New Roman" w:cs="Times New Roman"/>
+          <w:sz w:val="28"/>
+          <w:szCs w:val="28"/>
+        </w:rPr>
+        <w:t xml:space="preserve"> </w:t>
+      </w:r>
+      <w:r>
+        <w:rPr>
+          <w:rFonts w:ascii="Times New Roman" w:hAnsi="Times New Roman" w:cs="Times New Roman"/>
+          <w:sz w:val="28"/>
+          <w:szCs w:val="28"/>
+        </w:rPr>
+        <w:t>+</w:t>
+      </w:r>
+      <w:r>
+        <w:rPr>
+          <w:rFonts w:ascii="Times New Roman" w:hAnsi="Times New Roman" w:cs="Times New Roman"/>
+          <w:sz w:val="28"/>
+          <w:szCs w:val="28"/>
+        </w:rPr>
+        <w:t xml:space="preserve"> </w:t>
+      </w:r>
+      <w:r>
+        <w:rPr>
+          <w:rFonts w:ascii="Times New Roman" w:hAnsi="Times New Roman" w:cs="Times New Roman"/>
+          <w:sz w:val="28"/>
+          <w:szCs w:val="28"/>
+        </w:rPr>
+        <w:t>Cu</w:t>
+      </w:r>
+      <w:r>
+        <w:rPr>
+          <w:rFonts w:ascii="Times New Roman" w:hAnsi="Times New Roman" w:cs="Times New Roman"/>
+          <w:sz w:val="28"/>
+          <w:szCs w:val="28"/>
+        </w:rPr>
+        <w:t xml:space="preserve"> </w:t>
+      </w:r>
+      <w:r>
+        <w:rPr>
+          <w:rFonts w:ascii="Times New Roman" w:hAnsi="Times New Roman" w:cs="Times New Roman"/>
+          <w:sz w:val="28"/>
+          <w:szCs w:val="28"/>
+        </w:rPr>
+        <w:t>→</w:t>
+      </w:r>
+      <w:r>
+        <w:rPr>
+          <w:rFonts w:ascii="Times New Roman" w:hAnsi="Times New Roman" w:cs="Times New Roman"/>
+          <w:sz w:val="28"/>
+          <w:szCs w:val="28"/>
+        </w:rPr>
+        <w:t xml:space="preserve"> </w:t>
+      </w:r>
+      <w:r>
+        <w:rPr>
+          <w:rFonts w:ascii="Times New Roman" w:hAnsi="Times New Roman" w:cs="Times New Roman"/>
+          <w:sz w:val="28"/>
+          <w:szCs w:val="28"/>
+        </w:rPr>
+        <w:t>FeCl2</w:t>
+      </w:r>
+      <w:r>
+        <w:rPr>
+          <w:rFonts w:ascii="Times New Roman" w:hAnsi="Times New Roman" w:cs="Times New Roman"/>
+          <w:sz w:val="28"/>
+          <w:szCs w:val="28"/>
+        </w:rPr>
+        <w:t xml:space="preserve"> </w:t>
+      </w:r>
+      <w:r>
+        <w:rPr>
+          <w:rFonts w:ascii="Times New Roman" w:hAnsi="Times New Roman" w:cs="Times New Roman"/>
+          <w:sz w:val="28"/>
+          <w:szCs w:val="28"/>
+        </w:rPr>
+        <w:t>+</w:t>
+      </w:r>
+      <w:r>
+        <w:rPr>
+          <w:rFonts w:ascii="Times New Roman" w:hAnsi="Times New Roman" w:cs="Times New Roman"/>
+          <w:sz w:val="28"/>
+          <w:szCs w:val="28"/>
+        </w:rPr>
+        <w:t xml:space="preserve"> </w:t>
+      </w:r>
+      <w:r>
+        <w:rPr>
+          <w:rFonts w:ascii="Times New Roman" w:hAnsi="Times New Roman" w:cs="Times New Roman"/>
+          <w:sz w:val="28"/>
+          <w:szCs w:val="28"/>
+        </w:rPr>
+        <w:t>CuCl</w:t>
+      </w:r>
+      <w:r>
+        <w:rPr>
+          <w:rFonts w:ascii="Times New Roman" w:hAnsi="Times New Roman" w:cs="Times New Roman"/>
+          <w:sz w:val="28"/>
+          <w:szCs w:val="28"/>
+        </w:rPr>
+        <w:t>. После травления следует промыть полученную форму под проточной водой, затем убрать краску с помощью ацетона или другого очистителя.</w:t>
+      </w:r>
+      <w:r>
+        <w:rPr>
+          <w:rFonts w:ascii="Times New Roman" w:hAnsi="Times New Roman" w:cs="Times New Roman"/>
+          <w:sz w:val="28"/>
+          <w:szCs w:val="28"/>
+        </w:rPr>
+        <w:t xml:space="preserve"> </w:t>
+      </w:r>
+      <w:r>
+        <w:rPr>
+          <w:rFonts w:ascii="Times New Roman" w:hAnsi="Times New Roman" w:cs="Times New Roman"/>
+          <w:sz w:val="28"/>
+          <w:szCs w:val="28"/>
+        </w:rPr>
+        <w:t>Далее шёл процесс залуживания дорожек и мест пайки контактов.</w:t>
+      </w:r>
     </w:p>
     <w:p>
       <w:pPr>
@@ -3740,6 +3985,7 @@
           <w:ilvl w:val="0"/>
           <w:numId w:val="2"/>
         </w:numPr>
+        <w:ind w:left="0" w:firstLine="851"/>
         <w:jc w:val="both"/>
         <w:rPr>
           <w:rFonts w:ascii="Times New Roman" w:hAnsi="Times New Roman" w:cs="Times New Roman"/>
@@ -3753,12 +3999,12 @@
           <w:sz w:val="28"/>
           <w:szCs w:val="28"/>
         </w:rPr>
-        <w:lastRenderedPageBreak/>
         <w:t>Написание и отладка программы.</w:t>
       </w:r>
     </w:p>
     <w:p>
       <w:pPr>
+        <w:ind w:firstLine="851"/>
         <w:jc w:val="both"/>
         <w:rPr>
           <w:rFonts w:ascii="Times New Roman" w:hAnsi="Times New Roman" w:cs="Times New Roman"/>
@@ -3871,7 +4117,7 @@
         </w:rPr>
         <w:t>Поддерживает языки </w:t>
       </w:r>
-      <w:hyperlink r:id="rId17" w:tooltip="Си (язык программирования)" w:history="1">
+      <w:hyperlink r:id="rId16" w:tooltip="Си (язык программирования)" w:history="1">
         <w:r>
           <w:rPr>
             <w:rStyle w:val="ad"/>
@@ -3894,7 +4140,7 @@
         </w:rPr>
         <w:t> и </w:t>
       </w:r>
-      <w:hyperlink r:id="rId18" w:tooltip="C++" w:history="1">
+      <w:hyperlink r:id="rId17" w:tooltip="C++" w:history="1">
         <w:r>
           <w:rPr>
             <w:rStyle w:val="ad"/>
@@ -3932,6 +4178,7 @@
     </w:p>
     <w:p>
       <w:pPr>
+        <w:ind w:firstLine="851"/>
         <w:jc w:val="both"/>
         <w:rPr>
           <w:rFonts w:ascii="Times New Roman" w:hAnsi="Times New Roman" w:cs="Times New Roman"/>
@@ -4015,6 +4262,7 @@
     </w:p>
     <w:p>
       <w:pPr>
+        <w:ind w:firstLine="851"/>
         <w:jc w:val="both"/>
         <w:rPr>
           <w:rFonts w:ascii="Times New Roman" w:hAnsi="Times New Roman" w:cs="Times New Roman"/>
@@ -4148,7 +4396,7 @@
                     </pic:cNvPicPr>
                   </pic:nvPicPr>
                   <pic:blipFill>
-                    <a:blip r:embed="rId19"/>
+                    <a:blip r:embed="rId18"/>
                     <a:srcRect/>
                     <a:stretch>
                       <a:fillRect/>
@@ -4180,6 +4428,7 @@
     <w:p>
       <w:pPr>
         <w:pStyle w:val="a7"/>
+        <w:ind w:firstLine="851"/>
         <w:jc w:val="both"/>
         <w:rPr>
           <w:rFonts w:ascii="Times New Roman" w:hAnsi="Times New Roman" w:cs="Times New Roman"/>
@@ -4234,6 +4483,7 @@
     </w:p>
     <w:p>
       <w:pPr>
+        <w:ind w:firstLine="851"/>
         <w:jc w:val="both"/>
         <w:rPr>
           <w:rFonts w:ascii="Times New Roman" w:hAnsi="Times New Roman" w:cs="Times New Roman"/>
@@ -4281,7 +4531,7 @@
                     </pic:cNvPicPr>
                   </pic:nvPicPr>
                   <pic:blipFill>
-                    <a:blip r:embed="rId20"/>
+                    <a:blip r:embed="rId19"/>
                     <a:srcRect/>
                     <a:stretch>
                       <a:fillRect/>
@@ -4331,7 +4581,7 @@
                     </pic:cNvPicPr>
                   </pic:nvPicPr>
                   <pic:blipFill>
-                    <a:blip r:embed="rId21"/>
+                    <a:blip r:embed="rId20"/>
                     <a:srcRect/>
                     <a:stretch>
                       <a:fillRect/>
@@ -4363,6 +4613,7 @@
     <w:p>
       <w:pPr>
         <w:pStyle w:val="a7"/>
+        <w:ind w:firstLine="851"/>
         <w:jc w:val="center"/>
         <w:rPr>
           <w:color w:val="auto"/>
@@ -4451,7 +4702,7 @@
                     </pic:cNvPicPr>
                   </pic:nvPicPr>
                   <pic:blipFill>
-                    <a:blip r:embed="rId22"/>
+                    <a:blip r:embed="rId21"/>
                     <a:srcRect/>
                     <a:stretch>
                       <a:fillRect/>
@@ -4483,6 +4734,7 @@
     <w:p>
       <w:pPr>
         <w:pStyle w:val="a7"/>
+        <w:ind w:firstLine="851"/>
         <w:jc w:val="center"/>
         <w:rPr>
           <w:noProof/>
@@ -4543,6 +4795,7 @@
     <w:p>
       <w:pPr>
         <w:keepNext/>
+        <w:ind w:firstLine="851"/>
         <w:jc w:val="center"/>
       </w:pPr>
       <w:r>
@@ -4567,7 +4820,7 @@
                     </pic:cNvPicPr>
                   </pic:nvPicPr>
                   <pic:blipFill>
-                    <a:blip r:embed="rId23"/>
+                    <a:blip r:embed="rId22"/>
                     <a:srcRect/>
                     <a:stretch>
                       <a:fillRect/>
@@ -4599,6 +4852,7 @@
     <w:p>
       <w:pPr>
         <w:pStyle w:val="a7"/>
+        <w:ind w:firstLine="851"/>
         <w:jc w:val="center"/>
         <w:rPr>
           <w:color w:val="auto"/>
@@ -4650,6 +4904,7 @@
     </w:p>
     <w:p>
       <w:pPr>
+        <w:ind w:firstLine="851"/>
         <w:jc w:val="both"/>
         <w:rPr>
           <w:rFonts w:ascii="Times New Roman" w:hAnsi="Times New Roman" w:cs="Times New Roman"/>
@@ -4730,6 +4985,7 @@
     </w:p>
     <w:p>
       <w:pPr>
+        <w:ind w:firstLine="851"/>
         <w:jc w:val="center"/>
         <w:rPr>
           <w:sz w:val="18"/>
@@ -4748,6 +5004,7 @@
     </w:p>
     <w:p>
       <w:pPr>
+        <w:ind w:firstLine="851"/>
         <w:jc w:val="both"/>
         <w:rPr>
           <w:rFonts w:ascii="Times New Roman" w:hAnsi="Times New Roman" w:cs="Times New Roman"/>
@@ -4794,6 +5051,14 @@
           <w:szCs w:val="28"/>
         </w:rPr>
         <w:t xml:space="preserve"> Изучил принцип работы адресных светодиодов и методы их кодирования. </w:t>
+      </w:r>
+      <w:r>
+        <w:rPr>
+          <w:rFonts w:ascii="Times New Roman" w:hAnsi="Times New Roman" w:cs="Times New Roman"/>
+          <w:sz w:val="28"/>
+          <w:szCs w:val="28"/>
+        </w:rPr>
+        <w:t xml:space="preserve"> Также освоил методы изготовления и пайки печатных плат.</w:t>
       </w:r>
     </w:p>
     <w:p>
@@ -4846,7 +5111,7 @@
           <w:szCs w:val="28"/>
         </w:rPr>
       </w:pPr>
-      <w:hyperlink r:id="rId24" w:history="1">
+      <w:hyperlink r:id="rId23" w:history="1">
         <w:r>
           <w:rPr>
             <w:rStyle w:val="ad"/>
@@ -5034,7 +5299,7 @@
           <w:szCs w:val="28"/>
         </w:rPr>
       </w:pPr>
-      <w:hyperlink r:id="rId25" w:history="1">
+      <w:hyperlink r:id="rId24" w:history="1">
         <w:r>
           <w:rPr>
             <w:rStyle w:val="ad"/>
@@ -5138,7 +5403,7 @@
       </w:r>
     </w:p>
     <w:sectPr>
-      <w:footerReference w:type="default" r:id="rId26"/>
+      <w:footerReference w:type="default" r:id="rId25"/>
       <w:pgSz w:w="11906" w:h="16838"/>
       <w:pgMar w:top="1134" w:right="850" w:bottom="1134" w:left="1701" w:header="708" w:footer="708" w:gutter="0"/>
       <w:cols w:space="708"/>
@@ -5668,7 +5933,7 @@
     <w:lsdException w:name="Medium Shading 2 Accent 1" w:semiHidden="0" w:uiPriority="64" w:unhideWhenUsed="0"/>
     <w:lsdException w:name="Medium List 1 Accent 1" w:semiHidden="0" w:uiPriority="65" w:unhideWhenUsed="0"/>
     <w:lsdException w:name="Revision" w:unhideWhenUsed="0"/>
-    <w:lsdException w:name="List Paragraph" w:semiHidden="0" w:uiPriority="34" w:unhideWhenUsed="0" w:qFormat="1"/>
+    <w:lsdException w:name="List Paragraph" w:semiHidden="0" w:unhideWhenUsed="0" w:qFormat="1"/>
     <w:lsdException w:name="Quote" w:semiHidden="0" w:uiPriority="29" w:unhideWhenUsed="0" w:qFormat="1"/>
     <w:lsdException w:name="Intense Quote" w:semiHidden="0" w:uiPriority="30" w:unhideWhenUsed="0" w:qFormat="1"/>
     <w:lsdException w:name="Medium List 2 Accent 1" w:semiHidden="0" w:uiPriority="66" w:unhideWhenUsed="0"/>
@@ -5793,7 +6058,7 @@
   <w:style w:type="paragraph" w:styleId="a3">
     <w:name w:val="List Paragraph"/>
     <w:basedOn w:val="a"/>
-    <w:uiPriority w:val="34"/>
+    <w:uiPriority w:val="99"/>
     <w:qFormat/>
     <w:rsid w:val="006779E0"/>
     <w:pPr>
